--- a/templates/BM2_HTD_QTTD_preprocessed.docx
+++ b/templates/BM2_HTD_QTTD_preprocessed.docx
@@ -36,39 +36,20 @@
             </w:pPr>
             <w:r>
               <w:rPr>
-                <w:rFonts w:ascii="Times New Roman" w:eastAsia="Times New Roman" w:hAnsi="Times New Roman" w:cs="Times New Roman"/>
-                <w:b/>
-                <w:bCs/>
-                <w:sz w:val="24"/>
-                <w:szCs w:val="24"/>
-              </w:rPr>
-              <w:t xml:space="preserve"> </w:t>
-            </w:r>
-            <w:r>
-              <w:rPr>
                 <w:noProof/>
-                <w:lang w:val="en-US"/>
               </w:rPr>
               <w:drawing>
-                <wp:anchor distT="0" distB="0" distL="114300" distR="114300" simplePos="0" relativeHeight="251658240" behindDoc="0" locked="0" layoutInCell="1" hidden="0" allowOverlap="1" wp14:anchorId="08CC9426" wp14:editId="2B5C3186">
-                  <wp:simplePos x="0" y="0"/>
-                  <wp:positionH relativeFrom="column">
-                    <wp:posOffset>1</wp:posOffset>
-                  </wp:positionH>
-                  <wp:positionV relativeFrom="paragraph">
-                    <wp:posOffset>5715</wp:posOffset>
-                  </wp:positionV>
+                <wp:inline distT="0" distB="0" distL="0" distR="0" wp14:anchorId="1152D808" wp14:editId="323665BA">
                   <wp:extent cx="1003935" cy="334645"/>
-                  <wp:effectExtent l="0" t="0" r="0" b="0"/>
-                  <wp:wrapNone/>
+                  <wp:effectExtent l="0" t="0" r="5715" b="8255"/>
                   <wp:docPr id="1" name="image1.png"/>
                   <wp:cNvGraphicFramePr/>
                   <a:graphic xmlns:a="http://schemas.openxmlformats.org/drawingml/2006/main">
                     <a:graphicData uri="http://schemas.openxmlformats.org/drawingml/2006/picture">
                       <pic:pic xmlns:pic="http://schemas.openxmlformats.org/drawingml/2006/picture">
                         <pic:nvPicPr>
-                          <pic:cNvPr id="0" name="image1.png"/>
-                          <pic:cNvPicPr preferRelativeResize="0"/>
+                          <pic:cNvPr id="1" name="image1.png"/>
+                          <pic:cNvPicPr/>
                         </pic:nvPicPr>
                         <pic:blipFill>
                           <a:blip r:embed="rId7"/>
@@ -90,8 +71,18 @@
                       </pic:pic>
                     </a:graphicData>
                   </a:graphic>
-                </wp:anchor>
+                </wp:inline>
               </w:drawing>
+            </w:r>
+            <w:r>
+              <w:rPr>
+                <w:rFonts w:ascii="Times New Roman" w:eastAsia="Times New Roman" w:hAnsi="Times New Roman" w:cs="Times New Roman"/>
+                <w:b/>
+                <w:bCs/>
+                <w:sz w:val="24"/>
+                <w:szCs w:val="24"/>
+              </w:rPr>
+              <w:t xml:space="preserve"> </w:t>
             </w:r>
           </w:p>
         </w:tc>
@@ -138,17 +129,7 @@
                 <w:sz w:val="24"/>
                 <w:szCs w:val="24"/>
               </w:rPr>
-              <w:t>(</w:t>
-            </w:r>
-            <w:r>
-              <w:rPr>
-                <w:rFonts w:ascii="Times New Roman" w:eastAsia="Times New Roman" w:hAnsi="Times New Roman" w:cs="Times New Roman"/>
-                <w:i/>
-                <w:iCs/>
-                <w:sz w:val="24"/>
-                <w:szCs w:val="24"/>
-              </w:rPr>
-              <w:t xml:space="preserve">Áp dụng đối với khoản vay theo món </w:t>
+              <w:t xml:space="preserve">(Áp dụng đối với khoản vay theo món </w:t>
             </w:r>
           </w:p>
           <w:p>
@@ -226,29 +207,7 @@
                 <w:szCs w:val="24"/>
                 <w:lang w:val="vi-VN"/>
               </w:rPr>
-              <w:t>&lt;&lt;</w:t>
-            </w:r>
-            <w:r>
-              <w:rPr>
-                <w:rFonts w:ascii="Times New Roman" w:eastAsia="Times New Roman" w:hAnsi="Times New Roman" w:cs="Times New Roman"/>
-                <w:b/>
-                <w:bCs/>
-                <w:sz w:val="24"/>
-                <w:szCs w:val="24"/>
-                <w:lang w:val="vi-VN"/>
-              </w:rPr>
-              <w:t>'60 - Số hợp đồng tín dụng</w:t>
-            </w:r>
-            <w:r>
-              <w:rPr>
-                <w:rFonts w:ascii="Times New Roman" w:eastAsia="Times New Roman" w:hAnsi="Times New Roman" w:cs="Times New Roman"/>
-                <w:b/>
-                <w:bCs/>
-                <w:sz w:val="24"/>
-                <w:szCs w:val="24"/>
-                <w:lang w:val="vi-VN"/>
-              </w:rPr>
-              <w:t>&gt;&gt;</w:t>
+              <w:t>{60 - Số hợp đồng tín dụng}</w:t>
             </w:r>
           </w:p>
         </w:tc>
@@ -275,76 +234,7 @@
           <w:sz w:val="24"/>
           <w:szCs w:val="24"/>
         </w:rPr>
-        <w:t>Hợp đồng tín dụng (“</w:t>
-      </w:r>
-      <w:r>
-        <w:rPr>
-          <w:rFonts w:ascii="Times New Roman" w:eastAsia="Times New Roman" w:hAnsi="Times New Roman" w:cs="Times New Roman"/>
-          <w:b/>
-          <w:bCs/>
-          <w:sz w:val="24"/>
-          <w:szCs w:val="24"/>
-        </w:rPr>
-        <w:t>Hợp đồng</w:t>
-      </w:r>
-      <w:r>
-        <w:rPr>
-          <w:rFonts w:ascii="Times New Roman" w:eastAsia="Times New Roman" w:hAnsi="Times New Roman" w:cs="Times New Roman"/>
-          <w:sz w:val="24"/>
-          <w:szCs w:val="24"/>
-        </w:rPr>
-        <w:t xml:space="preserve">”) này được lập ngày </w:t>
-      </w:r>
-      <w:r>
-        <w:rPr>
-          <w:rFonts w:ascii="Times New Roman" w:eastAsia="Times New Roman" w:hAnsi="Times New Roman" w:cs="Times New Roman"/>
-          <w:sz w:val="24"/>
-          <w:szCs w:val="24"/>
-          <w:lang w:val="vi-VN"/>
-        </w:rPr>
-        <w:t>…</w:t>
-      </w:r>
-      <w:r>
-        <w:rPr>
-          <w:rFonts w:ascii="Times New Roman" w:eastAsia="Times New Roman" w:hAnsi="Times New Roman" w:cs="Times New Roman"/>
-          <w:sz w:val="24"/>
-          <w:szCs w:val="24"/>
-        </w:rPr>
-        <w:t>/</w:t>
-      </w:r>
-      <w:r>
-        <w:rPr>
-          <w:rFonts w:ascii="Times New Roman" w:eastAsia="Times New Roman" w:hAnsi="Times New Roman" w:cs="Times New Roman"/>
-          <w:sz w:val="24"/>
-          <w:szCs w:val="24"/>
-          <w:lang w:val="vi-VN"/>
-        </w:rPr>
-        <w:t>…</w:t>
-      </w:r>
-      <w:r>
-        <w:rPr>
-          <w:rFonts w:ascii="Times New Roman" w:eastAsia="Times New Roman" w:hAnsi="Times New Roman" w:cs="Times New Roman"/>
-          <w:sz w:val="24"/>
-          <w:szCs w:val="24"/>
-        </w:rPr>
-        <w:t>/20</w:t>
-      </w:r>
-      <w:r>
-        <w:rPr>
-          <w:rFonts w:ascii="Times New Roman" w:eastAsia="Times New Roman" w:hAnsi="Times New Roman" w:cs="Times New Roman"/>
-          <w:sz w:val="24"/>
-          <w:szCs w:val="24"/>
-          <w:lang w:val="vi-VN"/>
-        </w:rPr>
-        <w:t>...</w:t>
-      </w:r>
-      <w:r>
-        <w:rPr>
-          <w:rFonts w:ascii="Times New Roman" w:eastAsia="Times New Roman" w:hAnsi="Times New Roman" w:cs="Times New Roman"/>
-          <w:sz w:val="24"/>
-          <w:szCs w:val="24"/>
-        </w:rPr>
-        <w:t>, tại trụ sở Ngân hàng TMCP Đầu tư và Phát triển Việt Nam – Chi nhánh Tràng Tiền – Hà Nội, 41 Hai Bà Trưng, phường Cửa Nam, thành phố Hà Nội, giữa các bên sau đây:</w:t>
+        <w:t>Hợp đồng tín dụng (“Hợp đồng”) này được lập ngày …/…/20..., tại trụ sở Ngân hàng TMCP Đầu tư và Phát triển Việt Nam – Chi nhánh Tràng Tiền – Hà Nội, 41 Hai Bà Trưng, phường Cửa Nam, thành phố Hà Nội, giữa các bên sau đây:</w:t>
       </w:r>
     </w:p>
     <w:p>
@@ -536,24 +426,7 @@
           <w:sz w:val="24"/>
           <w:szCs w:val="24"/>
         </w:rPr>
-        <w:t xml:space="preserve">- Theo văn bản ủy quyền số 1436/QĐ-BIDV.TT-HN ngày </w:t>
-      </w:r>
-      <w:r>
-        <w:rPr>
-          <w:rFonts w:ascii="Times New Roman" w:eastAsia="Times New Roman" w:hAnsi="Times New Roman" w:cs="Times New Roman"/>
-          <w:sz w:val="24"/>
-          <w:szCs w:val="24"/>
-          <w:highlight w:val="white"/>
-        </w:rPr>
-        <w:t>24/10/2025</w:t>
-      </w:r>
-      <w:r>
-        <w:rPr>
-          <w:rFonts w:ascii="Times New Roman" w:eastAsia="Times New Roman" w:hAnsi="Times New Roman" w:cs="Times New Roman"/>
-          <w:sz w:val="24"/>
-          <w:szCs w:val="24"/>
-        </w:rPr>
-        <w:t xml:space="preserve"> của Giám đốc Ngân hàng TMCP Đầu tư và Phát triển Việt Nam – Chi nhánh Tràng Tiền – Hà Nội</w:t>
+        <w:t>- Theo văn bản ủy quyền số 1436/QĐ-BIDV.TT-HN ngày 24/10/2025 của Giám đốc Ngân hàng TMCP Đầu tư và Phát triển Việt Nam – Chi nhánh Tràng Tiền – Hà Nội</w:t>
       </w:r>
     </w:p>
     <w:p>
@@ -572,17 +445,339 @@
           <w:iCs/>
         </w:rPr>
         <w:tab/>
-      </w:r>
-      <w:r>
-        <w:rPr>
-          <w:rFonts w:ascii="Times New Roman" w:eastAsia="Times New Roman" w:hAnsi="Times New Roman" w:cs="Times New Roman"/>
-          <w:i/>
-          <w:iCs/>
-          <w:sz w:val="24"/>
-          <w:szCs w:val="24"/>
-        </w:rPr>
-        <w:t xml:space="preserve">(Trong Hợp đồng này, </w:t>
-      </w:r>
+        <w:t xml:space="preserve">(Trong Hợp đồng này, “Bên cấp tín dụng” hoặc “Ngân hàng” có nghĩa là Ngân hàng TMCP Đầu tư và Phát triển Việt Nam, trong đó Đơn vị đại diện quản lý Khách hàng, trực tiếp ký Hợp đồng và thực hiện các quyền, nghĩa vụ của Bên Cấp tín dụng theo Hợp đồng này là Ngân hàng TMCP Đầu tư và Phát triển Việt Nam – Chi nhánh Tràng Tiền – Hà Nội). </w:t>
+      </w:r>
+    </w:p>
+    <w:p>
+      <w:pPr>
+        <w:widowControl w:val="0"/>
+        <w:spacing w:before="60" w:after="60" w:line="240" w:lineRule="auto"/>
+        <w:ind w:firstLine="567"/>
+        <w:jc w:val="both"/>
+        <w:rPr>
+          <w:rFonts w:ascii="Times New Roman" w:eastAsia="Times New Roman" w:hAnsi="Times New Roman" w:cs="Times New Roman"/>
+          <w:sz w:val="24"/>
+          <w:szCs w:val="24"/>
+        </w:rPr>
+      </w:pPr>
+      <w:r>
+        <w:rPr>
+          <w:rFonts w:ascii="Times New Roman" w:eastAsia="Times New Roman" w:hAnsi="Times New Roman" w:cs="Times New Roman"/>
+          <w:b/>
+          <w:bCs/>
+          <w:sz w:val="24"/>
+          <w:szCs w:val="24"/>
+        </w:rPr>
+        <w:t>B. Bên vay: {1 - Danh xưng người 1} {2 - Họ và tên người 1}  và {21 - Danh xưng người 2} {22 - Họ và tên người 2} (sau đây gọi là “Khách hàng”)</w:t>
+      </w:r>
+    </w:p>
+    <w:p>
+      <w:pPr>
+        <w:widowControl w:val="0"/>
+        <w:spacing w:before="60" w:after="60" w:line="240" w:lineRule="auto"/>
+        <w:ind w:firstLine="567"/>
+        <w:jc w:val="both"/>
+        <w:rPr>
+          <w:rFonts w:ascii="Times New Roman" w:eastAsia="Times New Roman" w:hAnsi="Times New Roman" w:cs="Times New Roman"/>
+          <w:b/>
+          <w:bCs/>
+          <w:sz w:val="24"/>
+          <w:szCs w:val="24"/>
+          <w:lang w:val="vi-VN"/>
+        </w:rPr>
+      </w:pPr>
+      <w:r>
+        <w:rPr>
+          <w:rFonts w:ascii="Times New Roman" w:eastAsia="Times New Roman" w:hAnsi="Times New Roman" w:cs="Times New Roman"/>
+          <w:b/>
+          <w:bCs/>
+          <w:sz w:val="24"/>
+          <w:szCs w:val="24"/>
+          <w:lang w:val="vi-VN"/>
+        </w:rPr>
+        <w:t>{1 - Danh xưng người 1} {2 - Họ và tên người 1}</w:t>
+      </w:r>
+    </w:p>
+    <w:p>
+      <w:pPr>
+        <w:widowControl w:val="0"/>
+        <w:spacing w:before="60" w:after="60" w:line="240" w:lineRule="auto"/>
+        <w:ind w:firstLine="567"/>
+        <w:jc w:val="both"/>
+        <w:rPr>
+          <w:rFonts w:ascii="Times New Roman" w:eastAsia="Times New Roman" w:hAnsi="Times New Roman" w:cs="Times New Roman"/>
+          <w:sz w:val="24"/>
+          <w:szCs w:val="24"/>
+          <w:lang w:val="vi-VN"/>
+        </w:rPr>
+      </w:pPr>
+      <w:r>
+        <w:rPr>
+          <w:rFonts w:ascii="Times New Roman" w:eastAsia="Times New Roman" w:hAnsi="Times New Roman" w:cs="Times New Roman"/>
+          <w:sz w:val="24"/>
+          <w:szCs w:val="24"/>
+        </w:rPr>
+        <w:t>- CCCD số: {7 - Số CCCD/CC người 1} ngày cấp: {9- Ngày cấp CCCD/CC người 1} nơi cấp: {8- Nơi cấp CCCD/CC người 1}</w:t>
+      </w:r>
+    </w:p>
+    <w:p>
+      <w:pPr>
+        <w:widowControl w:val="0"/>
+        <w:spacing w:before="60" w:after="60" w:line="240" w:lineRule="auto"/>
+        <w:ind w:firstLine="567"/>
+        <w:jc w:val="both"/>
+        <w:rPr>
+          <w:rFonts w:ascii="Times New Roman" w:eastAsia="Times New Roman" w:hAnsi="Times New Roman" w:cs="Times New Roman"/>
+          <w:sz w:val="24"/>
+          <w:szCs w:val="24"/>
+          <w:lang w:val="vi-VN"/>
+        </w:rPr>
+      </w:pPr>
+      <w:r>
+        <w:rPr>
+          <w:rFonts w:ascii="Times New Roman" w:eastAsia="Times New Roman" w:hAnsi="Times New Roman" w:cs="Times New Roman"/>
+          <w:sz w:val="24"/>
+          <w:szCs w:val="24"/>
+        </w:rPr>
+        <w:t>-</w:t>
+      </w:r>
+      <w:r>
+        <w:rPr>
+          <w:rFonts w:ascii="Times New Roman" w:eastAsia="Times New Roman" w:hAnsi="Times New Roman" w:cs="Times New Roman"/>
+          <w:sz w:val="24"/>
+          <w:szCs w:val="24"/>
+        </w:rPr>
+        <w:tab/>
+        <w:t>Ngày tháng năm sinh: {5 - Ngày tháng năm sinh người 1}.</w:t>
+      </w:r>
+    </w:p>
+    <w:p>
+      <w:pPr>
+        <w:widowControl w:val="0"/>
+        <w:spacing w:before="60" w:after="60" w:line="240" w:lineRule="auto"/>
+        <w:ind w:firstLine="567"/>
+        <w:jc w:val="both"/>
+        <w:rPr>
+          <w:rFonts w:ascii="Times New Roman" w:eastAsia="Times New Roman" w:hAnsi="Times New Roman" w:cs="Times New Roman"/>
+          <w:sz w:val="24"/>
+          <w:szCs w:val="24"/>
+        </w:rPr>
+      </w:pPr>
+      <w:r>
+        <w:rPr>
+          <w:rFonts w:ascii="Times New Roman" w:eastAsia="Times New Roman" w:hAnsi="Times New Roman" w:cs="Times New Roman"/>
+          <w:sz w:val="24"/>
+          <w:szCs w:val="24"/>
+        </w:rPr>
+        <w:t>- Địa chỉ nơi cư trú: {11 - Địa chỉ liên hệ người 1}. </w:t>
+      </w:r>
+    </w:p>
+    <w:p>
+      <w:pPr>
+        <w:widowControl w:val="0"/>
+        <w:spacing w:before="60" w:after="60" w:line="240" w:lineRule="auto"/>
+        <w:ind w:firstLine="567"/>
+        <w:jc w:val="both"/>
+        <w:rPr>
+          <w:rFonts w:ascii="Times New Roman" w:eastAsia="Times New Roman" w:hAnsi="Times New Roman" w:cs="Times New Roman"/>
+          <w:sz w:val="24"/>
+          <w:szCs w:val="24"/>
+          <w:lang w:val="vi-VN"/>
+        </w:rPr>
+      </w:pPr>
+      <w:r>
+        <w:rPr>
+          <w:rFonts w:ascii="Times New Roman" w:eastAsia="Times New Roman" w:hAnsi="Times New Roman" w:cs="Times New Roman"/>
+          <w:sz w:val="24"/>
+          <w:szCs w:val="24"/>
+        </w:rPr>
+        <w:t xml:space="preserve">- Điện thoại: {12 - ĐT liên hệ người 1}. </w:t>
+      </w:r>
+    </w:p>
+    <w:p>
+      <w:pPr>
+        <w:widowControl w:val="0"/>
+        <w:spacing w:before="60" w:after="60" w:line="240" w:lineRule="auto"/>
+        <w:ind w:firstLine="567"/>
+        <w:jc w:val="both"/>
+        <w:rPr>
+          <w:rFonts w:ascii="Times New Roman" w:eastAsia="Times New Roman" w:hAnsi="Times New Roman" w:cs="Times New Roman"/>
+          <w:spacing w:val="-4"/>
+          <w:sz w:val="24"/>
+          <w:szCs w:val="24"/>
+          <w:lang w:val="vi-VN"/>
+        </w:rPr>
+      </w:pPr>
+      <w:r>
+        <w:rPr>
+          <w:rFonts w:ascii="Times New Roman" w:eastAsia="Times New Roman" w:hAnsi="Times New Roman" w:cs="Times New Roman"/>
+          <w:spacing w:val="-4"/>
+          <w:sz w:val="24"/>
+          <w:szCs w:val="24"/>
+        </w:rPr>
+        <w:t>- Tài khoản tiền gửi đồng Việt Nam số {56 - TK thanh toán của KH vay} tại Ngân hàng BIDV Tràng Tiền Hà Nội.</w:t>
+      </w:r>
+    </w:p>
+    <w:p>
+      <w:r>
+        <w:t>CO_BORROWER_START</w:t>
+      </w:r>
+    </w:p>
+    <w:p>
+      <w:pPr>
+        <w:widowControl w:val="0"/>
+        <w:spacing w:before="60" w:after="60" w:line="240" w:lineRule="auto"/>
+        <w:ind w:firstLine="567"/>
+        <w:jc w:val="both"/>
+        <w:rPr>
+          <w:rFonts w:ascii="Times New Roman" w:eastAsia="Times New Roman" w:hAnsi="Times New Roman" w:cs="Times New Roman"/>
+          <w:b/>
+          <w:bCs/>
+          <w:sz w:val="24"/>
+          <w:szCs w:val="24"/>
+          <w:lang w:val="vi-VN"/>
+        </w:rPr>
+      </w:pPr>
+      <w:r>
+        <w:rPr>
+          <w:rFonts w:ascii="Times New Roman" w:eastAsia="Times New Roman" w:hAnsi="Times New Roman" w:cs="Times New Roman"/>
+          <w:b/>
+          <w:bCs/>
+          <w:sz w:val="24"/>
+          <w:szCs w:val="24"/>
+          <w:lang w:val="vi-VN"/>
+        </w:rPr>
+        <w:t>Cùng {21 - Danh xưng người 2} {22 - Họ và tên người 2}</w:t>
+      </w:r>
+    </w:p>
+    <w:p>
+      <w:pPr>
+        <w:widowControl w:val="0"/>
+        <w:spacing w:before="60" w:after="60" w:line="240" w:lineRule="auto"/>
+        <w:ind w:firstLine="567"/>
+        <w:jc w:val="both"/>
+        <w:rPr>
+          <w:rFonts w:ascii="Times New Roman" w:eastAsia="Times New Roman" w:hAnsi="Times New Roman" w:cs="Times New Roman"/>
+          <w:sz w:val="24"/>
+          <w:szCs w:val="24"/>
+          <w:lang w:val="vi-VN"/>
+        </w:rPr>
+      </w:pPr>
+      <w:r>
+        <w:rPr>
+          <w:rFonts w:ascii="Times New Roman" w:eastAsia="Times New Roman" w:hAnsi="Times New Roman" w:cs="Times New Roman"/>
+          <w:sz w:val="24"/>
+          <w:szCs w:val="24"/>
+        </w:rPr>
+        <w:t>- CCCD số: {27 - Số CCCD/CC người 2} ngày cấp: {29- Ngày cấp CCCD/CC người 2} nơi cấp: {28- Nơi cấp CCCD/CC người 2}</w:t>
+      </w:r>
+    </w:p>
+    <w:p>
+      <w:pPr>
+        <w:widowControl w:val="0"/>
+        <w:spacing w:before="60" w:after="60" w:line="240" w:lineRule="auto"/>
+        <w:ind w:firstLine="567"/>
+        <w:jc w:val="both"/>
+        <w:rPr>
+          <w:rFonts w:ascii="Times New Roman" w:eastAsia="Times New Roman" w:hAnsi="Times New Roman" w:cs="Times New Roman"/>
+          <w:sz w:val="24"/>
+          <w:szCs w:val="24"/>
+          <w:lang w:val="vi-VN"/>
+        </w:rPr>
+      </w:pPr>
+      <w:r>
+        <w:rPr>
+          <w:rFonts w:ascii="Times New Roman" w:eastAsia="Times New Roman" w:hAnsi="Times New Roman" w:cs="Times New Roman"/>
+          <w:sz w:val="24"/>
+          <w:szCs w:val="24"/>
+        </w:rPr>
+        <w:t>-</w:t>
+      </w:r>
+      <w:r>
+        <w:rPr>
+          <w:rFonts w:ascii="Times New Roman" w:eastAsia="Times New Roman" w:hAnsi="Times New Roman" w:cs="Times New Roman"/>
+          <w:sz w:val="24"/>
+          <w:szCs w:val="24"/>
+        </w:rPr>
+        <w:tab/>
+        <w:t>Ngày tháng năm sinh: {25 - Ngày sinh người 2}.</w:t>
+      </w:r>
+    </w:p>
+    <w:p>
+      <w:pPr>
+        <w:widowControl w:val="0"/>
+        <w:spacing w:before="60" w:after="60" w:line="240" w:lineRule="auto"/>
+        <w:ind w:firstLine="567"/>
+        <w:jc w:val="both"/>
+        <w:rPr>
+          <w:rFonts w:ascii="Times New Roman" w:eastAsia="Times New Roman" w:hAnsi="Times New Roman" w:cs="Times New Roman"/>
+          <w:sz w:val="24"/>
+          <w:szCs w:val="24"/>
+        </w:rPr>
+      </w:pPr>
+      <w:r>
+        <w:rPr>
+          <w:rFonts w:ascii="Times New Roman" w:eastAsia="Times New Roman" w:hAnsi="Times New Roman" w:cs="Times New Roman"/>
+          <w:sz w:val="24"/>
+          <w:szCs w:val="24"/>
+        </w:rPr>
+        <w:t>- Địa chỉ nơi cư trú: {31 - Địa chỉ liên hệ người 2}. </w:t>
+      </w:r>
+    </w:p>
+    <w:p>
+      <w:pPr>
+        <w:widowControl w:val="0"/>
+        <w:spacing w:before="60" w:after="60" w:line="240" w:lineRule="auto"/>
+        <w:ind w:firstLine="567"/>
+        <w:jc w:val="both"/>
+        <w:rPr>
+          <w:rFonts w:ascii="Times New Roman" w:eastAsia="Times New Roman" w:hAnsi="Times New Roman" w:cs="Times New Roman"/>
+          <w:sz w:val="24"/>
+          <w:szCs w:val="24"/>
+          <w:lang w:val="vi-VN"/>
+        </w:rPr>
+      </w:pPr>
+      <w:r>
+        <w:rPr>
+          <w:rFonts w:ascii="Times New Roman" w:eastAsia="Times New Roman" w:hAnsi="Times New Roman" w:cs="Times New Roman"/>
+          <w:sz w:val="24"/>
+          <w:szCs w:val="24"/>
+        </w:rPr>
+        <w:t xml:space="preserve">- Điện thoại: {32 - ĐT liên hệ người 2}. </w:t>
+      </w:r>
+    </w:p>
+    <w:p>
+      <w:r>
+        <w:t>CO_BORROWER_END</w:t>
+      </w:r>
+    </w:p>
+    <w:p>
+      <w:pPr>
+        <w:widowControl w:val="0"/>
+        <w:spacing w:before="60" w:after="60" w:line="240" w:lineRule="auto"/>
+        <w:ind w:firstLine="567"/>
+        <w:jc w:val="both"/>
+        <w:rPr>
+          <w:rFonts w:ascii="Times New Roman" w:eastAsia="Times New Roman" w:hAnsi="Times New Roman" w:cs="Times New Roman"/>
+          <w:spacing w:val="-4"/>
+          <w:sz w:val="24"/>
+          <w:szCs w:val="24"/>
+          <w:lang w:val="vi-VN"/>
+        </w:rPr>
+      </w:pPr>
+    </w:p>
+    <w:p>
+      <w:pPr>
+        <w:widowControl w:val="0"/>
+        <w:spacing w:before="120" w:after="120" w:line="240" w:lineRule="auto"/>
+        <w:ind w:firstLine="567"/>
+        <w:jc w:val="both"/>
+        <w:rPr>
+          <w:rFonts w:ascii="Times New Roman" w:eastAsia="Times New Roman" w:hAnsi="Times New Roman" w:cs="Times New Roman"/>
+          <w:sz w:val="24"/>
+          <w:szCs w:val="24"/>
+        </w:rPr>
+      </w:pPr>
       <w:r>
         <w:rPr>
           <w:rFonts w:ascii="Times New Roman" w:eastAsia="Times New Roman" w:hAnsi="Times New Roman" w:cs="Times New Roman"/>
@@ -593,47 +788,41 @@
           <w:sz w:val="24"/>
           <w:szCs w:val="24"/>
         </w:rPr>
-        <w:t>“Bên cấp tín dụng”</w:t>
-      </w:r>
-      <w:r>
-        <w:rPr>
-          <w:rFonts w:ascii="Times New Roman" w:eastAsia="Times New Roman" w:hAnsi="Times New Roman" w:cs="Times New Roman"/>
-          <w:i/>
-          <w:iCs/>
-          <w:sz w:val="24"/>
-          <w:szCs w:val="24"/>
-        </w:rPr>
-        <w:t xml:space="preserve"> hoặc </w:t>
-      </w:r>
+        <w:t>Hai bên thoả thuận ký kết Hợp đồng này (bao gồm các Điều khoản và Điều kiện vay) với các nội dung như sau:</w:t>
+      </w:r>
+    </w:p>
+    <w:p>
+      <w:pPr>
+        <w:widowControl w:val="0"/>
+        <w:spacing w:before="60" w:after="60" w:line="240" w:lineRule="auto"/>
+        <w:ind w:firstLine="567"/>
+        <w:jc w:val="both"/>
+        <w:rPr>
+          <w:rFonts w:ascii="Times New Roman" w:eastAsia="Times New Roman" w:hAnsi="Times New Roman" w:cs="Times New Roman"/>
+          <w:sz w:val="24"/>
+          <w:szCs w:val="24"/>
+        </w:rPr>
+      </w:pPr>
       <w:r>
         <w:rPr>
           <w:rFonts w:ascii="Times New Roman" w:eastAsia="Times New Roman" w:hAnsi="Times New Roman" w:cs="Times New Roman"/>
           <w:b/>
           <w:bCs/>
-          <w:i/>
-          <w:iCs/>
-          <w:sz w:val="24"/>
-          <w:szCs w:val="24"/>
-        </w:rPr>
-        <w:t xml:space="preserve">“Ngân hàng” </w:t>
-      </w:r>
-      <w:r>
-        <w:rPr>
-          <w:rFonts w:ascii="Times New Roman" w:eastAsia="Times New Roman" w:hAnsi="Times New Roman" w:cs="Times New Roman"/>
-          <w:i/>
-          <w:iCs/>
-          <w:sz w:val="24"/>
-          <w:szCs w:val="24"/>
-        </w:rPr>
-        <w:t xml:space="preserve">có nghĩa là Ngân hàng TMCP Đầu tư và Phát triển Việt Nam, trong đó Đơn vị đại diện quản lý Khách hàng, trực tiếp ký Hợp đồng và thực hiện các quyền, nghĩa vụ của Bên Cấp tín dụng theo Hợp đồng này là Ngân hàng TMCP Đầu tư và Phát triển Việt Nam – Chi nhánh Tràng Tiền – Hà Nội). </w:t>
-      </w:r>
-    </w:p>
-    <w:p>
-      <w:pPr>
-        <w:jc w:val="left"/>
-      </w:pPr>
-      <w:r>
-        <w:t>CO_BORROWER_START</w:t>
+          <w:sz w:val="24"/>
+          <w:szCs w:val="24"/>
+        </w:rPr>
+        <w:t xml:space="preserve">1. Số tiền vay: Ngân hàng cho Khách hàng vay với tổng số tiền tối đa là:  {52 - Số tiền/ </w:t>
+      </w:r>
+      <w:r>
+        <w:rPr>
+          <w:rFonts w:ascii="Times New Roman" w:eastAsia="Times New Roman" w:hAnsi="Times New Roman" w:cs="Times New Roman"/>
+          <w:b/>
+          <w:bCs/>
+          <w:sz w:val="24"/>
+          <w:szCs w:val="24"/>
+        </w:rPr>
+        <w:lastRenderedPageBreak/>
+        <w:t>Hạn mức vay}VND (Bằng chữ: {53 - Bằng Chữ Số tiền/ Hạn mức vay}).</w:t>
       </w:r>
     </w:p>
     <w:p>
@@ -656,16 +845,21 @@
           <w:sz w:val="24"/>
           <w:szCs w:val="24"/>
         </w:rPr>
-        <w:t>B. Bên vay</w:t>
-      </w:r>
-      <w:r>
-        <w:rPr>
-          <w:rFonts w:ascii="Times New Roman" w:eastAsia="Times New Roman" w:hAnsi="Times New Roman" w:cs="Times New Roman"/>
-          <w:sz w:val="24"/>
-          <w:szCs w:val="24"/>
-        </w:rPr>
-        <w:t xml:space="preserve">: </w:t>
-      </w:r>
+        <w:t>2. Mục đích vay: Thanh toán tiền mua căn hộ số {43 - số Căn hộ số}, tầng {44- Tầng căn hộ} thuộc dự án Tổ hợp công trình dịch vụ thương mại và căn hộ lưu trú do Công ty TNHH ĐTPT SX Hạ Long làm chủ đầu tư.</w:t>
+      </w:r>
+    </w:p>
+    <w:p>
+      <w:pPr>
+        <w:widowControl w:val="0"/>
+        <w:spacing w:before="120" w:after="120" w:line="240" w:lineRule="auto"/>
+        <w:ind w:firstLine="567"/>
+        <w:jc w:val="both"/>
+        <w:rPr>
+          <w:rFonts w:ascii="Times New Roman" w:eastAsia="Times New Roman" w:hAnsi="Times New Roman" w:cs="Times New Roman"/>
+          <w:sz w:val="24"/>
+          <w:szCs w:val="24"/>
+        </w:rPr>
+      </w:pPr>
       <w:r>
         <w:rPr>
           <w:rFonts w:ascii="Times New Roman" w:eastAsia="Times New Roman" w:hAnsi="Times New Roman" w:cs="Times New Roman"/>
@@ -673,10 +867,22 @@
           <w:bCs/>
           <w:sz w:val="24"/>
           <w:szCs w:val="24"/>
-          <w:lang w:val="vi-VN"/>
-        </w:rPr>
-        <w:t>&lt;&lt;1 - Danh xưng người 1&gt;&gt; &lt;&lt;2 - Họ và tên người 1&gt;&gt;  và</w:t>
-      </w:r>
+        </w:rPr>
+        <w:t xml:space="preserve">3. Thời hạn vay: {58 - Thời gian vay}. Trường hợp ngày cuối cùng của thời hạn vay là ngày lễ hoặc ngày nghỉ hàng tuần thì chuyển sang ngày làm việc tiếp theo. Trường hợp thời hạn vay vốn không đủ một (01) ngày, các Bên thỏa thuận thống nhất thời hạn vay được làm tròn thành một (01) ngày </w:t>
+      </w:r>
+    </w:p>
+    <w:p>
+      <w:pPr>
+        <w:widowControl w:val="0"/>
+        <w:spacing w:before="60" w:after="60" w:line="240" w:lineRule="auto"/>
+        <w:ind w:firstLine="567"/>
+        <w:jc w:val="both"/>
+        <w:rPr>
+          <w:rFonts w:ascii="Times New Roman" w:eastAsia="Times New Roman" w:hAnsi="Times New Roman" w:cs="Times New Roman"/>
+          <w:sz w:val="24"/>
+          <w:szCs w:val="24"/>
+        </w:rPr>
+      </w:pPr>
       <w:r>
         <w:rPr>
           <w:rFonts w:ascii="Times New Roman" w:eastAsia="Times New Roman" w:hAnsi="Times New Roman" w:cs="Times New Roman"/>
@@ -684,10 +890,23 @@
           <w:bCs/>
           <w:sz w:val="24"/>
           <w:szCs w:val="24"/>
-          <w:lang w:val="vi-VN"/>
-        </w:rPr>
-        <w:t xml:space="preserve"> </w:t>
-      </w:r>
+        </w:rPr>
+        <w:t xml:space="preserve">4. Thời gian ân hạn khoản vay : Áp dụng ân hạn trả nợ gốc kể từ ngày giải ngân lần đầu là: 30 tháng </w:t>
+      </w:r>
+    </w:p>
+    <w:p>
+      <w:pPr>
+        <w:widowControl w:val="0"/>
+        <w:spacing w:before="120" w:after="120" w:line="240" w:lineRule="auto"/>
+        <w:ind w:firstLine="567"/>
+        <w:jc w:val="both"/>
+        <w:rPr>
+          <w:rFonts w:ascii="Times New Roman" w:eastAsia="Times New Roman" w:hAnsi="Times New Roman" w:cs="Times New Roman"/>
+          <w:sz w:val="24"/>
+          <w:szCs w:val="24"/>
+          <w:highlight w:val="yellow"/>
+        </w:rPr>
+      </w:pPr>
       <w:r>
         <w:rPr>
           <w:rFonts w:ascii="Times New Roman" w:eastAsia="Times New Roman" w:hAnsi="Times New Roman" w:cs="Times New Roman"/>
@@ -695,1249 +914,9 @@
           <w:bCs/>
           <w:sz w:val="24"/>
           <w:szCs w:val="24"/>
-          <w:lang w:val="vi-VN"/>
-        </w:rPr>
-        <w:t>&lt;&lt;21 - Danh xưng người 2&gt;&gt; &lt;&lt;22 - Họ và tên người 2&gt;&gt;</w:t>
-      </w:r>
-      <w:r>
-        <w:rPr>
-          <w:rFonts w:ascii="Times New Roman" w:eastAsia="Times New Roman" w:hAnsi="Times New Roman" w:cs="Times New Roman"/>
-          <w:b/>
-          <w:bCs/>
-          <w:sz w:val="24"/>
-          <w:szCs w:val="24"/>
-        </w:rPr>
-        <w:t xml:space="preserve"> </w:t>
-      </w:r>
-      <w:r>
-        <w:rPr>
-          <w:rFonts w:ascii="Times New Roman" w:eastAsia="Times New Roman" w:hAnsi="Times New Roman" w:cs="Times New Roman"/>
-          <w:b/>
-          <w:bCs/>
-          <w:sz w:val="24"/>
-          <w:szCs w:val="24"/>
-        </w:rPr>
-        <w:t>(sau đây gọi là “Khách hàng”)</w:t>
-      </w:r>
-    </w:p>
-    <w:p>
-      <w:pPr>
-        <w:jc w:val="left"/>
-      </w:pPr>
-      <w:r>
-        <w:t>CO_BORROWER_END</w:t>
-      </w:r>
-    </w:p>
-    <w:p>
-      <w:pPr>
-        <w:widowControl w:val="0"/>
-        <w:spacing w:before="60" w:after="60" w:line="240" w:lineRule="auto"/>
-        <w:ind w:firstLine="567"/>
-        <w:jc w:val="both"/>
-        <w:rPr>
-          <w:rFonts w:ascii="Times New Roman" w:eastAsia="Times New Roman" w:hAnsi="Times New Roman" w:cs="Times New Roman"/>
-          <w:b/>
-          <w:bCs/>
-          <w:sz w:val="24"/>
-          <w:szCs w:val="24"/>
-          <w:lang w:val="vi-VN"/>
-        </w:rPr>
-      </w:pPr>
-      <w:r>
-        <w:rPr>
-          <w:rFonts w:ascii="Times New Roman" w:eastAsia="Times New Roman" w:hAnsi="Times New Roman" w:cs="Times New Roman"/>
-          <w:b/>
-          <w:bCs/>
-          <w:sz w:val="24"/>
-          <w:szCs w:val="24"/>
-          <w:lang w:val="vi-VN"/>
-        </w:rPr>
-        <w:t>&lt;&lt;1 - Danh xưng người 1&gt;&gt; &lt;&lt;2 - Họ và tên người 1&gt;&gt;</w:t>
-      </w:r>
-    </w:p>
-    <w:p>
-      <w:pPr>
-        <w:widowControl w:val="0"/>
-        <w:spacing w:before="60" w:after="60" w:line="240" w:lineRule="auto"/>
-        <w:ind w:firstLine="567"/>
-        <w:jc w:val="both"/>
-        <w:rPr>
-          <w:rFonts w:ascii="Times New Roman" w:eastAsia="Times New Roman" w:hAnsi="Times New Roman" w:cs="Times New Roman"/>
-          <w:sz w:val="24"/>
-          <w:szCs w:val="24"/>
-          <w:lang w:val="vi-VN"/>
-        </w:rPr>
-      </w:pPr>
-      <w:r>
-        <w:rPr>
-          <w:rFonts w:ascii="Times New Roman" w:eastAsia="Times New Roman" w:hAnsi="Times New Roman" w:cs="Times New Roman"/>
-          <w:sz w:val="24"/>
-          <w:szCs w:val="24"/>
-        </w:rPr>
-        <w:t xml:space="preserve">- CCCD số: </w:t>
-      </w:r>
-      <w:r>
-        <w:rPr>
-          <w:rFonts w:ascii="Times New Roman" w:eastAsia="Times New Roman" w:hAnsi="Times New Roman" w:cs="Times New Roman"/>
-          <w:sz w:val="24"/>
-          <w:szCs w:val="24"/>
-          <w:lang w:val="vi-VN"/>
-        </w:rPr>
-        <w:t>&lt;&lt;</w:t>
-      </w:r>
-      <w:r>
-        <w:rPr>
-          <w:rFonts w:ascii="Times New Roman" w:eastAsia="Times New Roman" w:hAnsi="Times New Roman" w:cs="Times New Roman"/>
-          <w:sz w:val="24"/>
-          <w:szCs w:val="24"/>
-          <w:lang w:val="vi-VN"/>
-        </w:rPr>
-        <w:t>'7 - Số CCCD/CC người 1</w:t>
-      </w:r>
-      <w:r>
-        <w:rPr>
-          <w:rFonts w:ascii="Times New Roman" w:eastAsia="Times New Roman" w:hAnsi="Times New Roman" w:cs="Times New Roman"/>
-          <w:sz w:val="24"/>
-          <w:szCs w:val="24"/>
-          <w:lang w:val="vi-VN"/>
-        </w:rPr>
-        <w:t>&gt;&gt;</w:t>
-      </w:r>
-      <w:r>
-        <w:rPr>
-          <w:rFonts w:ascii="Times New Roman" w:eastAsia="Times New Roman" w:hAnsi="Times New Roman" w:cs="Times New Roman"/>
-          <w:sz w:val="24"/>
-          <w:szCs w:val="24"/>
-        </w:rPr>
-        <w:t xml:space="preserve"> ngày cấp: </w:t>
-      </w:r>
-      <w:r>
-        <w:rPr>
-          <w:rFonts w:ascii="Times New Roman" w:eastAsia="Times New Roman" w:hAnsi="Times New Roman" w:cs="Times New Roman"/>
-          <w:sz w:val="24"/>
-          <w:szCs w:val="24"/>
-          <w:lang w:val="vi-VN"/>
-        </w:rPr>
-        <w:t>&lt;&lt;</w:t>
-      </w:r>
-      <w:r>
-        <w:rPr>
-          <w:rFonts w:ascii="Times New Roman" w:eastAsia="Times New Roman" w:hAnsi="Times New Roman" w:cs="Times New Roman"/>
-          <w:sz w:val="24"/>
-          <w:szCs w:val="24"/>
-          <w:lang w:val="vi-VN"/>
-        </w:rPr>
-        <w:t>'9- Ngày cấp CCCD/CC người 1</w:t>
-      </w:r>
-      <w:r>
-        <w:rPr>
-          <w:rFonts w:ascii="Times New Roman" w:eastAsia="Times New Roman" w:hAnsi="Times New Roman" w:cs="Times New Roman"/>
-          <w:sz w:val="24"/>
-          <w:szCs w:val="24"/>
-          <w:lang w:val="vi-VN"/>
-        </w:rPr>
-        <w:t>&gt;&gt;</w:t>
-      </w:r>
-      <w:r>
-        <w:rPr>
-          <w:rFonts w:ascii="Times New Roman" w:eastAsia="Times New Roman" w:hAnsi="Times New Roman" w:cs="Times New Roman"/>
-          <w:sz w:val="24"/>
-          <w:szCs w:val="24"/>
-        </w:rPr>
-        <w:t xml:space="preserve"> nơi cấp: </w:t>
-      </w:r>
-      <w:r>
-        <w:rPr>
-          <w:rFonts w:ascii="Times New Roman" w:eastAsia="Times New Roman" w:hAnsi="Times New Roman" w:cs="Times New Roman"/>
-          <w:sz w:val="24"/>
-          <w:szCs w:val="24"/>
-          <w:lang w:val="vi-VN"/>
-        </w:rPr>
-        <w:t>&lt;&lt;</w:t>
-      </w:r>
-      <w:r>
-        <w:rPr>
-          <w:rFonts w:ascii="Times New Roman" w:eastAsia="Times New Roman" w:hAnsi="Times New Roman" w:cs="Times New Roman"/>
-          <w:sz w:val="24"/>
-          <w:szCs w:val="24"/>
-          <w:lang w:val="vi-VN"/>
-        </w:rPr>
-        <w:t>'8- Nơi cấp CCCD/CC người 1</w:t>
-      </w:r>
-      <w:r>
-        <w:rPr>
-          <w:rFonts w:ascii="Times New Roman" w:eastAsia="Times New Roman" w:hAnsi="Times New Roman" w:cs="Times New Roman"/>
-          <w:sz w:val="24"/>
-          <w:szCs w:val="24"/>
-          <w:lang w:val="vi-VN"/>
-        </w:rPr>
-        <w:t>&gt;&gt;</w:t>
-      </w:r>
-    </w:p>
-    <w:p>
-      <w:pPr>
-        <w:widowControl w:val="0"/>
-        <w:spacing w:before="60" w:after="60" w:line="240" w:lineRule="auto"/>
-        <w:ind w:firstLine="567"/>
-        <w:jc w:val="both"/>
-        <w:rPr>
-          <w:rFonts w:ascii="Times New Roman" w:eastAsia="Times New Roman" w:hAnsi="Times New Roman" w:cs="Times New Roman"/>
-          <w:sz w:val="24"/>
-          <w:szCs w:val="24"/>
-          <w:lang w:val="vi-VN"/>
-        </w:rPr>
-      </w:pPr>
-      <w:r>
-        <w:rPr>
-          <w:rFonts w:ascii="Times New Roman" w:eastAsia="Times New Roman" w:hAnsi="Times New Roman" w:cs="Times New Roman"/>
-          <w:sz w:val="24"/>
-          <w:szCs w:val="24"/>
-        </w:rPr>
-        <w:t>-</w:t>
-      </w:r>
-      <w:r>
-        <w:rPr>
-          <w:rFonts w:ascii="Times New Roman" w:eastAsia="Times New Roman" w:hAnsi="Times New Roman" w:cs="Times New Roman"/>
-          <w:sz w:val="24"/>
-          <w:szCs w:val="24"/>
-        </w:rPr>
-        <w:tab/>
-        <w:t xml:space="preserve">Ngày tháng năm sinh: </w:t>
-      </w:r>
-      <w:r>
-        <w:rPr>
-          <w:rFonts w:ascii="Times New Roman" w:eastAsia="Times New Roman" w:hAnsi="Times New Roman" w:cs="Times New Roman"/>
-          <w:sz w:val="24"/>
-          <w:szCs w:val="24"/>
-          <w:lang w:val="vi-VN"/>
-        </w:rPr>
-        <w:t>&lt;&lt;</w:t>
-      </w:r>
-      <w:r>
-        <w:rPr>
-          <w:rFonts w:ascii="Times New Roman" w:eastAsia="Times New Roman" w:hAnsi="Times New Roman" w:cs="Times New Roman"/>
-          <w:sz w:val="24"/>
-          <w:szCs w:val="24"/>
-          <w:lang w:val="vi-VN"/>
-        </w:rPr>
-        <w:t>5 - Ngày tháng năm sinh người 1</w:t>
-      </w:r>
-      <w:r>
-        <w:rPr>
-          <w:rFonts w:ascii="Times New Roman" w:eastAsia="Times New Roman" w:hAnsi="Times New Roman" w:cs="Times New Roman"/>
-          <w:sz w:val="24"/>
-          <w:szCs w:val="24"/>
-          <w:lang w:val="vi-VN"/>
-        </w:rPr>
-        <w:t>&gt;&gt;.</w:t>
-      </w:r>
-    </w:p>
-    <w:p>
-      <w:pPr>
-        <w:widowControl w:val="0"/>
-        <w:spacing w:before="60" w:after="60" w:line="240" w:lineRule="auto"/>
-        <w:ind w:firstLine="567"/>
-        <w:jc w:val="both"/>
-        <w:rPr>
-          <w:rFonts w:ascii="Times New Roman" w:eastAsia="Times New Roman" w:hAnsi="Times New Roman" w:cs="Times New Roman"/>
-          <w:sz w:val="24"/>
-          <w:szCs w:val="24"/>
-        </w:rPr>
-      </w:pPr>
-      <w:r>
-        <w:rPr>
-          <w:rFonts w:ascii="Times New Roman" w:eastAsia="Times New Roman" w:hAnsi="Times New Roman" w:cs="Times New Roman"/>
-          <w:sz w:val="24"/>
-          <w:szCs w:val="24"/>
-        </w:rPr>
-        <w:t xml:space="preserve">- Địa chỉ nơi cư trú: </w:t>
-      </w:r>
-      <w:r>
-        <w:rPr>
-          <w:rFonts w:ascii="Times New Roman" w:eastAsia="Times New Roman" w:hAnsi="Times New Roman" w:cs="Times New Roman"/>
-          <w:sz w:val="24"/>
-          <w:szCs w:val="24"/>
-          <w:lang w:val="vi-VN"/>
-        </w:rPr>
-        <w:t>&lt;&lt;</w:t>
-      </w:r>
-      <w:r>
-        <w:rPr>
-          <w:rFonts w:ascii="Times New Roman" w:eastAsia="Times New Roman" w:hAnsi="Times New Roman" w:cs="Times New Roman"/>
-          <w:sz w:val="24"/>
-          <w:szCs w:val="24"/>
-          <w:lang w:val="vi-VN"/>
-        </w:rPr>
-        <w:t>11 - Địa chỉ liên hệ người 1</w:t>
-      </w:r>
-      <w:r>
-        <w:rPr>
-          <w:rFonts w:ascii="Times New Roman" w:eastAsia="Times New Roman" w:hAnsi="Times New Roman" w:cs="Times New Roman"/>
-          <w:sz w:val="24"/>
-          <w:szCs w:val="24"/>
-          <w:lang w:val="vi-VN"/>
-        </w:rPr>
-        <w:t>&gt;&gt;.</w:t>
-      </w:r>
-      <w:r>
-        <w:rPr>
-          <w:rFonts w:ascii="Times New Roman" w:eastAsia="Times New Roman" w:hAnsi="Times New Roman" w:cs="Times New Roman"/>
-          <w:sz w:val="24"/>
-          <w:szCs w:val="24"/>
-        </w:rPr>
-        <w:t> </w:t>
-      </w:r>
-    </w:p>
-    <w:p>
-      <w:pPr>
-        <w:widowControl w:val="0"/>
-        <w:spacing w:before="60" w:after="60" w:line="240" w:lineRule="auto"/>
-        <w:ind w:firstLine="567"/>
-        <w:jc w:val="both"/>
-        <w:rPr>
-          <w:rFonts w:ascii="Times New Roman" w:eastAsia="Times New Roman" w:hAnsi="Times New Roman" w:cs="Times New Roman"/>
-          <w:sz w:val="24"/>
-          <w:szCs w:val="24"/>
-          <w:lang w:val="vi-VN"/>
-        </w:rPr>
-      </w:pPr>
-      <w:r>
-        <w:rPr>
-          <w:rFonts w:ascii="Times New Roman" w:eastAsia="Times New Roman" w:hAnsi="Times New Roman" w:cs="Times New Roman"/>
-          <w:sz w:val="24"/>
-          <w:szCs w:val="24"/>
-        </w:rPr>
-        <w:t xml:space="preserve">- Điện thoại: </w:t>
-      </w:r>
-      <w:r>
-        <w:rPr>
-          <w:rFonts w:ascii="Times New Roman" w:eastAsia="Times New Roman" w:hAnsi="Times New Roman" w:cs="Times New Roman"/>
-          <w:sz w:val="24"/>
-          <w:szCs w:val="24"/>
-          <w:lang w:val="vi-VN"/>
-        </w:rPr>
-        <w:t>&lt;&lt;</w:t>
-      </w:r>
-      <w:r>
-        <w:rPr>
-          <w:rFonts w:ascii="Times New Roman" w:eastAsia="Times New Roman" w:hAnsi="Times New Roman" w:cs="Times New Roman"/>
-          <w:sz w:val="24"/>
-          <w:szCs w:val="24"/>
-          <w:lang w:val="vi-VN"/>
-        </w:rPr>
-        <w:t>12 - ĐT liên hệ người 1</w:t>
-      </w:r>
-      <w:r>
-        <w:rPr>
-          <w:rFonts w:ascii="Times New Roman" w:eastAsia="Times New Roman" w:hAnsi="Times New Roman" w:cs="Times New Roman"/>
-          <w:sz w:val="24"/>
-          <w:szCs w:val="24"/>
-          <w:lang w:val="vi-VN"/>
-        </w:rPr>
-        <w:t xml:space="preserve">&gt;&gt;. </w:t>
-      </w:r>
-    </w:p>
-    <w:p>
-      <w:pPr>
-        <w:widowControl w:val="0"/>
-        <w:spacing w:before="60" w:after="60" w:line="240" w:lineRule="auto"/>
-        <w:ind w:firstLine="567"/>
-        <w:jc w:val="both"/>
-        <w:rPr>
-          <w:rFonts w:ascii="Times New Roman" w:eastAsia="Times New Roman" w:hAnsi="Times New Roman" w:cs="Times New Roman"/>
-          <w:spacing w:val="-4"/>
-          <w:sz w:val="24"/>
-          <w:szCs w:val="24"/>
-          <w:lang w:val="vi-VN"/>
-        </w:rPr>
-      </w:pPr>
-      <w:r>
-        <w:rPr>
-          <w:rFonts w:ascii="Times New Roman" w:eastAsia="Times New Roman" w:hAnsi="Times New Roman" w:cs="Times New Roman"/>
-          <w:spacing w:val="-4"/>
-          <w:sz w:val="24"/>
-          <w:szCs w:val="24"/>
-        </w:rPr>
-        <w:t xml:space="preserve">- Tài khoản tiền gửi đồng Việt Nam số </w:t>
-      </w:r>
-      <w:r>
-        <w:rPr>
-          <w:rFonts w:ascii="Times New Roman" w:eastAsia="Times New Roman" w:hAnsi="Times New Roman" w:cs="Times New Roman"/>
-          <w:spacing w:val="-4"/>
-          <w:sz w:val="24"/>
-          <w:szCs w:val="24"/>
-          <w:lang w:val="vi-VN"/>
-        </w:rPr>
-        <w:t>&lt;&lt;</w:t>
-      </w:r>
-      <w:r>
-        <w:rPr>
-          <w:rFonts w:ascii="Times New Roman" w:eastAsia="Times New Roman" w:hAnsi="Times New Roman" w:cs="Times New Roman"/>
-          <w:spacing w:val="-4"/>
-          <w:sz w:val="24"/>
-          <w:szCs w:val="24"/>
-          <w:lang w:val="vi-VN"/>
-        </w:rPr>
-        <w:t>'56 - TK thanh toán của KH vay</w:t>
-      </w:r>
-      <w:r>
-        <w:rPr>
-          <w:rFonts w:ascii="Times New Roman" w:eastAsia="Times New Roman" w:hAnsi="Times New Roman" w:cs="Times New Roman"/>
-          <w:spacing w:val="-4"/>
-          <w:sz w:val="24"/>
-          <w:szCs w:val="24"/>
-          <w:lang w:val="vi-VN"/>
-        </w:rPr>
-        <w:t>&gt;&gt;</w:t>
-      </w:r>
-      <w:r>
-        <w:rPr>
-          <w:rFonts w:ascii="Times New Roman" w:eastAsia="Times New Roman" w:hAnsi="Times New Roman" w:cs="Times New Roman"/>
-          <w:spacing w:val="-4"/>
-          <w:sz w:val="24"/>
-          <w:szCs w:val="24"/>
-        </w:rPr>
-        <w:t xml:space="preserve"> tại Ngân hàng BIDV Tràng Tiền Hà Nội.</w:t>
-      </w:r>
-    </w:p>
-    <w:p>
-      <w:pPr>
-        <w:jc w:val="left"/>
-      </w:pPr>
-      <w:r>
-        <w:t>CO_BORROWER_START</w:t>
-      </w:r>
-    </w:p>
-    <w:p>
-      <w:pPr>
-        <w:widowControl w:val="0"/>
-        <w:spacing w:before="60" w:after="60" w:line="240" w:lineRule="auto"/>
-        <w:ind w:firstLine="567"/>
-        <w:jc w:val="both"/>
-        <w:rPr>
-          <w:rFonts w:ascii="Times New Roman" w:eastAsia="Times New Roman" w:hAnsi="Times New Roman" w:cs="Times New Roman"/>
-          <w:b/>
-          <w:bCs/>
-          <w:sz w:val="24"/>
-          <w:szCs w:val="24"/>
-          <w:lang w:val="vi-VN"/>
-        </w:rPr>
-      </w:pPr>
-      <w:r>
-        <w:rPr>
-          <w:rFonts w:ascii="Times New Roman" w:eastAsia="Times New Roman" w:hAnsi="Times New Roman" w:cs="Times New Roman"/>
-          <w:b/>
-          <w:bCs/>
-          <w:sz w:val="24"/>
-          <w:szCs w:val="24"/>
-          <w:lang w:val="vi-VN"/>
-        </w:rPr>
-        <w:t xml:space="preserve">Cùng </w:t>
-      </w:r>
-      <w:r>
-        <w:rPr>
-          <w:rFonts w:ascii="Times New Roman" w:eastAsia="Times New Roman" w:hAnsi="Times New Roman" w:cs="Times New Roman"/>
-          <w:b/>
-          <w:bCs/>
-          <w:sz w:val="24"/>
-          <w:szCs w:val="24"/>
-          <w:lang w:val="vi-VN"/>
-        </w:rPr>
-        <w:t>&lt;&lt;21 - Danh xưng người 2&gt;&gt; &lt;&lt;22 - Họ và tên người 2&gt;&gt;</w:t>
-      </w:r>
-    </w:p>
-    <w:p>
-      <w:pPr>
-        <w:widowControl w:val="0"/>
-        <w:spacing w:before="60" w:after="60" w:line="240" w:lineRule="auto"/>
-        <w:ind w:firstLine="567"/>
-        <w:jc w:val="both"/>
-        <w:rPr>
-          <w:rFonts w:ascii="Times New Roman" w:eastAsia="Times New Roman" w:hAnsi="Times New Roman" w:cs="Times New Roman"/>
-          <w:sz w:val="24"/>
-          <w:szCs w:val="24"/>
-          <w:lang w:val="vi-VN"/>
-        </w:rPr>
-      </w:pPr>
-      <w:r>
-        <w:rPr>
-          <w:rFonts w:ascii="Times New Roman" w:eastAsia="Times New Roman" w:hAnsi="Times New Roman" w:cs="Times New Roman"/>
-          <w:sz w:val="24"/>
-          <w:szCs w:val="24"/>
-        </w:rPr>
-        <w:t xml:space="preserve">- CCCD số: </w:t>
-      </w:r>
-      <w:r>
-        <w:rPr>
-          <w:rFonts w:ascii="Times New Roman" w:eastAsia="Times New Roman" w:hAnsi="Times New Roman" w:cs="Times New Roman"/>
-          <w:sz w:val="24"/>
-          <w:szCs w:val="24"/>
-          <w:lang w:val="vi-VN"/>
-        </w:rPr>
-        <w:t>&lt;&lt;</w:t>
-      </w:r>
-      <w:r>
-        <w:rPr>
-          <w:rFonts w:ascii="Times New Roman" w:eastAsia="Times New Roman" w:hAnsi="Times New Roman" w:cs="Times New Roman"/>
-          <w:sz w:val="24"/>
-          <w:szCs w:val="24"/>
-          <w:lang w:val="vi-VN"/>
-        </w:rPr>
-        <w:t>'27 - Số CCCD/CC người 2</w:t>
-      </w:r>
-      <w:r>
-        <w:rPr>
-          <w:rFonts w:ascii="Times New Roman" w:eastAsia="Times New Roman" w:hAnsi="Times New Roman" w:cs="Times New Roman"/>
-          <w:sz w:val="24"/>
-          <w:szCs w:val="24"/>
-          <w:lang w:val="vi-VN"/>
-        </w:rPr>
-        <w:t>&gt;&gt;</w:t>
-      </w:r>
-      <w:r>
-        <w:rPr>
-          <w:rFonts w:ascii="Times New Roman" w:eastAsia="Times New Roman" w:hAnsi="Times New Roman" w:cs="Times New Roman"/>
-          <w:sz w:val="24"/>
-          <w:szCs w:val="24"/>
-        </w:rPr>
-        <w:t xml:space="preserve"> ngày cấp: </w:t>
-      </w:r>
-      <w:r>
-        <w:rPr>
-          <w:rFonts w:ascii="Times New Roman" w:eastAsia="Times New Roman" w:hAnsi="Times New Roman" w:cs="Times New Roman"/>
-          <w:sz w:val="24"/>
-          <w:szCs w:val="24"/>
-          <w:lang w:val="vi-VN"/>
-        </w:rPr>
-        <w:t>&lt;&lt;</w:t>
-      </w:r>
-      <w:r>
-        <w:rPr>
-          <w:rFonts w:ascii="Times New Roman" w:eastAsia="Times New Roman" w:hAnsi="Times New Roman" w:cs="Times New Roman"/>
-          <w:sz w:val="24"/>
-          <w:szCs w:val="24"/>
-          <w:lang w:val="vi-VN"/>
-        </w:rPr>
-        <w:t>'29- Ngày cấp CCCD/CC người 2</w:t>
-      </w:r>
-      <w:r>
-        <w:rPr>
-          <w:rFonts w:ascii="Times New Roman" w:eastAsia="Times New Roman" w:hAnsi="Times New Roman" w:cs="Times New Roman"/>
-          <w:sz w:val="24"/>
-          <w:szCs w:val="24"/>
-          <w:lang w:val="vi-VN"/>
-        </w:rPr>
-        <w:t>&gt;&gt;</w:t>
-      </w:r>
-      <w:r>
-        <w:rPr>
-          <w:rFonts w:ascii="Times New Roman" w:eastAsia="Times New Roman" w:hAnsi="Times New Roman" w:cs="Times New Roman"/>
-          <w:sz w:val="24"/>
-          <w:szCs w:val="24"/>
-        </w:rPr>
-        <w:t xml:space="preserve"> nơi cấp: </w:t>
-      </w:r>
-      <w:r>
-        <w:rPr>
-          <w:rFonts w:ascii="Times New Roman" w:eastAsia="Times New Roman" w:hAnsi="Times New Roman" w:cs="Times New Roman"/>
-          <w:sz w:val="24"/>
-          <w:szCs w:val="24"/>
-          <w:lang w:val="vi-VN"/>
-        </w:rPr>
-        <w:t>&lt;&lt;</w:t>
-      </w:r>
-      <w:r>
-        <w:rPr>
-          <w:rFonts w:ascii="Times New Roman" w:eastAsia="Times New Roman" w:hAnsi="Times New Roman" w:cs="Times New Roman"/>
-          <w:sz w:val="24"/>
-          <w:szCs w:val="24"/>
-          <w:lang w:val="vi-VN"/>
-        </w:rPr>
-        <w:t>'28- Nơi cấp CCCD/CC người 2</w:t>
-      </w:r>
-      <w:r>
-        <w:rPr>
-          <w:rFonts w:ascii="Times New Roman" w:eastAsia="Times New Roman" w:hAnsi="Times New Roman" w:cs="Times New Roman"/>
-          <w:sz w:val="24"/>
-          <w:szCs w:val="24"/>
-          <w:lang w:val="vi-VN"/>
-        </w:rPr>
-        <w:t>&gt;&gt;</w:t>
-      </w:r>
-    </w:p>
-    <w:p>
-      <w:pPr>
-        <w:widowControl w:val="0"/>
-        <w:spacing w:before="60" w:after="60" w:line="240" w:lineRule="auto"/>
-        <w:ind w:firstLine="567"/>
-        <w:jc w:val="both"/>
-        <w:rPr>
-          <w:rFonts w:ascii="Times New Roman" w:eastAsia="Times New Roman" w:hAnsi="Times New Roman" w:cs="Times New Roman"/>
-          <w:sz w:val="24"/>
-          <w:szCs w:val="24"/>
-          <w:lang w:val="vi-VN"/>
-        </w:rPr>
-      </w:pPr>
-      <w:r>
-        <w:rPr>
-          <w:rFonts w:ascii="Times New Roman" w:eastAsia="Times New Roman" w:hAnsi="Times New Roman" w:cs="Times New Roman"/>
-          <w:sz w:val="24"/>
-          <w:szCs w:val="24"/>
-        </w:rPr>
-        <w:t>-</w:t>
-      </w:r>
-      <w:r>
-        <w:rPr>
-          <w:rFonts w:ascii="Times New Roman" w:eastAsia="Times New Roman" w:hAnsi="Times New Roman" w:cs="Times New Roman"/>
-          <w:sz w:val="24"/>
-          <w:szCs w:val="24"/>
-        </w:rPr>
-        <w:tab/>
-        <w:t xml:space="preserve">Ngày tháng năm sinh: </w:t>
-      </w:r>
-      <w:r>
-        <w:rPr>
-          <w:rFonts w:ascii="Times New Roman" w:eastAsia="Times New Roman" w:hAnsi="Times New Roman" w:cs="Times New Roman"/>
-          <w:sz w:val="24"/>
-          <w:szCs w:val="24"/>
-          <w:lang w:val="vi-VN"/>
-        </w:rPr>
-        <w:t>&lt;&lt;</w:t>
-      </w:r>
-      <w:r>
-        <w:rPr>
-          <w:rFonts w:ascii="Times New Roman" w:eastAsia="Times New Roman" w:hAnsi="Times New Roman" w:cs="Times New Roman"/>
-          <w:sz w:val="24"/>
-          <w:szCs w:val="24"/>
-          <w:lang w:val="vi-VN"/>
-        </w:rPr>
-        <w:t>'25 - Ngày sinh người 2</w:t>
-      </w:r>
-      <w:r>
-        <w:rPr>
-          <w:rFonts w:ascii="Times New Roman" w:eastAsia="Times New Roman" w:hAnsi="Times New Roman" w:cs="Times New Roman"/>
-          <w:sz w:val="24"/>
-          <w:szCs w:val="24"/>
-          <w:lang w:val="vi-VN"/>
-        </w:rPr>
-        <w:t>&gt;&gt;.</w:t>
-      </w:r>
-    </w:p>
-    <w:p>
-      <w:pPr>
-        <w:widowControl w:val="0"/>
-        <w:spacing w:before="60" w:after="60" w:line="240" w:lineRule="auto"/>
-        <w:ind w:firstLine="567"/>
-        <w:jc w:val="both"/>
-        <w:rPr>
-          <w:rFonts w:ascii="Times New Roman" w:eastAsia="Times New Roman" w:hAnsi="Times New Roman" w:cs="Times New Roman"/>
-          <w:sz w:val="24"/>
-          <w:szCs w:val="24"/>
-        </w:rPr>
-      </w:pPr>
-      <w:r>
-        <w:rPr>
-          <w:rFonts w:ascii="Times New Roman" w:eastAsia="Times New Roman" w:hAnsi="Times New Roman" w:cs="Times New Roman"/>
-          <w:sz w:val="24"/>
-          <w:szCs w:val="24"/>
-        </w:rPr>
-        <w:t xml:space="preserve">- Địa chỉ nơi cư trú: </w:t>
-      </w:r>
-      <w:r>
-        <w:rPr>
-          <w:rFonts w:ascii="Times New Roman" w:eastAsia="Times New Roman" w:hAnsi="Times New Roman" w:cs="Times New Roman"/>
-          <w:sz w:val="24"/>
-          <w:szCs w:val="24"/>
-          <w:lang w:val="vi-VN"/>
-        </w:rPr>
-        <w:t>&lt;&lt;</w:t>
-      </w:r>
-      <w:r>
-        <w:rPr>
-          <w:rFonts w:ascii="Times New Roman" w:eastAsia="Times New Roman" w:hAnsi="Times New Roman" w:cs="Times New Roman"/>
-          <w:sz w:val="24"/>
-          <w:szCs w:val="24"/>
-          <w:lang w:val="vi-VN"/>
-        </w:rPr>
-        <w:t>'31 - Địa chỉ liên hệ người 2</w:t>
-      </w:r>
-      <w:r>
-        <w:rPr>
-          <w:rFonts w:ascii="Times New Roman" w:eastAsia="Times New Roman" w:hAnsi="Times New Roman" w:cs="Times New Roman"/>
-          <w:sz w:val="24"/>
-          <w:szCs w:val="24"/>
-          <w:lang w:val="vi-VN"/>
-        </w:rPr>
-        <w:t>&gt;&gt;.</w:t>
-      </w:r>
-      <w:r>
-        <w:rPr>
-          <w:rFonts w:ascii="Times New Roman" w:eastAsia="Times New Roman" w:hAnsi="Times New Roman" w:cs="Times New Roman"/>
-          <w:sz w:val="24"/>
-          <w:szCs w:val="24"/>
-        </w:rPr>
-        <w:t> </w:t>
-      </w:r>
-    </w:p>
-    <w:p>
-      <w:pPr>
-        <w:widowControl w:val="0"/>
-        <w:spacing w:before="60" w:after="60" w:line="240" w:lineRule="auto"/>
-        <w:ind w:firstLine="567"/>
-        <w:jc w:val="both"/>
-        <w:rPr>
-          <w:rFonts w:ascii="Times New Roman" w:eastAsia="Times New Roman" w:hAnsi="Times New Roman" w:cs="Times New Roman"/>
-          <w:sz w:val="24"/>
-          <w:szCs w:val="24"/>
-          <w:lang w:val="vi-VN"/>
-        </w:rPr>
-      </w:pPr>
-      <w:r>
-        <w:rPr>
-          <w:rFonts w:ascii="Times New Roman" w:eastAsia="Times New Roman" w:hAnsi="Times New Roman" w:cs="Times New Roman"/>
-          <w:sz w:val="24"/>
-          <w:szCs w:val="24"/>
-        </w:rPr>
-        <w:t xml:space="preserve">- Điện thoại: </w:t>
-      </w:r>
-      <w:r>
-        <w:rPr>
-          <w:rFonts w:ascii="Times New Roman" w:eastAsia="Times New Roman" w:hAnsi="Times New Roman" w:cs="Times New Roman"/>
-          <w:sz w:val="24"/>
-          <w:szCs w:val="24"/>
-          <w:lang w:val="vi-VN"/>
-        </w:rPr>
-        <w:t>&lt;&lt;</w:t>
-      </w:r>
-      <w:r>
-        <w:rPr>
-          <w:rFonts w:ascii="Times New Roman" w:eastAsia="Times New Roman" w:hAnsi="Times New Roman" w:cs="Times New Roman"/>
-          <w:sz w:val="24"/>
-          <w:szCs w:val="24"/>
-          <w:lang w:val="vi-VN"/>
-        </w:rPr>
-        <w:t>'32 - ĐT liên hệ người 2</w:t>
-      </w:r>
-      <w:r>
-        <w:rPr>
-          <w:rFonts w:ascii="Times New Roman" w:eastAsia="Times New Roman" w:hAnsi="Times New Roman" w:cs="Times New Roman"/>
-          <w:sz w:val="24"/>
-          <w:szCs w:val="24"/>
-          <w:lang w:val="vi-VN"/>
-        </w:rPr>
-        <w:t xml:space="preserve">&gt;&gt;. </w:t>
-      </w:r>
-    </w:p>
-    <w:p>
-      <w:pPr>
-        <w:jc w:val="left"/>
-      </w:pPr>
-      <w:r>
-        <w:t>CO_BORROWER_END</w:t>
-      </w:r>
-    </w:p>
-    <w:p>
-      <w:pPr>
-        <w:widowControl w:val="0"/>
-        <w:spacing w:before="60" w:after="60" w:line="240" w:lineRule="auto"/>
-        <w:ind w:firstLine="567"/>
-        <w:jc w:val="both"/>
-        <w:rPr>
-          <w:rFonts w:ascii="Times New Roman" w:eastAsia="Times New Roman" w:hAnsi="Times New Roman" w:cs="Times New Roman"/>
-          <w:spacing w:val="-4"/>
-          <w:sz w:val="24"/>
-          <w:szCs w:val="24"/>
-          <w:lang w:val="vi-VN"/>
-        </w:rPr>
-      </w:pPr>
-    </w:p>
-    <w:p>
-      <w:pPr>
-        <w:widowControl w:val="0"/>
-        <w:spacing w:before="120" w:after="120" w:line="240" w:lineRule="auto"/>
-        <w:ind w:firstLine="567"/>
-        <w:jc w:val="both"/>
-        <w:rPr>
-          <w:rFonts w:ascii="Times New Roman" w:eastAsia="Times New Roman" w:hAnsi="Times New Roman" w:cs="Times New Roman"/>
-          <w:sz w:val="24"/>
-          <w:szCs w:val="24"/>
-        </w:rPr>
-      </w:pPr>
-      <w:r>
-        <w:rPr>
-          <w:rFonts w:ascii="Times New Roman" w:eastAsia="Times New Roman" w:hAnsi="Times New Roman" w:cs="Times New Roman"/>
-          <w:b/>
-          <w:bCs/>
-          <w:i/>
-          <w:iCs/>
-          <w:sz w:val="24"/>
-          <w:szCs w:val="24"/>
-        </w:rPr>
-        <w:t>Hai bên thoả thuận ký kết Hợp đồng này (bao gồm các Điều khoản và Điều kiện vay) với các nội dung như sau:</w:t>
-      </w:r>
-    </w:p>
-    <w:p>
-      <w:pPr>
-        <w:widowControl w:val="0"/>
-        <w:spacing w:before="60" w:after="60" w:line="240" w:lineRule="auto"/>
-        <w:ind w:firstLine="567"/>
-        <w:jc w:val="both"/>
-        <w:rPr>
-          <w:rFonts w:ascii="Times New Roman" w:eastAsia="Times New Roman" w:hAnsi="Times New Roman" w:cs="Times New Roman"/>
-          <w:sz w:val="24"/>
-          <w:szCs w:val="24"/>
-        </w:rPr>
-      </w:pPr>
-      <w:r>
-        <w:rPr>
-          <w:rFonts w:ascii="Times New Roman" w:eastAsia="Times New Roman" w:hAnsi="Times New Roman" w:cs="Times New Roman"/>
-          <w:b/>
-          <w:bCs/>
-          <w:sz w:val="24"/>
-          <w:szCs w:val="24"/>
-        </w:rPr>
-        <w:t>1. Số tiền vay</w:t>
-      </w:r>
-      <w:r>
-        <w:rPr>
-          <w:rFonts w:ascii="Times New Roman" w:eastAsia="Times New Roman" w:hAnsi="Times New Roman" w:cs="Times New Roman"/>
-          <w:sz w:val="24"/>
-          <w:szCs w:val="24"/>
-        </w:rPr>
-        <w:t>: Ngân hàng cho Khách hàng vay với tổng số tiền tối đa là:  </w:t>
-      </w:r>
-      <w:r>
-        <w:rPr>
-          <w:rFonts w:ascii="Times New Roman" w:eastAsia="Times New Roman" w:hAnsi="Times New Roman" w:cs="Times New Roman"/>
-          <w:b/>
-          <w:bCs/>
-          <w:sz w:val="24"/>
-          <w:szCs w:val="24"/>
-          <w:lang w:val="vi-VN"/>
-        </w:rPr>
-        <w:t>&lt;&lt;</w:t>
-      </w:r>
-      <w:r>
-        <w:rPr>
-          <w:rFonts w:ascii="Times New Roman" w:eastAsia="Times New Roman" w:hAnsi="Times New Roman" w:cs="Times New Roman"/>
-          <w:b/>
-          <w:bCs/>
-          <w:sz w:val="24"/>
-          <w:szCs w:val="24"/>
-          <w:lang w:val="vi-VN"/>
-        </w:rPr>
-        <w:t>'52 - Số tiền/ Hạn mức vay</w:t>
-      </w:r>
-      <w:r>
-        <w:rPr>
-          <w:rFonts w:ascii="Times New Roman" w:eastAsia="Times New Roman" w:hAnsi="Times New Roman" w:cs="Times New Roman"/>
-          <w:b/>
-          <w:bCs/>
-          <w:sz w:val="24"/>
-          <w:szCs w:val="24"/>
-          <w:lang w:val="vi-VN"/>
-        </w:rPr>
-        <w:t>&gt;&gt;</w:t>
-      </w:r>
-      <w:r>
-        <w:rPr>
-          <w:rFonts w:ascii="Times New Roman" w:eastAsia="Times New Roman" w:hAnsi="Times New Roman" w:cs="Times New Roman"/>
-          <w:b/>
-          <w:bCs/>
-          <w:sz w:val="24"/>
-          <w:szCs w:val="24"/>
-        </w:rPr>
-        <w:t>VND</w:t>
-      </w:r>
-      <w:r>
-        <w:rPr>
-          <w:rFonts w:ascii="Times New Roman" w:eastAsia="Times New Roman" w:hAnsi="Times New Roman" w:cs="Times New Roman"/>
-          <w:sz w:val="24"/>
-          <w:szCs w:val="24"/>
-        </w:rPr>
-        <w:t xml:space="preserve"> (Bằng chữ: </w:t>
-      </w:r>
-      <w:r>
-        <w:rPr>
-          <w:rFonts w:ascii="Times New Roman" w:eastAsia="Times New Roman" w:hAnsi="Times New Roman" w:cs="Times New Roman"/>
-          <w:i/>
-          <w:iCs/>
-          <w:sz w:val="24"/>
-          <w:szCs w:val="24"/>
-          <w:lang w:val="vi-VN"/>
-        </w:rPr>
-        <w:t>&lt;&lt;</w:t>
-      </w:r>
-      <w:r>
-        <w:rPr>
-          <w:rFonts w:ascii="Times New Roman" w:eastAsia="Times New Roman" w:hAnsi="Times New Roman" w:cs="Times New Roman"/>
-          <w:i/>
-          <w:iCs/>
-          <w:sz w:val="24"/>
-          <w:szCs w:val="24"/>
-          <w:lang w:val="vi-VN"/>
-        </w:rPr>
-        <w:t xml:space="preserve">'53 - Bằng Chữ Số tiền/ Hạn mức vay </w:t>
-      </w:r>
-      <w:r>
-        <w:rPr>
-          <w:rFonts w:ascii="Times New Roman" w:eastAsia="Times New Roman" w:hAnsi="Times New Roman" w:cs="Times New Roman"/>
-          <w:i/>
-          <w:iCs/>
-          <w:sz w:val="24"/>
-          <w:szCs w:val="24"/>
-          <w:lang w:val="vi-VN"/>
-        </w:rPr>
-        <w:t>&gt;&gt;</w:t>
-      </w:r>
-      <w:r>
-        <w:rPr>
-          <w:rFonts w:ascii="Times New Roman" w:eastAsia="Times New Roman" w:hAnsi="Times New Roman" w:cs="Times New Roman"/>
-          <w:sz w:val="24"/>
-          <w:szCs w:val="24"/>
-        </w:rPr>
-        <w:t>)</w:t>
-      </w:r>
-      <w:r>
-        <w:rPr>
-          <w:rFonts w:ascii="Times New Roman" w:eastAsia="Times New Roman" w:hAnsi="Times New Roman" w:cs="Times New Roman"/>
-          <w:b/>
-          <w:bCs/>
-          <w:sz w:val="24"/>
-          <w:szCs w:val="24"/>
-        </w:rPr>
-        <w:t>.</w:t>
-      </w:r>
-    </w:p>
-    <w:p>
-      <w:pPr>
-        <w:widowControl w:val="0"/>
-        <w:spacing w:before="60" w:after="60" w:line="240" w:lineRule="auto"/>
-        <w:ind w:firstLine="567"/>
-        <w:jc w:val="both"/>
-        <w:rPr>
-          <w:rFonts w:ascii="Times New Roman" w:eastAsia="Times New Roman" w:hAnsi="Times New Roman" w:cs="Times New Roman"/>
-          <w:sz w:val="24"/>
-          <w:szCs w:val="24"/>
-        </w:rPr>
-      </w:pPr>
-      <w:r>
-        <w:rPr>
-          <w:rFonts w:ascii="Times New Roman" w:eastAsia="Times New Roman" w:hAnsi="Times New Roman" w:cs="Times New Roman"/>
-          <w:b/>
-          <w:bCs/>
-          <w:sz w:val="24"/>
-          <w:szCs w:val="24"/>
-        </w:rPr>
-        <w:t>2. Mục đích vay:</w:t>
-      </w:r>
-      <w:r>
-        <w:rPr>
-          <w:rFonts w:ascii="Times New Roman" w:eastAsia="Times New Roman" w:hAnsi="Times New Roman" w:cs="Times New Roman"/>
-          <w:sz w:val="24"/>
-          <w:szCs w:val="24"/>
-        </w:rPr>
-        <w:t xml:space="preserve"> Thanh toán tiền mua căn hộ số </w:t>
-      </w:r>
-      <w:r>
-        <w:rPr>
-          <w:rFonts w:ascii="Times New Roman" w:eastAsia="Times New Roman" w:hAnsi="Times New Roman" w:cs="Times New Roman"/>
-          <w:sz w:val="24"/>
-          <w:szCs w:val="24"/>
-          <w:lang w:val="vi-VN"/>
-        </w:rPr>
-        <w:t>&lt;&lt;</w:t>
-      </w:r>
-      <w:r>
-        <w:rPr>
-          <w:rFonts w:ascii="Times New Roman" w:eastAsia="Times New Roman" w:hAnsi="Times New Roman" w:cs="Times New Roman"/>
-          <w:sz w:val="24"/>
-          <w:szCs w:val="24"/>
-          <w:lang w:val="vi-VN"/>
-        </w:rPr>
-        <w:t>'43 - số Căn hộ số</w:t>
-      </w:r>
-      <w:r>
-        <w:rPr>
-          <w:rFonts w:ascii="Times New Roman" w:eastAsia="Times New Roman" w:hAnsi="Times New Roman" w:cs="Times New Roman"/>
-          <w:sz w:val="24"/>
-          <w:szCs w:val="24"/>
-          <w:lang w:val="vi-VN"/>
-        </w:rPr>
-        <w:t>&gt;&gt;</w:t>
-      </w:r>
-      <w:r>
-        <w:rPr>
-          <w:rFonts w:ascii="Times New Roman" w:eastAsia="Times New Roman" w:hAnsi="Times New Roman" w:cs="Times New Roman"/>
-          <w:sz w:val="24"/>
-          <w:szCs w:val="24"/>
-        </w:rPr>
-        <w:t xml:space="preserve">, tầng </w:t>
-      </w:r>
-      <w:r>
-        <w:rPr>
-          <w:rFonts w:ascii="Times New Roman" w:eastAsia="Times New Roman" w:hAnsi="Times New Roman" w:cs="Times New Roman"/>
-          <w:sz w:val="24"/>
-          <w:szCs w:val="24"/>
-          <w:lang w:val="vi-VN"/>
-        </w:rPr>
-        <w:t>&lt;&lt;</w:t>
-      </w:r>
-      <w:r>
-        <w:rPr>
-          <w:rFonts w:ascii="Times New Roman" w:eastAsia="Times New Roman" w:hAnsi="Times New Roman" w:cs="Times New Roman"/>
-          <w:sz w:val="24"/>
-          <w:szCs w:val="24"/>
-          <w:lang w:val="vi-VN"/>
-        </w:rPr>
-        <w:t>'44- Tầng căn hộ</w:t>
-      </w:r>
-      <w:r>
-        <w:rPr>
-          <w:rFonts w:ascii="Times New Roman" w:eastAsia="Times New Roman" w:hAnsi="Times New Roman" w:cs="Times New Roman"/>
-          <w:sz w:val="24"/>
-          <w:szCs w:val="24"/>
-          <w:lang w:val="vi-VN"/>
-        </w:rPr>
-        <w:t>&gt;&gt;</w:t>
-      </w:r>
-      <w:r>
-        <w:rPr>
-          <w:rFonts w:ascii="Times New Roman" w:eastAsia="Times New Roman" w:hAnsi="Times New Roman" w:cs="Times New Roman"/>
-          <w:sz w:val="24"/>
-          <w:szCs w:val="24"/>
-        </w:rPr>
-        <w:t xml:space="preserve"> thuộc </w:t>
-      </w:r>
-      <w:r>
-        <w:rPr>
-          <w:rFonts w:ascii="Times New Roman" w:eastAsia="Times New Roman" w:hAnsi="Times New Roman" w:cs="Times New Roman"/>
-          <w:sz w:val="24"/>
-          <w:szCs w:val="24"/>
-        </w:rPr>
-        <w:t>dự</w:t>
-      </w:r>
-      <w:r>
-        <w:rPr>
-          <w:rFonts w:ascii="Times New Roman" w:eastAsia="Times New Roman" w:hAnsi="Times New Roman" w:cs="Times New Roman"/>
-          <w:sz w:val="24"/>
-          <w:szCs w:val="24"/>
-          <w:lang w:val="vi-VN"/>
-        </w:rPr>
-        <w:t xml:space="preserve"> án Tổ hợp công trình dịch vụ thương mại và căn hộ lưu trú </w:t>
-      </w:r>
-      <w:r>
-        <w:rPr>
-          <w:rFonts w:ascii="Times New Roman" w:eastAsia="Times New Roman" w:hAnsi="Times New Roman" w:cs="Times New Roman"/>
-          <w:sz w:val="24"/>
-          <w:szCs w:val="24"/>
-        </w:rPr>
-        <w:t xml:space="preserve">do </w:t>
-      </w:r>
-      <w:r>
-        <w:rPr>
-          <w:rFonts w:ascii="Times New Roman" w:eastAsia="Times New Roman" w:hAnsi="Times New Roman" w:cs="Times New Roman"/>
-          <w:sz w:val="24"/>
-          <w:szCs w:val="24"/>
-        </w:rPr>
-        <w:t>Công</w:t>
-      </w:r>
-      <w:r>
-        <w:rPr>
-          <w:rFonts w:ascii="Times New Roman" w:eastAsia="Times New Roman" w:hAnsi="Times New Roman" w:cs="Times New Roman"/>
-          <w:sz w:val="24"/>
-          <w:szCs w:val="24"/>
-          <w:lang w:val="vi-VN"/>
-        </w:rPr>
-        <w:t xml:space="preserve"> ty TNHH </w:t>
-      </w:r>
-      <w:r>
-        <w:rPr>
-          <w:rFonts w:ascii="Times New Roman" w:eastAsia="Times New Roman" w:hAnsi="Times New Roman" w:cs="Times New Roman"/>
-          <w:sz w:val="24"/>
-          <w:szCs w:val="24"/>
-          <w:lang w:val="vi-VN"/>
-        </w:rPr>
-        <w:lastRenderedPageBreak/>
-        <w:t>ĐTPT SX Hạ Long</w:t>
-      </w:r>
-      <w:r>
-        <w:rPr>
-          <w:rFonts w:ascii="Times New Roman" w:eastAsia="Times New Roman" w:hAnsi="Times New Roman" w:cs="Times New Roman"/>
-          <w:sz w:val="24"/>
-          <w:szCs w:val="24"/>
-        </w:rPr>
-        <w:t xml:space="preserve"> làm chủ đầu tư.</w:t>
-      </w:r>
-    </w:p>
-    <w:p>
-      <w:pPr>
-        <w:widowControl w:val="0"/>
-        <w:spacing w:before="120" w:after="120" w:line="240" w:lineRule="auto"/>
-        <w:ind w:firstLine="567"/>
-        <w:jc w:val="both"/>
-        <w:rPr>
-          <w:rFonts w:ascii="Times New Roman" w:eastAsia="Times New Roman" w:hAnsi="Times New Roman" w:cs="Times New Roman"/>
-          <w:sz w:val="24"/>
-          <w:szCs w:val="24"/>
-        </w:rPr>
-      </w:pPr>
-      <w:r>
-        <w:rPr>
-          <w:rFonts w:ascii="Times New Roman" w:eastAsia="Times New Roman" w:hAnsi="Times New Roman" w:cs="Times New Roman"/>
-          <w:b/>
-          <w:bCs/>
-          <w:sz w:val="24"/>
-          <w:szCs w:val="24"/>
-        </w:rPr>
-        <w:t>3. Thời hạn vay:</w:t>
-      </w:r>
-      <w:r>
-        <w:rPr>
-          <w:b/>
-          <w:bCs/>
-          <w:color w:val="000000"/>
-        </w:rPr>
-        <w:t xml:space="preserve"> </w:t>
-      </w:r>
-      <w:r>
-        <w:rPr>
-          <w:rFonts w:ascii="Times New Roman" w:eastAsia="Times New Roman" w:hAnsi="Times New Roman" w:cs="Times New Roman"/>
-          <w:b/>
-          <w:bCs/>
-          <w:sz w:val="24"/>
-          <w:szCs w:val="24"/>
-          <w:lang w:val="vi-VN"/>
-        </w:rPr>
-        <w:t>&lt;&lt;</w:t>
-      </w:r>
-      <w:r>
-        <w:t xml:space="preserve"> </w:t>
-      </w:r>
-      <w:r>
-        <w:rPr>
-          <w:rFonts w:ascii="Times New Roman" w:eastAsia="Times New Roman" w:hAnsi="Times New Roman" w:cs="Times New Roman"/>
-          <w:b/>
-          <w:bCs/>
-          <w:sz w:val="24"/>
-          <w:szCs w:val="24"/>
-          <w:lang w:val="vi-VN"/>
-        </w:rPr>
-        <w:t xml:space="preserve">'58 - Thời gian vay </w:t>
-      </w:r>
-      <w:r>
-        <w:rPr>
-          <w:rFonts w:ascii="Times New Roman" w:eastAsia="Times New Roman" w:hAnsi="Times New Roman" w:cs="Times New Roman"/>
-          <w:b/>
-          <w:bCs/>
-          <w:sz w:val="24"/>
-          <w:szCs w:val="24"/>
-          <w:lang w:val="vi-VN"/>
-        </w:rPr>
-        <w:t>&gt;&gt;</w:t>
-      </w:r>
-      <w:r>
-        <w:rPr>
-          <w:rFonts w:ascii="Times New Roman" w:eastAsia="Times New Roman" w:hAnsi="Times New Roman" w:cs="Times New Roman"/>
-          <w:sz w:val="24"/>
-          <w:szCs w:val="24"/>
-        </w:rPr>
-        <w:t>. Trường hợp ngày cuối cùng của thời hạn vay là ngày lễ hoặc ngày nghỉ hàng tuần thì chuyển sang ngày làm việc tiếp theo. Trường hợp thời hạn vay vốn không đủ một (01) ngày, các Bên thỏa thuận thống nhất thời hạn vay được làm tròn thành một (01) ngày</w:t>
-      </w:r>
-      <w:r>
-        <w:rPr>
-          <w:rFonts w:ascii="Times New Roman" w:eastAsia="Times New Roman" w:hAnsi="Times New Roman" w:cs="Times New Roman"/>
-          <w:b/>
-          <w:bCs/>
-          <w:sz w:val="24"/>
-          <w:szCs w:val="24"/>
-        </w:rPr>
-        <w:t xml:space="preserve"> </w:t>
-      </w:r>
-    </w:p>
-    <w:p>
-      <w:pPr>
-        <w:widowControl w:val="0"/>
-        <w:spacing w:before="60" w:after="60" w:line="240" w:lineRule="auto"/>
-        <w:ind w:firstLine="567"/>
-        <w:jc w:val="both"/>
-        <w:rPr>
-          <w:rFonts w:ascii="Times New Roman" w:eastAsia="Times New Roman" w:hAnsi="Times New Roman" w:cs="Times New Roman"/>
-          <w:sz w:val="24"/>
-          <w:szCs w:val="24"/>
-        </w:rPr>
-      </w:pPr>
-      <w:r>
-        <w:rPr>
-          <w:rFonts w:ascii="Times New Roman" w:eastAsia="Times New Roman" w:hAnsi="Times New Roman" w:cs="Times New Roman"/>
-          <w:b/>
-          <w:bCs/>
-          <w:sz w:val="24"/>
-          <w:szCs w:val="24"/>
-        </w:rPr>
-        <w:t>4. Thời gian ân hạn khoản vay :</w:t>
-      </w:r>
-      <w:r>
-        <w:rPr>
-          <w:rFonts w:ascii="Times New Roman" w:eastAsia="Times New Roman" w:hAnsi="Times New Roman" w:cs="Times New Roman"/>
-          <w:sz w:val="24"/>
-          <w:szCs w:val="24"/>
-        </w:rPr>
-        <w:t xml:space="preserve"> Áp dụng ân hạn trả nợ gốc kể từ ngày giải ngân lần đầu là: </w:t>
-      </w:r>
-      <w:r>
-        <w:rPr>
-          <w:rFonts w:ascii="Times New Roman" w:eastAsia="Times New Roman" w:hAnsi="Times New Roman" w:cs="Times New Roman"/>
-          <w:b/>
-          <w:bCs/>
-          <w:sz w:val="24"/>
-          <w:szCs w:val="24"/>
-        </w:rPr>
-        <w:t>30 tháng</w:t>
-      </w:r>
-      <w:r>
-        <w:rPr>
-          <w:rFonts w:ascii="Times New Roman" w:eastAsia="Times New Roman" w:hAnsi="Times New Roman" w:cs="Times New Roman"/>
-          <w:b/>
-          <w:bCs/>
-          <w:sz w:val="24"/>
-          <w:szCs w:val="24"/>
-        </w:rPr>
-        <w:t xml:space="preserve"> </w:t>
-      </w:r>
-    </w:p>
-    <w:p>
-      <w:pPr>
-        <w:widowControl w:val="0"/>
-        <w:spacing w:before="120" w:after="120" w:line="240" w:lineRule="auto"/>
-        <w:ind w:firstLine="567"/>
-        <w:jc w:val="both"/>
-        <w:rPr>
-          <w:rFonts w:ascii="Times New Roman" w:eastAsia="Times New Roman" w:hAnsi="Times New Roman" w:cs="Times New Roman"/>
-          <w:sz w:val="24"/>
-          <w:szCs w:val="24"/>
           <w:highlight w:val="yellow"/>
         </w:rPr>
-      </w:pPr>
-      <w:r>
-        <w:rPr>
-          <w:rFonts w:ascii="Times New Roman" w:eastAsia="Times New Roman" w:hAnsi="Times New Roman" w:cs="Times New Roman"/>
-          <w:b/>
-          <w:bCs/>
-          <w:sz w:val="24"/>
-          <w:szCs w:val="24"/>
-          <w:highlight w:val="yellow"/>
-        </w:rPr>
-        <w:t>5. Lãi suất, Phí:</w:t>
-      </w:r>
-      <w:r>
-        <w:rPr>
-          <w:rFonts w:ascii="Times New Roman" w:eastAsia="Times New Roman" w:hAnsi="Times New Roman" w:cs="Times New Roman"/>
-          <w:sz w:val="24"/>
-          <w:szCs w:val="24"/>
-          <w:highlight w:val="yellow"/>
-        </w:rPr>
-        <w:t xml:space="preserve"> </w:t>
+        <w:t xml:space="preserve">5. Lãi suất, Phí: </w:t>
       </w:r>
     </w:p>
     <w:p>
@@ -1960,135 +939,7 @@
           <w:szCs w:val="25"/>
           <w:highlight w:val="yellow"/>
         </w:rPr>
-        <w:t xml:space="preserve">a) </w:t>
-      </w:r>
-      <w:r>
-        <w:rPr>
-          <w:rFonts w:ascii="Times New Roman" w:eastAsia="Times New Roman" w:hAnsi="Times New Roman" w:cs="Times New Roman"/>
-          <w:color w:val="FF0000"/>
-          <w:sz w:val="25"/>
-          <w:szCs w:val="25"/>
-          <w:highlight w:val="yellow"/>
-        </w:rPr>
-        <w:t xml:space="preserve">Lãi suất cho vay trong hạn: </w:t>
-      </w:r>
-      <w:r>
-        <w:rPr>
-          <w:rFonts w:ascii="Times New Roman" w:eastAsia="Times New Roman" w:hAnsi="Times New Roman" w:cs="Times New Roman"/>
-          <w:b/>
-          <w:bCs/>
-          <w:color w:val="FF0000"/>
-          <w:sz w:val="25"/>
-          <w:szCs w:val="25"/>
-          <w:highlight w:val="yellow"/>
-        </w:rPr>
-        <w:t>11,8</w:t>
-      </w:r>
-      <w:r>
-        <w:rPr>
-          <w:rFonts w:ascii="Times New Roman" w:eastAsia="Times New Roman" w:hAnsi="Times New Roman" w:cs="Times New Roman"/>
-          <w:b/>
-          <w:bCs/>
-          <w:color w:val="FF0000"/>
-          <w:sz w:val="25"/>
-          <w:szCs w:val="25"/>
-          <w:highlight w:val="yellow"/>
-        </w:rPr>
-        <w:t>,0%/năm</w:t>
-      </w:r>
-      <w:r>
-        <w:rPr>
-          <w:rFonts w:ascii="Times New Roman" w:eastAsia="Times New Roman" w:hAnsi="Times New Roman" w:cs="Times New Roman"/>
-          <w:color w:val="FF0000"/>
-          <w:sz w:val="25"/>
-          <w:szCs w:val="25"/>
-          <w:highlight w:val="yellow"/>
-        </w:rPr>
-        <w:t xml:space="preserve"> được áp dụng</w:t>
-      </w:r>
-      <w:r>
-        <w:rPr>
-          <w:rFonts w:ascii="Times New Roman" w:eastAsia="Times New Roman" w:hAnsi="Times New Roman" w:cs="Times New Roman"/>
-          <w:b/>
-          <w:color w:val="FF0000"/>
-          <w:sz w:val="25"/>
-          <w:szCs w:val="25"/>
-          <w:highlight w:val="yellow"/>
-        </w:rPr>
-        <w:t xml:space="preserve"> </w:t>
-      </w:r>
-      <w:r>
-        <w:rPr>
-          <w:rFonts w:ascii="Times New Roman" w:eastAsia="Times New Roman" w:hAnsi="Times New Roman" w:cs="Times New Roman"/>
-          <w:b/>
-          <w:color w:val="FF0000"/>
-          <w:sz w:val="25"/>
-          <w:szCs w:val="25"/>
-          <w:highlight w:val="yellow"/>
-        </w:rPr>
-        <w:t>30</w:t>
-      </w:r>
-      <w:r>
-        <w:rPr>
-          <w:rFonts w:ascii="Times New Roman" w:eastAsia="Times New Roman" w:hAnsi="Times New Roman" w:cs="Times New Roman"/>
-          <w:color w:val="FF0000"/>
-          <w:sz w:val="25"/>
-          <w:szCs w:val="25"/>
-          <w:highlight w:val="yellow"/>
-        </w:rPr>
-        <w:t xml:space="preserve"> </w:t>
-      </w:r>
-      <w:r>
-        <w:rPr>
-          <w:rFonts w:ascii="Times New Roman" w:eastAsia="Times New Roman" w:hAnsi="Times New Roman" w:cs="Times New Roman"/>
-          <w:b/>
-          <w:bCs/>
-          <w:color w:val="FF0000"/>
-          <w:sz w:val="25"/>
-          <w:szCs w:val="25"/>
-          <w:highlight w:val="yellow"/>
-        </w:rPr>
-        <w:t>tháng</w:t>
-      </w:r>
-      <w:r>
-        <w:rPr>
-          <w:rFonts w:ascii="Times New Roman" w:eastAsia="Times New Roman" w:hAnsi="Times New Roman" w:cs="Times New Roman"/>
-          <w:color w:val="FF0000"/>
-          <w:sz w:val="25"/>
-          <w:szCs w:val="25"/>
-          <w:highlight w:val="yellow"/>
-        </w:rPr>
-        <w:t xml:space="preserve"> kể từ thời điểm giải ngân lần đầu</w:t>
-      </w:r>
-      <w:r>
-        <w:rPr>
-          <w:rFonts w:ascii="Times New Roman" w:eastAsia="Times New Roman" w:hAnsi="Times New Roman" w:cs="Times New Roman"/>
-          <w:color w:val="FF0000"/>
-          <w:sz w:val="25"/>
-          <w:szCs w:val="25"/>
-          <w:highlight w:val="yellow"/>
-        </w:rPr>
-        <w:t xml:space="preserve"> nhưng không muộn hơn ngày 30/09/202</w:t>
-      </w:r>
-      <w:r>
-        <w:rPr>
-          <w:rFonts w:ascii="Times New Roman" w:eastAsia="Times New Roman" w:hAnsi="Times New Roman" w:cs="Times New Roman"/>
-          <w:color w:val="FF0000"/>
-          <w:sz w:val="25"/>
-          <w:szCs w:val="25"/>
-          <w:highlight w:val="yellow"/>
-        </w:rPr>
-        <w:t>9</w:t>
-      </w:r>
-      <w:r>
-        <w:rPr>
-          <w:rFonts w:ascii="Times New Roman" w:eastAsia="Times New Roman" w:hAnsi="Times New Roman" w:cs="Times New Roman"/>
-          <w:color w:val="FF0000"/>
-          <w:sz w:val="25"/>
-          <w:szCs w:val="25"/>
-          <w:highlight w:val="yellow"/>
-        </w:rPr>
-        <w:t>.</w:t>
+        <w:t>a) Lãi suất cho vay trong hạn: 11,8,0%/năm được áp dụng 30 tháng kể từ thời điểm giải ngân lần đầu nhưng không muộn hơn ngày 30/09/2029.</w:t>
       </w:r>
     </w:p>
     <w:p>
@@ -2116,54 +967,7 @@
           <w:szCs w:val="24"/>
           <w:highlight w:val="white"/>
         </w:rPr>
-        <w:tab/>
-      </w:r>
-      <w:r>
-        <w:rPr>
-          <w:rFonts w:ascii="Times New Roman" w:eastAsia="Times New Roman" w:hAnsi="Times New Roman" w:cs="Times New Roman"/>
-          <w:color w:val="000000" w:themeColor="text1"/>
-          <w:sz w:val="24"/>
-          <w:szCs w:val="24"/>
-          <w:highlight w:val="white"/>
-        </w:rPr>
-        <w:t xml:space="preserve">Sau thời gian áp dụng lãi suất trên: </w:t>
-      </w:r>
-      <w:r>
-        <w:rPr>
-          <w:rFonts w:ascii="Times New Roman" w:eastAsia="Times New Roman" w:hAnsi="Times New Roman" w:cs="Times New Roman"/>
-          <w:color w:val="000000" w:themeColor="text1"/>
-          <w:sz w:val="24"/>
-          <w:szCs w:val="24"/>
-        </w:rPr>
-        <w:t xml:space="preserve">Áp dụng lãi suất cho vay bằng lãi suất tiêng gửi tiết kiệm cá nhân sau 24 tháng trả lãi sau theo công bố của BIDV từng thời kì (+) </w:t>
-      </w:r>
-      <w:r>
-        <w:rPr>
-          <w:rFonts w:ascii="Times New Roman" w:eastAsia="Times New Roman" w:hAnsi="Times New Roman" w:cs="Times New Roman"/>
-          <w:color w:val="EE0000"/>
-          <w:sz w:val="24"/>
-          <w:szCs w:val="24"/>
-        </w:rPr>
-        <w:t xml:space="preserve">4%/ năm </w:t>
-      </w:r>
-      <w:r>
-        <w:rPr>
-          <w:rFonts w:ascii="Times New Roman" w:eastAsia="Times New Roman" w:hAnsi="Times New Roman" w:cs="Times New Roman"/>
-          <w:color w:val="000000" w:themeColor="text1"/>
-          <w:sz w:val="24"/>
-          <w:szCs w:val="24"/>
-        </w:rPr>
-        <w:t>và đản bảo không thấp hơn sàn LSCV của BIDV công bố từng thời kỳ.</w:t>
-      </w:r>
-      <w:r>
-        <w:rPr>
-          <w:rFonts w:ascii="Times New Roman" w:eastAsia="Times New Roman" w:hAnsi="Times New Roman" w:cs="Times New Roman"/>
-          <w:color w:val="000000" w:themeColor="text1"/>
-          <w:sz w:val="24"/>
-          <w:szCs w:val="24"/>
-          <w:highlight w:val="white"/>
-        </w:rPr>
-        <w:t xml:space="preserve"> Lãi suất cho vay được điều chỉnh 06 tháng/lần. Thời điểm điều chỉnh lãi suất vào ngày 01/01; 01/07 hàng năm. Trường hợp ngày điều chỉnh trùng vào ngày nghỉ hoặc lễ, tết… thì việc điều chỉnh sẽ được thực hiện vào ngày làm việc tiếp theo của Ngân hàng</w:t>
+        <w:t>Sau thời gian áp dụng lãi suất trên: Áp dụng lãi suất cho vay bằng lãi suất tiêng gửi tiết kiệm cá nhân sau 24 tháng trả lãi sau theo công bố của BIDV từng thời kì (+) 4%/ năm và đản bảo không thấp hơn sàn LSCV của BIDV công bố từng thời kỳ. Lãi suất cho vay được điều chỉnh 06 tháng/lần. Thời điểm điều chỉnh lãi suất vào ngày 01/01; 01/07 hàng năm. Trường hợp ngày điều chỉnh trùng vào ngày nghỉ hoặc lễ, tết… thì việc điều chỉnh sẽ được thực hiện vào ngày làm việc tiếp theo của Ngân hàng</w:t>
       </w:r>
     </w:p>
     <w:p>
@@ -2232,76 +1036,90 @@
           <w:sz w:val="25"/>
           <w:szCs w:val="25"/>
         </w:rPr>
-        <w:t>*)</w:t>
-      </w:r>
-      <w:r>
+        <w:t xml:space="preserve">*) Trường hợp khách hàng trả nợ trước hạn để chuyển khoản vay sang Ngân hàng khác: Ngoài phí trả nợ trước hạn, Ngân hàng thu hồi lãi suất cạnh tranh nhằm đảm bảo mức lãi suất khoản vay tối thiểu bằng Lãi suất tiết kiệm Online VNĐ trả lãi sau KHCN kỳ hạn 24 tháng được BIDV niêm yết từng thời kỳ + 4%/năm trong thời gian áp dụng cố định LSCV cạnh tranh, cụ thể số tiền thu hồi bằng: (Bằng Lãi suất tiết kiệm online VND trả lãi sau KHCN kỳ hạn 24 tháng được BIDV niêm yết + 4%/năm tại thời điểm giải ngân lần đầu – Lãi suất cho vay thực tế của khoản vay áp dụng trong thời gian cố định LSCV cạnh tranh) * Số tiền trả nợ trước hạn * Thời gian áp dụng LSCV cạnh tranh (ngày)/365). </w:t>
+      </w:r>
+    </w:p>
+    <w:p>
+      <w:pPr>
+        <w:widowControl w:val="0"/>
+        <w:spacing w:before="40" w:after="40"/>
+        <w:ind w:firstLine="425"/>
+        <w:jc w:val="both"/>
         <w:rPr>
           <w:rFonts w:ascii="Times New Roman" w:eastAsia="Times New Roman" w:hAnsi="Times New Roman" w:cs="Times New Roman"/>
           <w:color w:val="000000" w:themeColor="text1"/>
           <w:sz w:val="25"/>
           <w:szCs w:val="25"/>
         </w:rPr>
-        <w:t xml:space="preserve"> Trường hợp khách hàng trả nợ trước hạn để chuyển khoản vay sang Ngân hàng khác: Ngoài phí trả nợ trước hạn, Ngân hàng thu hồi lãi suất cạnh tranh nhằm đảm bảo mức lãi suất khoản vay tối thiểu bằng Lãi suất tiết kiệm Online VNĐ trả lãi sau KHCN kỳ hạn 24 tháng được BIDV niêm yết từng thời kỳ + 4%/năm trong thời gian áp dụng cố định LSCV cạnh tranh, cụ thể số tiền thu hồi bằng: (Bằng Lãi suất tiết kiệm online VND trả lãi sau KHCN kỳ hạn 24 tháng được BIDV niêm yết + 4%/năm tại thời điểm giải ngân lần đầu – Lãi suất cho vay thực tế của khoản vay áp dụng trong thời gian cố định LSCV cạnh tranh) * Số tiền trả nợ trước hạn * Thời gian áp dụng LSCV cạnh tranh (ngày)/365). </w:t>
-      </w:r>
-    </w:p>
-    <w:p>
-      <w:pPr>
-        <w:widowControl w:val="0"/>
-        <w:spacing w:before="40" w:after="40"/>
-        <w:ind w:firstLine="425"/>
-        <w:jc w:val="both"/>
+      </w:pPr>
+      <w:r>
         <w:rPr>
           <w:rFonts w:ascii="Times New Roman" w:eastAsia="Times New Roman" w:hAnsi="Times New Roman" w:cs="Times New Roman"/>
           <w:color w:val="000000" w:themeColor="text1"/>
           <w:sz w:val="25"/>
           <w:szCs w:val="25"/>
         </w:rPr>
-      </w:pPr>
-      <w:r>
+        <w:t>*) Các trường hợp khách hàng trả nợ trước hạn được Chủ đầu tư hỗ trợ lãi suất: theo văn bản “Thỏa thuận về việc hỗ trợ và trả hộ một phần tiền lãi vay và phí trả nợ trước hạn trong thời gian ưu đãi lãi suất của Khách hàng”</w:t>
+      </w:r>
+    </w:p>
+    <w:p>
+      <w:pPr>
+        <w:widowControl w:val="0"/>
+        <w:spacing w:before="40" w:after="40"/>
+        <w:ind w:firstLine="425"/>
+        <w:jc w:val="both"/>
         <w:rPr>
           <w:rFonts w:ascii="Times New Roman" w:eastAsia="Times New Roman" w:hAnsi="Times New Roman" w:cs="Times New Roman"/>
           <w:color w:val="000000" w:themeColor="text1"/>
           <w:sz w:val="25"/>
           <w:szCs w:val="25"/>
         </w:rPr>
-        <w:t>*) Các trường hợp khách hàng trả nợ trước hạn được Chủ đầu tư hỗ trợ lãi suất: theo văn bản “Thỏa thuận về việc hỗ trợ và trả hộ một phần tiền lãi vay và phí trả nợ trước hạn trong thời gian ưu đãi lãi suất của Khách hàng”</w:t>
-      </w:r>
-    </w:p>
-    <w:p>
-      <w:pPr>
-        <w:widowControl w:val="0"/>
-        <w:spacing w:before="40" w:after="40"/>
-        <w:ind w:firstLine="425"/>
-        <w:jc w:val="both"/>
+      </w:pPr>
+      <w:r>
         <w:rPr>
           <w:rFonts w:ascii="Times New Roman" w:eastAsia="Times New Roman" w:hAnsi="Times New Roman" w:cs="Times New Roman"/>
           <w:color w:val="000000" w:themeColor="text1"/>
           <w:sz w:val="25"/>
           <w:szCs w:val="25"/>
         </w:rPr>
-      </w:pPr>
-      <w:r>
+        <w:t>*) Các trường hợp khách hàng trả nợ trước hạn còn lại:</w:t>
+      </w:r>
+    </w:p>
+    <w:p>
+      <w:pPr>
+        <w:widowControl w:val="0"/>
+        <w:spacing w:before="100" w:after="100" w:line="240" w:lineRule="auto"/>
+        <w:ind w:firstLine="567"/>
+        <w:jc w:val="both"/>
         <w:rPr>
           <w:rFonts w:ascii="Times New Roman" w:eastAsia="Times New Roman" w:hAnsi="Times New Roman" w:cs="Times New Roman"/>
           <w:color w:val="000000" w:themeColor="text1"/>
           <w:sz w:val="25"/>
           <w:szCs w:val="25"/>
         </w:rPr>
-        <w:t>*) Các trường hợp khách hàng trả nợ trước hạn còn lại:</w:t>
-      </w:r>
-    </w:p>
-    <w:p>
-      <w:pPr>
-        <w:widowControl w:val="0"/>
-        <w:spacing w:before="100" w:after="100" w:line="240" w:lineRule="auto"/>
-        <w:ind w:firstLine="567"/>
-        <w:jc w:val="both"/>
+      </w:pPr>
+      <w:r>
         <w:rPr>
           <w:rFonts w:ascii="Times New Roman" w:eastAsia="Times New Roman" w:hAnsi="Times New Roman" w:cs="Times New Roman"/>
           <w:color w:val="000000" w:themeColor="text1"/>
           <w:sz w:val="25"/>
           <w:szCs w:val="25"/>
         </w:rPr>
+        <w:t>- Trong 24 tháng đầu tiên: tối thiểu 2% x số tiền trả nợ trước hạn.</w:t>
+      </w:r>
+    </w:p>
+    <w:p>
+      <w:pPr>
+        <w:widowControl w:val="0"/>
+        <w:spacing w:before="100" w:after="100" w:line="240" w:lineRule="auto"/>
+        <w:ind w:firstLine="567"/>
+        <w:jc w:val="both"/>
+        <w:rPr>
+          <w:rFonts w:ascii="Times New Roman" w:eastAsia="Times New Roman" w:hAnsi="Times New Roman" w:cs="Times New Roman"/>
+          <w:color w:val="EE0000"/>
+          <w:sz w:val="25"/>
+          <w:szCs w:val="25"/>
+        </w:rPr>
       </w:pPr>
       <w:r>
         <w:rPr>
@@ -2310,7 +1128,7 @@
           <w:sz w:val="25"/>
           <w:szCs w:val="25"/>
         </w:rPr>
-        <w:t>- Trong 24 tháng đầu tiên: tối thiểu 2% x số tiền trả nợ trước hạn.</w:t>
+        <w:t>- Từ tháng 25 đến hết thời gian vay: tối thiểu 1% x số tiền trả nợ trước hạn.</w:t>
       </w:r>
     </w:p>
     <w:p>
@@ -2321,38 +1139,6 @@
         <w:jc w:val="both"/>
         <w:rPr>
           <w:rFonts w:ascii="Times New Roman" w:eastAsia="Times New Roman" w:hAnsi="Times New Roman" w:cs="Times New Roman"/>
-          <w:color w:val="EE0000"/>
-          <w:sz w:val="25"/>
-          <w:szCs w:val="25"/>
-        </w:rPr>
-      </w:pPr>
-      <w:r>
-        <w:rPr>
-          <w:rFonts w:ascii="Times New Roman" w:eastAsia="Times New Roman" w:hAnsi="Times New Roman" w:cs="Times New Roman"/>
-          <w:color w:val="000000" w:themeColor="text1"/>
-          <w:sz w:val="25"/>
-          <w:szCs w:val="25"/>
-        </w:rPr>
-        <w:t xml:space="preserve">- </w:t>
-      </w:r>
-      <w:r>
-        <w:rPr>
-          <w:rFonts w:ascii="Times New Roman" w:eastAsia="Times New Roman" w:hAnsi="Times New Roman" w:cs="Times New Roman"/>
-          <w:color w:val="EE0000"/>
-          <w:sz w:val="25"/>
-          <w:szCs w:val="25"/>
-        </w:rPr>
-        <w:t>Từ tháng 25 đến hết thời gian vay: tối thiểu 1% x số tiền trả nợ trước hạn.</w:t>
-      </w:r>
-    </w:p>
-    <w:p>
-      <w:pPr>
-        <w:widowControl w:val="0"/>
-        <w:spacing w:before="100" w:after="100" w:line="240" w:lineRule="auto"/>
-        <w:ind w:firstLine="567"/>
-        <w:jc w:val="both"/>
-        <w:rPr>
-          <w:rFonts w:ascii="Times New Roman" w:eastAsia="Times New Roman" w:hAnsi="Times New Roman" w:cs="Times New Roman"/>
           <w:sz w:val="24"/>
           <w:szCs w:val="24"/>
         </w:rPr>
@@ -2386,107 +1172,7 @@
           <w:sz w:val="24"/>
           <w:szCs w:val="24"/>
         </w:rPr>
-        <w:t xml:space="preserve">Vốn vay được rút nhiều lần, các lần rút vốn tiếp theo được các bên thỏa thuận tại các Bảng kê rút vốn có giá trị kèm theo Hợp đồng này. Số tiền rút vốn lần đầu là: </w:t>
-      </w:r>
-      <w:r>
-        <w:rPr>
-          <w:rFonts w:ascii="Times New Roman" w:eastAsia="Times New Roman" w:hAnsi="Times New Roman" w:cs="Times New Roman"/>
-          <w:b/>
-          <w:bCs/>
-          <w:sz w:val="24"/>
-          <w:szCs w:val="24"/>
-          <w:lang w:val="vi-VN"/>
-        </w:rPr>
-        <w:t>&lt;&lt;</w:t>
-      </w:r>
-      <w:r>
-        <w:t xml:space="preserve"> </w:t>
-      </w:r>
-      <w:r>
-        <w:rPr>
-          <w:rFonts w:ascii="Times New Roman" w:eastAsia="Times New Roman" w:hAnsi="Times New Roman" w:cs="Times New Roman"/>
-          <w:b/>
-          <w:bCs/>
-          <w:sz w:val="24"/>
-          <w:szCs w:val="24"/>
-          <w:lang w:val="vi-VN"/>
-        </w:rPr>
-        <w:t xml:space="preserve">'54 - CDT HTLS + NH GN lần 1 </w:t>
-      </w:r>
-      <w:r>
-        <w:rPr>
-          <w:rFonts w:ascii="Times New Roman" w:eastAsia="Times New Roman" w:hAnsi="Times New Roman" w:cs="Times New Roman"/>
-          <w:b/>
-          <w:bCs/>
-          <w:sz w:val="24"/>
-          <w:szCs w:val="24"/>
-          <w:lang w:val="vi-VN"/>
-        </w:rPr>
-        <w:t>&gt;&gt;</w:t>
-      </w:r>
-      <w:r>
-        <w:rPr>
-          <w:rFonts w:ascii="Times New Roman" w:eastAsia="Times New Roman" w:hAnsi="Times New Roman" w:cs="Times New Roman"/>
-          <w:b/>
-          <w:bCs/>
-          <w:sz w:val="24"/>
-          <w:szCs w:val="24"/>
-        </w:rPr>
-        <w:t xml:space="preserve"> VNĐ (Bằng chữ: </w:t>
-      </w:r>
-      <w:r>
-        <w:rPr>
-          <w:rFonts w:ascii="Times New Roman" w:eastAsia="Times New Roman" w:hAnsi="Times New Roman" w:cs="Times New Roman"/>
-          <w:i/>
-          <w:iCs/>
-          <w:sz w:val="24"/>
-          <w:szCs w:val="24"/>
-          <w:lang w:val="vi-VN"/>
-        </w:rPr>
-        <w:t>&lt;&lt;</w:t>
-      </w:r>
-      <w:r>
-        <w:t xml:space="preserve"> </w:t>
-      </w:r>
-      <w:r>
-        <w:rPr>
-          <w:rFonts w:ascii="Times New Roman" w:eastAsia="Times New Roman" w:hAnsi="Times New Roman" w:cs="Times New Roman"/>
-          <w:i/>
-          <w:iCs/>
-          <w:sz w:val="24"/>
-          <w:szCs w:val="24"/>
-          <w:lang w:val="vi-VN"/>
-        </w:rPr>
-        <w:t xml:space="preserve">'55 - Bằng chữ NH GN lần 1 </w:t>
-      </w:r>
-      <w:r>
-        <w:rPr>
-          <w:rFonts w:ascii="Times New Roman" w:eastAsia="Times New Roman" w:hAnsi="Times New Roman" w:cs="Times New Roman"/>
-          <w:i/>
-          <w:iCs/>
-          <w:sz w:val="24"/>
-          <w:szCs w:val="24"/>
-          <w:lang w:val="vi-VN"/>
-        </w:rPr>
-        <w:t>&gt;&gt;</w:t>
-      </w:r>
-      <w:r>
-        <w:rPr>
-          <w:rFonts w:ascii="Times New Roman" w:eastAsia="Times New Roman" w:hAnsi="Times New Roman" w:cs="Times New Roman"/>
-          <w:b/>
-          <w:bCs/>
-          <w:sz w:val="24"/>
-          <w:szCs w:val="24"/>
-        </w:rPr>
-        <w:t>)</w:t>
-      </w:r>
-      <w:r>
-        <w:rPr>
-          <w:rFonts w:ascii="Times New Roman" w:eastAsia="Times New Roman" w:hAnsi="Times New Roman" w:cs="Times New Roman"/>
-          <w:sz w:val="24"/>
-          <w:szCs w:val="24"/>
-        </w:rPr>
-        <w:t xml:space="preserve">. Ngày giải ngân và ngày đáo hạn chính thức của từng khoản vay được xác định tại Bảng kê rút vốn. </w:t>
+        <w:t xml:space="preserve">Vốn vay được rút nhiều lần, các lần rút vốn tiếp theo được các bên thỏa thuận tại các Bảng kê rút vốn có giá trị kèm theo Hợp đồng này. Số tiền rút vốn lần đầu là: {54 - CDT HTLS + NH GN lần 1} VNĐ (Bằng chữ: {55 - Bằng chữ NH GN lần 1}). Ngày giải ngân và ngày đáo hạn chính thức của từng khoản vay được xác định tại Bảng kê rút vốn. </w:t>
       </w:r>
     </w:p>
     <w:p>
@@ -2519,23 +1205,7 @@
           <w:sz w:val="24"/>
           <w:szCs w:val="24"/>
         </w:rPr>
-        <w:t>Số hiệu tài khoản tiền vay:</w:t>
-      </w:r>
-      <w:r>
-        <w:rPr>
-          <w:rFonts w:ascii="Times New Roman" w:eastAsia="Times New Roman" w:hAnsi="Times New Roman" w:cs="Times New Roman"/>
-          <w:sz w:val="24"/>
-          <w:szCs w:val="24"/>
-        </w:rPr>
-        <w:t xml:space="preserve"> </w:t>
-      </w:r>
-      <w:r>
-        <w:rPr>
-          <w:rFonts w:ascii="Times New Roman" w:eastAsia="Times New Roman" w:hAnsi="Times New Roman" w:cs="Times New Roman"/>
-          <w:sz w:val="24"/>
-          <w:szCs w:val="24"/>
-        </w:rPr>
-        <w:t>..................................................................................</w:t>
+        <w:t>Số hiệu tài khoản tiền vay: ..................................................................................</w:t>
       </w:r>
     </w:p>
     <w:p>
@@ -2619,6 +1289,7 @@
                 <w:sz w:val="24"/>
                 <w:szCs w:val="24"/>
               </w:rPr>
+              <w:lastRenderedPageBreak/>
               <w:t>STT</w:t>
             </w:r>
           </w:p>
@@ -2802,7 +1473,6 @@
                 <w:sz w:val="24"/>
                 <w:szCs w:val="24"/>
               </w:rPr>
-              <w:lastRenderedPageBreak/>
               <w:t>1</w:t>
             </w:r>
           </w:p>
@@ -2829,137 +1499,7 @@
                 <w:szCs w:val="24"/>
                 <w:lang w:val="vi-VN"/>
               </w:rPr>
-              <w:t>&lt;&lt;</w:t>
-            </w:r>
-            <w:r>
-              <w:rPr>
-                <w:rFonts w:ascii="Times New Roman" w:eastAsia="Times New Roman" w:hAnsi="Times New Roman" w:cs="Times New Roman"/>
-                <w:sz w:val="24"/>
-                <w:szCs w:val="24"/>
-                <w:lang w:val="vi-VN"/>
-              </w:rPr>
-              <w:t>2 - Họ và tên người 1</w:t>
-            </w:r>
-            <w:r>
-              <w:rPr>
-                <w:rFonts w:ascii="Times New Roman" w:eastAsia="Times New Roman" w:hAnsi="Times New Roman" w:cs="Times New Roman"/>
-                <w:sz w:val="24"/>
-                <w:szCs w:val="24"/>
-                <w:lang w:val="vi-VN"/>
-              </w:rPr>
-              <w:t>&gt;&gt;</w:t>
-            </w:r>
-            <w:r>
-              <w:rPr>
-                <w:rFonts w:ascii="Times New Roman" w:eastAsia="Times New Roman" w:hAnsi="Times New Roman" w:cs="Times New Roman"/>
-                <w:sz w:val="24"/>
-                <w:szCs w:val="24"/>
-              </w:rPr>
-              <w:t xml:space="preserve"> thanh toán</w:t>
-            </w:r>
-            <w:r>
-              <w:rPr>
-                <w:rFonts w:ascii="Times New Roman" w:eastAsia="Times New Roman" w:hAnsi="Times New Roman" w:cs="Times New Roman"/>
-                <w:sz w:val="24"/>
-                <w:szCs w:val="24"/>
-                <w:lang w:val="vi-VN"/>
-              </w:rPr>
-              <w:t xml:space="preserve"> tiền mua</w:t>
-            </w:r>
-            <w:r>
-              <w:rPr>
-                <w:rFonts w:ascii="Times New Roman" w:eastAsia="Times New Roman" w:hAnsi="Times New Roman" w:cs="Times New Roman"/>
-                <w:sz w:val="24"/>
-                <w:szCs w:val="24"/>
-              </w:rPr>
-              <w:t xml:space="preserve"> căn hộ số </w:t>
-            </w:r>
-            <w:r>
-              <w:rPr>
-                <w:rFonts w:ascii="Times New Roman" w:eastAsia="Times New Roman" w:hAnsi="Times New Roman" w:cs="Times New Roman"/>
-                <w:sz w:val="24"/>
-                <w:szCs w:val="24"/>
-                <w:lang w:val="vi-VN"/>
-              </w:rPr>
-              <w:t>&lt;&lt;</w:t>
-            </w:r>
-            <w:r>
-              <w:rPr>
-                <w:rFonts w:ascii="Times New Roman" w:eastAsia="Times New Roman" w:hAnsi="Times New Roman" w:cs="Times New Roman"/>
-                <w:sz w:val="24"/>
-                <w:szCs w:val="24"/>
-                <w:lang w:val="vi-VN"/>
-              </w:rPr>
-              <w:t>'43 - số Căn hộ số</w:t>
-            </w:r>
-            <w:r>
-              <w:rPr>
-                <w:rFonts w:ascii="Times New Roman" w:eastAsia="Times New Roman" w:hAnsi="Times New Roman" w:cs="Times New Roman"/>
-                <w:sz w:val="24"/>
-                <w:szCs w:val="24"/>
-                <w:lang w:val="vi-VN"/>
-              </w:rPr>
-              <w:t>&gt;&gt;</w:t>
-            </w:r>
-            <w:r>
-              <w:rPr>
-                <w:rFonts w:ascii="Times New Roman" w:eastAsia="Times New Roman" w:hAnsi="Times New Roman" w:cs="Times New Roman"/>
-                <w:sz w:val="24"/>
-                <w:szCs w:val="24"/>
-              </w:rPr>
-              <w:t xml:space="preserve">, tầng </w:t>
-            </w:r>
-            <w:r>
-              <w:rPr>
-                <w:rFonts w:ascii="Times New Roman" w:eastAsia="Times New Roman" w:hAnsi="Times New Roman" w:cs="Times New Roman"/>
-                <w:sz w:val="24"/>
-                <w:szCs w:val="24"/>
-                <w:lang w:val="vi-VN"/>
-              </w:rPr>
-              <w:t>&lt;&lt;</w:t>
-            </w:r>
-            <w:r>
-              <w:rPr>
-                <w:rFonts w:ascii="Times New Roman" w:eastAsia="Times New Roman" w:hAnsi="Times New Roman" w:cs="Times New Roman"/>
-                <w:sz w:val="24"/>
-                <w:szCs w:val="24"/>
-                <w:lang w:val="vi-VN"/>
-              </w:rPr>
-              <w:t>'44- Tầng căn hộ</w:t>
-            </w:r>
-            <w:r>
-              <w:rPr>
-                <w:rFonts w:ascii="Times New Roman" w:eastAsia="Times New Roman" w:hAnsi="Times New Roman" w:cs="Times New Roman"/>
-                <w:sz w:val="24"/>
-                <w:szCs w:val="24"/>
-                <w:lang w:val="vi-VN"/>
-              </w:rPr>
-              <w:t>&gt;&gt;</w:t>
-            </w:r>
-            <w:r>
-              <w:rPr>
-                <w:rFonts w:ascii="Times New Roman" w:eastAsia="Times New Roman" w:hAnsi="Times New Roman" w:cs="Times New Roman"/>
-                <w:sz w:val="24"/>
-                <w:szCs w:val="24"/>
-              </w:rPr>
-              <w:t xml:space="preserve">  – Dự án </w:t>
-            </w:r>
-            <w:r>
-              <w:rPr>
-                <w:rFonts w:ascii="Times New Roman" w:eastAsia="Times New Roman" w:hAnsi="Times New Roman" w:cs="Times New Roman"/>
-                <w:sz w:val="24"/>
-                <w:szCs w:val="24"/>
-              </w:rPr>
-              <w:t>Prima</w:t>
-            </w:r>
-            <w:r>
-              <w:rPr>
-                <w:rFonts w:ascii="Times New Roman" w:eastAsia="Times New Roman" w:hAnsi="Times New Roman" w:cs="Times New Roman"/>
-                <w:sz w:val="24"/>
-                <w:szCs w:val="24"/>
-                <w:lang w:val="vi-VN"/>
-              </w:rPr>
-              <w:t xml:space="preserve"> Bay</w:t>
+              <w:t>{2 - Họ và tên người 1} thanh toán tiền mua căn hộ số {43 - số Căn hộ số}, tầng {44- Tầng căn hộ}  – Dự án Prima Bay</w:t>
             </w:r>
           </w:p>
         </w:tc>
@@ -3010,16 +1550,7 @@
                 <w:szCs w:val="24"/>
                 <w:lang w:val="vi-VN"/>
               </w:rPr>
-              <w:t>&lt;&lt;</w:t>
-            </w:r>
-            <w:r>
-              <w:rPr>
-                <w:rFonts w:ascii="Times New Roman" w:eastAsia="Times New Roman" w:hAnsi="Times New Roman" w:cs="Times New Roman"/>
-                <w:sz w:val="24"/>
-                <w:szCs w:val="24"/>
-                <w:lang w:val="vi-VN"/>
-              </w:rPr>
-              <w:t>'54 - CDT HTLS + NH GN lần 1 &gt;&gt;</w:t>
+              <w:t>{54 - CDT HTLS + NH GN lần 1}</w:t>
             </w:r>
           </w:p>
         </w:tc>
@@ -3044,16 +1575,7 @@
                 <w:sz w:val="24"/>
                 <w:szCs w:val="24"/>
               </w:rPr>
-              <w:t>- Tên đơn vị: Công ty</w:t>
-            </w:r>
-            <w:r>
-              <w:rPr>
-                <w:rFonts w:ascii="Times New Roman" w:eastAsia="Times New Roman" w:hAnsi="Times New Roman" w:cs="Times New Roman"/>
-                <w:sz w:val="24"/>
-                <w:szCs w:val="24"/>
-                <w:lang w:val="vi-VN"/>
-              </w:rPr>
-              <w:t xml:space="preserve"> TNHH ĐTPT SX Hạ Long</w:t>
+              <w:t>- Tên đơn vị: Công ty TNHH ĐTPT SX Hạ Long</w:t>
             </w:r>
           </w:p>
           <w:p>
@@ -3072,16 +1594,7 @@
                 <w:sz w:val="24"/>
                 <w:szCs w:val="24"/>
               </w:rPr>
-              <w:t xml:space="preserve">- STK: </w:t>
-            </w:r>
-            <w:r>
-              <w:rPr>
-                <w:rFonts w:ascii="Times New Roman" w:eastAsia="Times New Roman" w:hAnsi="Times New Roman" w:cs="Times New Roman"/>
-                <w:sz w:val="24"/>
-                <w:szCs w:val="24"/>
-                <w:lang w:val="vi-VN"/>
-              </w:rPr>
-              <w:t>860134032</w:t>
+              <w:t>- STK: 860134032</w:t>
             </w:r>
           </w:p>
           <w:p>
@@ -3143,51 +1656,7 @@
           <w:sz w:val="24"/>
           <w:szCs w:val="24"/>
         </w:rPr>
-        <w:t xml:space="preserve">Thời hạn rút vốn: </w:t>
-      </w:r>
-      <w:r>
-        <w:rPr>
-          <w:rFonts w:ascii="Times New Roman" w:eastAsia="Times New Roman" w:hAnsi="Times New Roman" w:cs="Times New Roman"/>
-          <w:sz w:val="24"/>
-          <w:szCs w:val="24"/>
-        </w:rPr>
-        <w:t>Vốn vay được rút một (01) lần hoặc nhiều l</w:t>
-      </w:r>
-      <w:r>
-        <w:rPr>
-          <w:rFonts w:ascii="Times New Roman" w:eastAsia="Times New Roman" w:hAnsi="Times New Roman" w:cs="Times New Roman"/>
-          <w:sz w:val="24"/>
-          <w:szCs w:val="24"/>
-          <w:highlight w:val="white"/>
-        </w:rPr>
-        <w:t xml:space="preserve">ần, lần rút vốn đầu tiên tối đa không quá </w:t>
-      </w:r>
-      <w:r>
-        <w:rPr>
-          <w:rFonts w:ascii="Times New Roman" w:eastAsia="Times New Roman" w:hAnsi="Times New Roman" w:cs="Times New Roman"/>
-          <w:color w:val="FF0000"/>
-          <w:sz w:val="24"/>
-          <w:szCs w:val="24"/>
-          <w:highlight w:val="white"/>
-        </w:rPr>
-        <w:t>30 ngày</w:t>
-      </w:r>
-      <w:r>
-        <w:rPr>
-          <w:rFonts w:ascii="Times New Roman" w:eastAsia="Times New Roman" w:hAnsi="Times New Roman" w:cs="Times New Roman"/>
-          <w:sz w:val="24"/>
-          <w:szCs w:val="24"/>
-          <w:highlight w:val="white"/>
-        </w:rPr>
-        <w:t xml:space="preserve"> kể từ ngày Hợp đồng này có hiệu lực. Trường hợp ngày kết thúc thời hạn rút vốn là ngày nghỉ, các bên thỏa thuận và thống nhất Khách h</w:t>
-      </w:r>
-      <w:r>
-        <w:rPr>
-          <w:rFonts w:ascii="Times New Roman" w:eastAsia="Times New Roman" w:hAnsi="Times New Roman" w:cs="Times New Roman"/>
-          <w:sz w:val="24"/>
-          <w:szCs w:val="24"/>
-        </w:rPr>
-        <w:t>àng được đề nghị Ngân hàng cấp tín dụng theo hợp đồng này chậm nhất là ngày làm việc tiếp theo ngày kết thúc thời hạn nêu trên.</w:t>
+        <w:t>Thời hạn rút vốn: Vốn vay được rút một (01) lần hoặc nhiều lần, lần rút vốn đầu tiên tối đa không quá 30 ngày kể từ ngày Hợp đồng này có hiệu lực. Trường hợp ngày kết thúc thời hạn rút vốn là ngày nghỉ, các bên thỏa thuận và thống nhất Khách hàng được đề nghị Ngân hàng cấp tín dụng theo hợp đồng này chậm nhất là ngày làm việc tiếp theo ngày kết thúc thời hạn nêu trên.</w:t>
       </w:r>
     </w:p>
     <w:p>
@@ -3223,33 +1692,7 @@
           <w:sz w:val="24"/>
           <w:szCs w:val="24"/>
         </w:rPr>
-        <w:t>Ngày giải ngân (rút vốn vay): ……/…../</w:t>
-      </w:r>
-      <w:r>
-        <w:rPr>
-          <w:rFonts w:ascii="Times New Roman" w:eastAsia="Times New Roman" w:hAnsi="Times New Roman" w:cs="Times New Roman"/>
-          <w:sz w:val="24"/>
-          <w:szCs w:val="24"/>
-        </w:rPr>
-        <w:t>20</w:t>
-      </w:r>
-      <w:r>
-        <w:rPr>
-          <w:rFonts w:ascii="Times New Roman" w:eastAsia="Times New Roman" w:hAnsi="Times New Roman" w:cs="Times New Roman"/>
-          <w:sz w:val="24"/>
-          <w:szCs w:val="24"/>
-          <w:lang w:val="vi-VN"/>
-        </w:rPr>
-        <w:t>…</w:t>
-      </w:r>
-      <w:r>
-        <w:rPr>
-          <w:rFonts w:ascii="Times New Roman" w:eastAsia="Times New Roman" w:hAnsi="Times New Roman" w:cs="Times New Roman"/>
-          <w:color w:val="000000"/>
-          <w:sz w:val="24"/>
-          <w:szCs w:val="24"/>
-        </w:rPr>
-        <w:t>; Ngày đáo hạn:……/….../……….</w:t>
+        <w:t>Ngày giải ngân (rút vốn vay): ……/…../20…; Ngày đáo hạn:……/….../……….</w:t>
       </w:r>
     </w:p>
     <w:p>
@@ -3321,52 +1764,7 @@
           <w:sz w:val="24"/>
           <w:szCs w:val="24"/>
         </w:rPr>
-        <w:t xml:space="preserve">Phương thức rút vốn:  </w:t>
-      </w:r>
-      <w:r>
-        <w:rPr>
-          <w:rFonts w:ascii="Arial Unicode MS" w:eastAsia="Arial Unicode MS" w:hAnsi="Arial Unicode MS" w:cs="Arial Unicode MS"/>
-          <w:color w:val="000000"/>
-          <w:sz w:val="24"/>
-          <w:szCs w:val="24"/>
-        </w:rPr>
-        <w:t>☐</w:t>
-      </w:r>
-      <w:r>
-        <w:rPr>
-          <w:rFonts w:ascii="Times New Roman" w:eastAsia="Times New Roman" w:hAnsi="Times New Roman" w:cs="Times New Roman"/>
-          <w:color w:val="000000"/>
-          <w:sz w:val="24"/>
-          <w:szCs w:val="24"/>
-        </w:rPr>
-        <w:t xml:space="preserve"> Tiền mặt</w:t>
-      </w:r>
-      <w:r>
-        <w:rPr>
-          <w:rFonts w:ascii="Times New Roman" w:eastAsia="Times New Roman" w:hAnsi="Times New Roman" w:cs="Times New Roman"/>
-          <w:color w:val="000000"/>
-          <w:sz w:val="24"/>
-          <w:szCs w:val="24"/>
-        </w:rPr>
-        <w:tab/>
-      </w:r>
-      <w:r>
-        <w:rPr>
-          <w:rFonts w:ascii="Arial Unicode MS" w:eastAsia="Arial Unicode MS" w:hAnsi="Arial Unicode MS" w:cs="Arial Unicode MS"/>
-          <w:color w:val="000000"/>
-          <w:sz w:val="24"/>
-          <w:szCs w:val="24"/>
-        </w:rPr>
-        <w:t>☐</w:t>
-      </w:r>
-      <w:r>
-        <w:rPr>
-          <w:rFonts w:ascii="Times New Roman" w:eastAsia="Times New Roman" w:hAnsi="Times New Roman" w:cs="Times New Roman"/>
-          <w:color w:val="000000"/>
-          <w:sz w:val="24"/>
-          <w:szCs w:val="24"/>
-        </w:rPr>
-        <w:t>Chuyển khoản</w:t>
+        <w:t>Phương thức rút vốn:  ☐ Tiền mặt ☐Chuyển khoản</w:t>
       </w:r>
     </w:p>
     <w:p>
@@ -3389,17 +1787,7 @@
           <w:sz w:val="24"/>
           <w:szCs w:val="24"/>
         </w:rPr>
-        <w:t>7. Lịch trả nợ gốc/lãi</w:t>
-      </w:r>
-      <w:r>
-        <w:rPr>
-          <w:rFonts w:ascii="Times New Roman" w:eastAsia="Times New Roman" w:hAnsi="Times New Roman" w:cs="Times New Roman"/>
-          <w:i/>
-          <w:iCs/>
-          <w:sz w:val="24"/>
-          <w:szCs w:val="24"/>
-        </w:rPr>
-        <w:t>:</w:t>
+        <w:t>7. Lịch trả nợ gốc/lãi:</w:t>
       </w:r>
     </w:p>
     <w:p>
@@ -4038,17 +2426,7 @@
                 <w:sz w:val="24"/>
                 <w:szCs w:val="24"/>
               </w:rPr>
-              <w:t>2</w:t>
-            </w:r>
-            <w:r>
-              <w:rPr>
-                <w:rFonts w:ascii="Times New Roman" w:eastAsia="Times New Roman" w:hAnsi="Times New Roman" w:cs="Times New Roman"/>
-                <w:color w:val="000000"/>
-                <w:sz w:val="24"/>
-                <w:szCs w:val="24"/>
-                <w:lang w:val="vi-VN"/>
-              </w:rPr>
-              <w:t>39</w:t>
+              <w:t>239</w:t>
             </w:r>
           </w:p>
         </w:tc>
@@ -4088,7 +2466,7 @@
                 <w:szCs w:val="24"/>
                 <w:lang w:val="vi-VN"/>
               </w:rPr>
-              <w:t>&lt;&lt;’64- Lịch trả nợ từ kì 31 đến kỳ n-1&gt;&gt;</w:t>
+              <w:t>{’64- Lịch trả nợ từ kì 31 đến kỳ n-1}</w:t>
             </w:r>
           </w:p>
         </w:tc>
@@ -4171,17 +2549,7 @@
                 <w:sz w:val="24"/>
                 <w:szCs w:val="24"/>
               </w:rPr>
-              <w:t>2</w:t>
-            </w:r>
-            <w:r>
-              <w:rPr>
-                <w:rFonts w:ascii="Times New Roman" w:eastAsia="Times New Roman" w:hAnsi="Times New Roman" w:cs="Times New Roman"/>
-                <w:color w:val="000000"/>
-                <w:sz w:val="24"/>
-                <w:szCs w:val="24"/>
-                <w:lang w:val="vi-VN"/>
-              </w:rPr>
-              <w:t>40</w:t>
+              <w:t>240</w:t>
             </w:r>
           </w:p>
         </w:tc>
@@ -4221,7 +2589,7 @@
                 <w:szCs w:val="24"/>
                 <w:lang w:val="vi-VN"/>
               </w:rPr>
-              <w:t>&lt;&lt;’65 – kỳ thứ n&gt;&gt;</w:t>
+              <w:t>{’65 - kỳ thứ n}</w:t>
             </w:r>
           </w:p>
         </w:tc>
@@ -4266,30 +2634,7 @@
                 <w:sz w:val="24"/>
                 <w:szCs w:val="24"/>
               </w:rPr>
-              <w:t>Tổng cộng gốc trong 2</w:t>
-            </w:r>
-            <w:r>
-              <w:rPr>
-                <w:rFonts w:ascii="Times New Roman" w:eastAsia="Times New Roman" w:hAnsi="Times New Roman" w:cs="Times New Roman"/>
-                <w:b/>
-                <w:bCs/>
-                <w:color w:val="000000"/>
-                <w:sz w:val="24"/>
-                <w:szCs w:val="24"/>
-                <w:lang w:val="vi-VN"/>
-              </w:rPr>
-              <w:t>40</w:t>
-            </w:r>
-            <w:r>
-              <w:rPr>
-                <w:rFonts w:ascii="Times New Roman" w:eastAsia="Times New Roman" w:hAnsi="Times New Roman" w:cs="Times New Roman"/>
-                <w:b/>
-                <w:bCs/>
-                <w:color w:val="000000"/>
-                <w:sz w:val="24"/>
-                <w:szCs w:val="24"/>
-              </w:rPr>
-              <w:t xml:space="preserve"> kỳ</w:t>
+              <w:t>Tổng cộng gốc trong 240 kỳ</w:t>
             </w:r>
           </w:p>
         </w:tc>
@@ -4331,7 +2676,7 @@
                 <w:szCs w:val="24"/>
                 <w:lang w:val="vi-VN"/>
               </w:rPr>
-              <w:t>&lt;&lt;’52 – Số tiền/ Hạn mức vay&gt;&gt;</w:t>
+              <w:t>{’52 - Số tiền/ Hạn mức vay}</w:t>
             </w:r>
           </w:p>
         </w:tc>
@@ -4440,24 +2785,7 @@
           <w:sz w:val="24"/>
           <w:szCs w:val="24"/>
         </w:rPr>
-        <w:t xml:space="preserve">      b1) Trong thời gian được Chủ đầu tư là Công ty</w:t>
-      </w:r>
-      <w:r>
-        <w:rPr>
-          <w:rFonts w:ascii="Times New Roman" w:eastAsia="Times New Roman" w:hAnsi="Times New Roman" w:cs="Times New Roman"/>
-          <w:sz w:val="24"/>
-          <w:szCs w:val="24"/>
-          <w:lang w:val="vi-VN"/>
-        </w:rPr>
-        <w:t xml:space="preserve"> TNHH ĐTPT SX Hạ Long</w:t>
-      </w:r>
-      <w:r>
-        <w:rPr>
-          <w:rFonts w:ascii="Times New Roman" w:eastAsia="Times New Roman" w:hAnsi="Times New Roman" w:cs="Times New Roman"/>
-          <w:sz w:val="24"/>
-          <w:szCs w:val="24"/>
-        </w:rPr>
-        <w:t xml:space="preserve"> hỗ trợ lãi suất: </w:t>
+        <w:t xml:space="preserve">      b1) Trong thời gian được Chủ đầu tư là Công ty TNHH ĐTPT SX Hạ Long hỗ trợ lãi suất: </w:t>
       </w:r>
     </w:p>
     <w:p>
@@ -4478,32 +2806,7 @@
           <w:sz w:val="24"/>
           <w:szCs w:val="24"/>
         </w:rPr>
-        <w:t xml:space="preserve">- </w:t>
-      </w:r>
-      <w:r>
-        <w:rPr>
-          <w:rFonts w:ascii="Times New Roman" w:eastAsia="Times New Roman" w:hAnsi="Times New Roman" w:cs="Times New Roman"/>
-          <w:sz w:val="24"/>
-          <w:szCs w:val="24"/>
-        </w:rPr>
-        <w:t>Công ty</w:t>
-      </w:r>
-      <w:r>
-        <w:rPr>
-          <w:rFonts w:ascii="Times New Roman" w:eastAsia="Times New Roman" w:hAnsi="Times New Roman" w:cs="Times New Roman"/>
-          <w:sz w:val="24"/>
-          <w:szCs w:val="24"/>
-          <w:lang w:val="vi-VN"/>
-        </w:rPr>
-        <w:t xml:space="preserve"> TNHH ĐTPT SX Hạ Long</w:t>
-      </w:r>
-      <w:r>
-        <w:rPr>
-          <w:rFonts w:ascii="Times New Roman" w:eastAsia="Times New Roman" w:hAnsi="Times New Roman" w:cs="Times New Roman"/>
-          <w:sz w:val="24"/>
-          <w:szCs w:val="24"/>
-        </w:rPr>
-        <w:t xml:space="preserve"> phối hợp cùng với BIDV thực hiện thanh toán lãi suất theo thỏa thuận hỗ trợ lãi suất đã ký.</w:t>
+        <w:t>- Công ty TNHH ĐTPT SX Hạ Long phối hợp cùng với BIDV thực hiện thanh toán lãi suất theo thỏa thuận hỗ trợ lãi suất đã ký.</w:t>
       </w:r>
     </w:p>
     <w:p>
@@ -4524,65 +2827,16 @@
           <w:sz w:val="24"/>
           <w:szCs w:val="24"/>
         </w:rPr>
-        <w:t xml:space="preserve">- Trong trường hợp </w:t>
-      </w:r>
-      <w:r>
-        <w:rPr>
-          <w:rFonts w:ascii="Times New Roman" w:eastAsia="Times New Roman" w:hAnsi="Times New Roman" w:cs="Times New Roman"/>
-          <w:sz w:val="24"/>
-          <w:szCs w:val="24"/>
-        </w:rPr>
-        <w:t>Công ty</w:t>
-      </w:r>
-      <w:r>
-        <w:rPr>
-          <w:rFonts w:ascii="Times New Roman" w:eastAsia="Times New Roman" w:hAnsi="Times New Roman" w:cs="Times New Roman"/>
-          <w:sz w:val="24"/>
-          <w:szCs w:val="24"/>
-          <w:lang w:val="vi-VN"/>
-        </w:rPr>
-        <w:t xml:space="preserve"> TNHH ĐTPT SX Hạ Long</w:t>
-      </w:r>
-      <w:r>
-        <w:rPr>
-          <w:rFonts w:ascii="Times New Roman" w:eastAsia="Times New Roman" w:hAnsi="Times New Roman" w:cs="Times New Roman"/>
-          <w:sz w:val="24"/>
-          <w:szCs w:val="24"/>
-        </w:rPr>
-        <w:t xml:space="preserve"> </w:t>
-      </w:r>
-      <w:r>
-        <w:rPr>
-          <w:rFonts w:ascii="Times New Roman" w:eastAsia="Times New Roman" w:hAnsi="Times New Roman" w:cs="Times New Roman"/>
-          <w:sz w:val="24"/>
-          <w:szCs w:val="24"/>
-        </w:rPr>
-        <w:t xml:space="preserve">không thực hiện đúng cam kết trong việc trả thay lãi vay theo HĐTD, Ngân hàng có quyền yêu cầu và Khách hàng là Bên vay có nghĩa vụ phải thực hiện trả lãi vay đã phát sinh chưa trả theo đúng mức Lãi suất cho vay thực tế được BIDV quy định tại Hợp đồng tín dụng này (bao gồm cả phần lãi vay </w:t>
-      </w:r>
-      <w:r>
-        <w:rPr>
-          <w:rFonts w:ascii="Times New Roman" w:eastAsia="Times New Roman" w:hAnsi="Times New Roman" w:cs="Times New Roman"/>
-          <w:sz w:val="24"/>
-          <w:szCs w:val="24"/>
-        </w:rPr>
-        <w:t>Công ty</w:t>
-      </w:r>
-      <w:r>
-        <w:rPr>
-          <w:rFonts w:ascii="Times New Roman" w:eastAsia="Times New Roman" w:hAnsi="Times New Roman" w:cs="Times New Roman"/>
-          <w:sz w:val="24"/>
-          <w:szCs w:val="24"/>
-          <w:lang w:val="vi-VN"/>
-        </w:rPr>
-        <w:t xml:space="preserve"> TNHH ĐTPT SX Hạ Long</w:t>
-      </w:r>
-      <w:r>
-        <w:rPr>
-          <w:rFonts w:ascii="Times New Roman" w:eastAsia="Times New Roman" w:hAnsi="Times New Roman" w:cs="Times New Roman"/>
-          <w:sz w:val="24"/>
-          <w:szCs w:val="24"/>
-        </w:rPr>
-        <w:t xml:space="preserve"> trả thay nhưng chưa trả theo đúng cam kết).</w:t>
+        <w:t xml:space="preserve">- Trong trường hợp Công ty TNHH ĐTPT SX Hạ Long không thực hiện đúng cam kết trong việc trả thay lãi vay theo HĐTD, Ngân hàng có quyền yêu cầu và Khách hàng là Bên vay có nghĩa vụ phải thực hiện trả lãi vay đã phát sinh chưa trả theo đúng mức Lãi suất cho vay thực tế được BIDV quy định tại Hợp đồng tín dụng này (bao gồm cả phần lãi vay Công ty TNHH ĐTPT SX </w:t>
+      </w:r>
+      <w:r>
+        <w:rPr>
+          <w:rFonts w:ascii="Times New Roman" w:eastAsia="Times New Roman" w:hAnsi="Times New Roman" w:cs="Times New Roman"/>
+          <w:sz w:val="24"/>
+          <w:szCs w:val="24"/>
+        </w:rPr>
+        <w:lastRenderedPageBreak/>
+        <w:t>Hạ Long trả thay nhưng chưa trả theo đúng cam kết).</w:t>
       </w:r>
     </w:p>
     <w:p>
@@ -4604,124 +2858,7 @@
           <w:sz w:val="24"/>
           <w:szCs w:val="24"/>
         </w:rPr>
-        <w:t xml:space="preserve">      b2) Sau thời gian hỗ trợ lãi suất: Trích nợ tài khoản số </w:t>
-      </w:r>
-      <w:r>
-        <w:rPr>
-          <w:rFonts w:ascii="Times New Roman" w:eastAsia="Times New Roman" w:hAnsi="Times New Roman" w:cs="Times New Roman"/>
-          <w:spacing w:val="-4"/>
-          <w:sz w:val="24"/>
-          <w:szCs w:val="24"/>
-          <w:lang w:val="vi-VN"/>
-        </w:rPr>
-        <w:t>&lt;&lt;</w:t>
-      </w:r>
-      <w:r>
-        <w:t xml:space="preserve"> </w:t>
-      </w:r>
-      <w:r>
-        <w:rPr>
-          <w:rFonts w:ascii="Times New Roman" w:eastAsia="Times New Roman" w:hAnsi="Times New Roman" w:cs="Times New Roman"/>
-          <w:spacing w:val="-4"/>
-          <w:sz w:val="24"/>
-          <w:szCs w:val="24"/>
-          <w:lang w:val="vi-VN"/>
-        </w:rPr>
-        <w:t xml:space="preserve">'56 - TK thanh toán của KH vay </w:t>
-      </w:r>
-      <w:r>
-        <w:rPr>
-          <w:rFonts w:ascii="Times New Roman" w:eastAsia="Times New Roman" w:hAnsi="Times New Roman" w:cs="Times New Roman"/>
-          <w:spacing w:val="-4"/>
-          <w:sz w:val="24"/>
-          <w:szCs w:val="24"/>
-          <w:lang w:val="vi-VN"/>
-        </w:rPr>
-        <w:t>&gt;&gt;</w:t>
-      </w:r>
-      <w:r>
-        <w:rPr>
-          <w:rFonts w:ascii="Times New Roman" w:eastAsia="Times New Roman" w:hAnsi="Times New Roman" w:cs="Times New Roman"/>
-          <w:spacing w:val="-4"/>
-          <w:sz w:val="24"/>
-          <w:szCs w:val="24"/>
-        </w:rPr>
-        <w:t xml:space="preserve"> của </w:t>
-      </w:r>
-      <w:r>
-        <w:rPr>
-          <w:rFonts w:ascii="Times New Roman" w:eastAsia="Times New Roman" w:hAnsi="Times New Roman" w:cs="Times New Roman"/>
-          <w:spacing w:val="-4"/>
-          <w:sz w:val="24"/>
-          <w:szCs w:val="24"/>
-          <w:lang w:val="vi-VN"/>
-        </w:rPr>
-        <w:t>&lt;&lt;</w:t>
-      </w:r>
-      <w:r>
-        <w:t xml:space="preserve"> </w:t>
-      </w:r>
-      <w:r>
-        <w:rPr>
-          <w:rFonts w:ascii="Times New Roman" w:eastAsia="Times New Roman" w:hAnsi="Times New Roman" w:cs="Times New Roman"/>
-          <w:spacing w:val="-4"/>
-          <w:sz w:val="24"/>
-          <w:szCs w:val="24"/>
-          <w:lang w:val="vi-VN"/>
-        </w:rPr>
-        <w:t xml:space="preserve">1 - Danh xưng người 1 </w:t>
-      </w:r>
-      <w:r>
-        <w:rPr>
-          <w:rFonts w:ascii="Times New Roman" w:eastAsia="Times New Roman" w:hAnsi="Times New Roman" w:cs="Times New Roman"/>
-          <w:spacing w:val="-4"/>
-          <w:sz w:val="24"/>
-          <w:szCs w:val="24"/>
-          <w:lang w:val="vi-VN"/>
-        </w:rPr>
-        <w:t>&gt;&gt; &lt;&lt;</w:t>
-      </w:r>
-      <w:r>
-        <w:t xml:space="preserve"> </w:t>
-      </w:r>
-      <w:r>
-        <w:rPr>
-          <w:rFonts w:ascii="Times New Roman" w:eastAsia="Times New Roman" w:hAnsi="Times New Roman" w:cs="Times New Roman"/>
-          <w:spacing w:val="-4"/>
-          <w:sz w:val="24"/>
-          <w:szCs w:val="24"/>
-          <w:lang w:val="vi-VN"/>
-        </w:rPr>
-        <w:t xml:space="preserve">2 - Họ và tên người 1 </w:t>
-      </w:r>
-      <w:r>
-        <w:rPr>
-          <w:rFonts w:ascii="Times New Roman" w:eastAsia="Times New Roman" w:hAnsi="Times New Roman" w:cs="Times New Roman"/>
-          <w:spacing w:val="-4"/>
-          <w:sz w:val="24"/>
-          <w:szCs w:val="24"/>
-          <w:lang w:val="vi-VN"/>
-        </w:rPr>
-        <w:t>&gt;&gt;</w:t>
-      </w:r>
-      <w:r>
-        <w:rPr>
-          <w:rFonts w:ascii="Times New Roman" w:eastAsia="Times New Roman" w:hAnsi="Times New Roman" w:cs="Times New Roman"/>
-          <w:spacing w:val="-4"/>
-          <w:sz w:val="24"/>
-          <w:szCs w:val="24"/>
-        </w:rPr>
-        <w:t xml:space="preserve"> mở tại BIDV Tràng Tiền – Hà Nội và các </w:t>
-      </w:r>
-      <w:r>
-        <w:rPr>
-          <w:rFonts w:ascii="Times New Roman" w:eastAsia="Times New Roman" w:hAnsi="Times New Roman" w:cs="Times New Roman"/>
-          <w:spacing w:val="-4"/>
-          <w:sz w:val="24"/>
-          <w:szCs w:val="24"/>
-        </w:rPr>
-        <w:lastRenderedPageBreak/>
-        <w:t>tài khoản khác thuộc sở hữu của Bên vay mở tại Ngân hàng</w:t>
+        <w:t xml:space="preserve">      b2) Sau thời gian hỗ trợ lãi suất: Trích nợ tài khoản số {56 - TK thanh toán của KH vay} của {1 - Danh xưng người 1} {2 - Họ và tên người 1} mở tại BIDV Tràng Tiền – Hà Nội và các tài khoản khác thuộc sở hữu của Bên vay mở tại Ngân hàng</w:t>
       </w:r>
     </w:p>
     <w:p>
@@ -4790,219 +2927,7 @@
           <w:szCs w:val="24"/>
         </w:rPr>
         <w:tab/>
-        <w:t xml:space="preserve">(i) Hợp đồng thế chấp Quyền tài sản số </w:t>
-      </w:r>
-      <w:r>
-        <w:rPr>
-          <w:rFonts w:ascii="Times New Roman" w:eastAsia="Times New Roman" w:hAnsi="Times New Roman" w:cs="Times New Roman"/>
-          <w:sz w:val="24"/>
-          <w:szCs w:val="24"/>
-          <w:lang w:val="vi-VN"/>
-        </w:rPr>
-        <w:t>&lt;&lt;</w:t>
-      </w:r>
-      <w:r>
-        <w:t xml:space="preserve"> </w:t>
-      </w:r>
-      <w:r>
-        <w:rPr>
-          <w:rFonts w:ascii="Times New Roman" w:eastAsia="Times New Roman" w:hAnsi="Times New Roman" w:cs="Times New Roman"/>
-          <w:sz w:val="24"/>
-          <w:szCs w:val="24"/>
-          <w:lang w:val="vi-VN"/>
-        </w:rPr>
-        <w:t xml:space="preserve">'59 - Số hợp đồng thế chấp </w:t>
-      </w:r>
-      <w:r>
-        <w:rPr>
-          <w:rFonts w:ascii="Times New Roman" w:eastAsia="Times New Roman" w:hAnsi="Times New Roman" w:cs="Times New Roman"/>
-          <w:sz w:val="24"/>
-          <w:szCs w:val="24"/>
-          <w:lang w:val="vi-VN"/>
-        </w:rPr>
-        <w:t>&gt;&gt;</w:t>
-      </w:r>
-      <w:r>
-        <w:rPr>
-          <w:rFonts w:ascii="Times New Roman" w:eastAsia="Times New Roman" w:hAnsi="Times New Roman" w:cs="Times New Roman"/>
-          <w:sz w:val="24"/>
-          <w:szCs w:val="24"/>
-        </w:rPr>
-        <w:t xml:space="preserve"> ký ngày </w:t>
-      </w:r>
-      <w:r>
-        <w:rPr>
-          <w:rFonts w:ascii="Times New Roman" w:eastAsia="Times New Roman" w:hAnsi="Times New Roman" w:cs="Times New Roman"/>
-          <w:sz w:val="24"/>
-          <w:szCs w:val="24"/>
-          <w:lang w:val="vi-VN"/>
-        </w:rPr>
-        <w:t>…</w:t>
-      </w:r>
-      <w:r>
-        <w:rPr>
-          <w:rFonts w:ascii="Times New Roman" w:eastAsia="Times New Roman" w:hAnsi="Times New Roman" w:cs="Times New Roman"/>
-          <w:sz w:val="24"/>
-          <w:szCs w:val="24"/>
-        </w:rPr>
-        <w:t>/</w:t>
-      </w:r>
-      <w:r>
-        <w:rPr>
-          <w:rFonts w:ascii="Times New Roman" w:eastAsia="Times New Roman" w:hAnsi="Times New Roman" w:cs="Times New Roman"/>
-          <w:sz w:val="24"/>
-          <w:szCs w:val="24"/>
-          <w:lang w:val="vi-VN"/>
-        </w:rPr>
-        <w:t>…</w:t>
-      </w:r>
-      <w:r>
-        <w:rPr>
-          <w:rFonts w:ascii="Times New Roman" w:eastAsia="Times New Roman" w:hAnsi="Times New Roman" w:cs="Times New Roman"/>
-          <w:sz w:val="24"/>
-          <w:szCs w:val="24"/>
-        </w:rPr>
-        <w:t>/20</w:t>
-      </w:r>
-      <w:r>
-        <w:rPr>
-          <w:rFonts w:ascii="Times New Roman" w:eastAsia="Times New Roman" w:hAnsi="Times New Roman" w:cs="Times New Roman"/>
-          <w:sz w:val="24"/>
-          <w:szCs w:val="24"/>
-          <w:lang w:val="vi-VN"/>
-        </w:rPr>
-        <w:t>…</w:t>
-      </w:r>
-      <w:r>
-        <w:rPr>
-          <w:rFonts w:ascii="Times New Roman" w:eastAsia="Times New Roman" w:hAnsi="Times New Roman" w:cs="Times New Roman"/>
-          <w:sz w:val="24"/>
-          <w:szCs w:val="24"/>
-        </w:rPr>
-        <w:t xml:space="preserve">. giữa </w:t>
-      </w:r>
-      <w:r>
-        <w:rPr>
-          <w:rFonts w:ascii="Times New Roman" w:eastAsia="Times New Roman" w:hAnsi="Times New Roman" w:cs="Times New Roman"/>
-          <w:spacing w:val="-4"/>
-          <w:sz w:val="24"/>
-          <w:szCs w:val="24"/>
-          <w:lang w:val="vi-VN"/>
-        </w:rPr>
-        <w:t>&lt;&lt;</w:t>
-      </w:r>
-      <w:r>
-        <w:t xml:space="preserve"> </w:t>
-      </w:r>
-      <w:r>
-        <w:rPr>
-          <w:rFonts w:ascii="Times New Roman" w:eastAsia="Times New Roman" w:hAnsi="Times New Roman" w:cs="Times New Roman"/>
-          <w:spacing w:val="-4"/>
-          <w:sz w:val="24"/>
-          <w:szCs w:val="24"/>
-          <w:lang w:val="vi-VN"/>
-        </w:rPr>
-        <w:t xml:space="preserve">1 - Danh xưng người 1 </w:t>
-      </w:r>
-      <w:r>
-        <w:rPr>
-          <w:rFonts w:ascii="Times New Roman" w:eastAsia="Times New Roman" w:hAnsi="Times New Roman" w:cs="Times New Roman"/>
-          <w:spacing w:val="-4"/>
-          <w:sz w:val="24"/>
-          <w:szCs w:val="24"/>
-          <w:lang w:val="vi-VN"/>
-        </w:rPr>
-        <w:t>&gt;&gt; &lt;&lt;</w:t>
-      </w:r>
-      <w:r>
-        <w:t xml:space="preserve"> </w:t>
-      </w:r>
-      <w:r>
-        <w:rPr>
-          <w:rFonts w:ascii="Times New Roman" w:eastAsia="Times New Roman" w:hAnsi="Times New Roman" w:cs="Times New Roman"/>
-          <w:spacing w:val="-4"/>
-          <w:sz w:val="24"/>
-          <w:szCs w:val="24"/>
-          <w:lang w:val="vi-VN"/>
-        </w:rPr>
-        <w:t xml:space="preserve">2 - Họ và tên người 1 </w:t>
-      </w:r>
-      <w:r>
-        <w:rPr>
-          <w:rFonts w:ascii="Times New Roman" w:eastAsia="Times New Roman" w:hAnsi="Times New Roman" w:cs="Times New Roman"/>
-          <w:spacing w:val="-4"/>
-          <w:sz w:val="24"/>
-          <w:szCs w:val="24"/>
-          <w:lang w:val="vi-VN"/>
-        </w:rPr>
-        <w:t>&gt;&gt;</w:t>
-      </w:r>
-      <w:r>
-        <w:rPr>
-          <w:rFonts w:ascii="Times New Roman" w:eastAsia="Times New Roman" w:hAnsi="Times New Roman" w:cs="Times New Roman"/>
-          <w:spacing w:val="-4"/>
-          <w:sz w:val="24"/>
-          <w:szCs w:val="24"/>
-          <w:lang w:val="vi-VN"/>
-        </w:rPr>
-        <w:t xml:space="preserve"> và &lt;&lt;</w:t>
-      </w:r>
-      <w:r>
-        <w:rPr>
-          <w:rFonts w:ascii="Times New Roman" w:eastAsia="Times New Roman" w:hAnsi="Times New Roman" w:cs="Times New Roman"/>
-          <w:spacing w:val="-4"/>
-          <w:sz w:val="24"/>
-          <w:szCs w:val="24"/>
-          <w:lang w:val="vi-VN"/>
-        </w:rPr>
-        <w:t>21 - Danh xưng người 2</w:t>
-      </w:r>
-      <w:r>
-        <w:rPr>
-          <w:rFonts w:ascii="Times New Roman" w:eastAsia="Times New Roman" w:hAnsi="Times New Roman" w:cs="Times New Roman"/>
-          <w:spacing w:val="-4"/>
-          <w:sz w:val="24"/>
-          <w:szCs w:val="24"/>
-          <w:lang w:val="vi-VN"/>
-        </w:rPr>
-        <w:t>&gt;&gt; &lt;&lt;</w:t>
-      </w:r>
-      <w:r>
-        <w:rPr>
-          <w:rFonts w:ascii="Times New Roman" w:eastAsia="Times New Roman" w:hAnsi="Times New Roman" w:cs="Times New Roman"/>
-          <w:spacing w:val="-4"/>
-          <w:sz w:val="24"/>
-          <w:szCs w:val="24"/>
-          <w:lang w:val="vi-VN"/>
-        </w:rPr>
-        <w:t>22 - Họ và tên người 2</w:t>
-      </w:r>
-      <w:r>
-        <w:rPr>
-          <w:rFonts w:ascii="Times New Roman" w:eastAsia="Times New Roman" w:hAnsi="Times New Roman" w:cs="Times New Roman"/>
-          <w:spacing w:val="-4"/>
-          <w:sz w:val="24"/>
-          <w:szCs w:val="24"/>
-          <w:lang w:val="vi-VN"/>
-        </w:rPr>
-        <w:t>&gt;&gt;</w:t>
-      </w:r>
-      <w:r>
-        <w:rPr>
-          <w:rFonts w:ascii="Times New Roman" w:eastAsia="Times New Roman" w:hAnsi="Times New Roman" w:cs="Times New Roman"/>
-          <w:spacing w:val="-4"/>
-          <w:sz w:val="24"/>
-          <w:szCs w:val="24"/>
-        </w:rPr>
-        <w:t xml:space="preserve"> </w:t>
-      </w:r>
-      <w:r>
-        <w:rPr>
-          <w:rFonts w:ascii="Times New Roman" w:eastAsia="Times New Roman" w:hAnsi="Times New Roman" w:cs="Times New Roman"/>
-          <w:sz w:val="24"/>
-          <w:szCs w:val="24"/>
-        </w:rPr>
-        <w:t>với Ngân hàng TMCP Đầu tư và Phát triển Việt Nam – Chi nhánh Tràng Tiền – Hà Nội (hoặc Chi nhánh Tràng Tiền – Hà Nội)</w:t>
+        <w:t>(i) Hợp đồng thế chấp Quyền tài sản số {59 - Số hợp đồng thế chấp} ký ngày …/…/20…. giữa {1 - Danh xưng người 1} {2 - Họ và tên người 1} và {21 - Danh xưng người 2} {22 - Họ và tên người 2} với Ngân hàng TMCP Đầu tư và Phát triển Việt Nam – Chi nhánh Tràng Tiền – Hà Nội (hoặc Chi nhánh Tràng Tiền – Hà Nội)</w:t>
       </w:r>
       <w:r>
         <w:rPr>
@@ -5036,16 +2961,7 @@
           <w:sz w:val="24"/>
           <w:szCs w:val="24"/>
         </w:rPr>
-        <w:t xml:space="preserve">(ii) </w:t>
-      </w:r>
-      <w:r>
-        <w:rPr>
-          <w:rFonts w:ascii="Times New Roman" w:eastAsia="Times New Roman" w:hAnsi="Times New Roman" w:cs="Times New Roman"/>
-          <w:sz w:val="24"/>
-          <w:szCs w:val="24"/>
-          <w:highlight w:val="white"/>
-        </w:rPr>
-        <w:t>Các thỏa thuận về biện pháp bảo đảm được ghi nhận và thực hiện theo Hợp đồng này (bao gồm việc Bên được cấp tín dụng cầm cố số dư tại mọi thời điểm trên các tài khoản thanh toán của Bên được cấp tín dụng mở tại Bên cấp tín dụng); các Hợp đồng cầm cố/thế chấp/bảo lãnh/ký quỹ hoặc các hợp đồng, thỏa thuận khác (gọi chung là Hợp đồng bảo đảm) được giao kết giữa Ngân hàng và Khách hàng/Bên thứ ba trước ngày, cùng ngày và sau ngày ký kết Hợp đồng này mà Điều khoản về Phạm vi bảo đảm của Hợp đồng bảo đảm bao gồm (một cách cụ thể hoặc bao quát) các nghĩa vụ phát sinh từ hoặc có liên quan đến Hợp đồng này. Trường hợp bảo đảm bằng tài sản của Bên thứ ba thì Hợp đồng bảo đảm không bắt buộc phải có sự tham gia ký kết của Khách hàng.</w:t>
+        <w:t>(ii) Các thỏa thuận về biện pháp bảo đảm được ghi nhận và thực hiện theo Hợp đồng này (bao gồm việc Bên được cấp tín dụng cầm cố số dư tại mọi thời điểm trên các tài khoản thanh toán của Bên được cấp tín dụng mở tại Bên cấp tín dụng); các Hợp đồng cầm cố/thế chấp/bảo lãnh/ký quỹ hoặc các hợp đồng, thỏa thuận khác (gọi chung là Hợp đồng bảo đảm) được giao kết giữa Ngân hàng và Khách hàng/Bên thứ ba trước ngày, cùng ngày và sau ngày ký kết Hợp đồng này mà Điều khoản về Phạm vi bảo đảm của Hợp đồng bảo đảm bao gồm (một cách cụ thể hoặc bao quát) các nghĩa vụ phát sinh từ hoặc có liên quan đến Hợp đồng này. Trường hợp bảo đảm bằng tài sản của Bên thứ ba thì Hợp đồng bảo đảm không bắt buộc phải có sự tham gia ký kết của Khách hàng.</w:t>
       </w:r>
     </w:p>
     <w:p>
@@ -5280,7 +3196,16 @@
           <w:sz w:val="24"/>
           <w:szCs w:val="24"/>
         </w:rPr>
-        <w:t xml:space="preserve">g) Khách hàng cam kết chuyển toàn bộ các nguồn thu nhập về tài khoản tiền gửi mở tại BIDV (bao gồm cả thu nhập tiền mặt). </w:t>
+        <w:t xml:space="preserve">g) Khách hàng cam kết chuyển toàn bộ các nguồn thu nhập về tài khoản tiền gửi mở tại </w:t>
+      </w:r>
+      <w:r>
+        <w:rPr>
+          <w:rFonts w:ascii="Times New Roman" w:eastAsia="Times New Roman" w:hAnsi="Times New Roman" w:cs="Times New Roman"/>
+          <w:sz w:val="24"/>
+          <w:szCs w:val="24"/>
+        </w:rPr>
+        <w:lastRenderedPageBreak/>
+        <w:t xml:space="preserve">BIDV (bao gồm cả thu nhập tiền mặt). </w:t>
       </w:r>
     </w:p>
     <w:p>
@@ -5305,55 +3230,7 @@
           <w:sz w:val="24"/>
           <w:szCs w:val="24"/>
         </w:rPr>
-        <w:tab/>
-        <w:t xml:space="preserve">h) Trong trường hợp khách không mua bảo hiểm cháy nổ bắt buộc đối với căn hộ nghỉ dưỡng hình thành từ vốn vay, Ngân hàng sẽ Áp dụng Lãi suất cho vay = </w:t>
-      </w:r>
-      <w:r>
-        <w:rPr>
-          <w:rFonts w:ascii="Times New Roman" w:eastAsia="Times New Roman" w:hAnsi="Times New Roman" w:cs="Times New Roman"/>
-          <w:b/>
-          <w:bCs/>
-          <w:sz w:val="24"/>
-          <w:szCs w:val="24"/>
-        </w:rPr>
-        <w:t xml:space="preserve">Lãi suất tiết kiệm trả </w:t>
-      </w:r>
-      <w:r>
-        <w:rPr>
-          <w:rFonts w:ascii="Times New Roman" w:eastAsia="Times New Roman" w:hAnsi="Times New Roman" w:cs="Times New Roman"/>
-          <w:b/>
-          <w:bCs/>
-          <w:sz w:val="24"/>
-          <w:szCs w:val="24"/>
-        </w:rPr>
-        <w:lastRenderedPageBreak/>
-        <w:t>lãi sau 24 tháng của Khách hàng cá nhân</w:t>
-      </w:r>
-      <w:r>
-        <w:rPr>
-          <w:rFonts w:ascii="Times New Roman" w:eastAsia="Times New Roman" w:hAnsi="Times New Roman" w:cs="Times New Roman"/>
-          <w:sz w:val="24"/>
-          <w:szCs w:val="24"/>
-        </w:rPr>
-        <w:t xml:space="preserve"> + </w:t>
-      </w:r>
-      <w:r>
-        <w:rPr>
-          <w:rFonts w:ascii="Times New Roman" w:eastAsia="Times New Roman" w:hAnsi="Times New Roman" w:cs="Times New Roman"/>
-          <w:b/>
-          <w:bCs/>
-          <w:sz w:val="24"/>
-          <w:szCs w:val="24"/>
-        </w:rPr>
-        <w:t>tối thiểu 5%/năm</w:t>
-      </w:r>
-      <w:r>
-        <w:rPr>
-          <w:rFonts w:ascii="Times New Roman" w:eastAsia="Times New Roman" w:hAnsi="Times New Roman" w:cs="Times New Roman"/>
-          <w:sz w:val="24"/>
-          <w:szCs w:val="24"/>
-        </w:rPr>
-        <w:t>. (Đối với nhà nghỉ dưỡng đã bàn giao).</w:t>
+        <w:t>h) Trong trường hợp khách không mua bảo hiểm cháy nổ bắt buộc đối với căn hộ nghỉ dưỡng hình thành từ vốn vay, Ngân hàng sẽ Áp dụng Lãi suất cho vay = Lãi suất tiết kiệm trả lãi sau 24 tháng của Khách hàng cá nhân + tối thiểu 5%/năm. (Đối với nhà nghỉ dưỡng đã bàn giao).</w:t>
       </w:r>
     </w:p>
     <w:p>
@@ -5394,17 +3271,7 @@
           <w:sz w:val="24"/>
           <w:szCs w:val="24"/>
         </w:rPr>
-        <w:t>k) Trong quá trình vay vốn, nếu Bên vay chậm trả nợ gốc/lãi trên 03 lần hoặc để phát sinh nợ quá hạn từ 30 ngày trở lên, BIDV có quyền điều chỉnh các nội dung vay vốn (hạn mức cho vay, lãi suất cho vay ...) theo các quy định hiện hành của BIDV</w:t>
-      </w:r>
-      <w:r>
-        <w:rPr>
-          <w:rFonts w:ascii="Times New Roman" w:eastAsia="Times New Roman" w:hAnsi="Times New Roman" w:cs="Times New Roman"/>
-          <w:b/>
-          <w:bCs/>
-          <w:sz w:val="24"/>
-          <w:szCs w:val="24"/>
-        </w:rPr>
-        <w:t xml:space="preserve"> </w:t>
+        <w:t xml:space="preserve">k) Trong quá trình vay vốn, nếu Bên vay chậm trả nợ gốc/lãi trên 03 lần hoặc để phát sinh nợ quá hạn từ 30 ngày trở lên, BIDV có quyền điều chỉnh các nội dung vay vốn (hạn mức cho vay, lãi suất cho vay ...) theo các quy định hiện hành của BIDV </w:t>
       </w:r>
     </w:p>
     <w:p>
@@ -5428,90 +3295,7 @@
           <w:szCs w:val="24"/>
           <w:highlight w:val="white"/>
         </w:rPr>
-        <w:t xml:space="preserve">l) </w:t>
-      </w:r>
-      <w:commentRangeStart w:id="1"/>
-      <w:r>
-        <w:rPr>
-          <w:rFonts w:ascii="Times New Roman" w:eastAsia="Times New Roman" w:hAnsi="Times New Roman" w:cs="Times New Roman"/>
-          <w:color w:val="FF0000"/>
-          <w:sz w:val="24"/>
-          <w:szCs w:val="24"/>
-          <w:highlight w:val="white"/>
-        </w:rPr>
-        <w:t>Khách hàng cam kết tài sản thế chấp</w:t>
-      </w:r>
-      <w:r>
-        <w:rPr>
-          <w:rFonts w:ascii="Times New Roman" w:eastAsia="Times New Roman" w:hAnsi="Times New Roman" w:cs="Times New Roman"/>
-          <w:color w:val="FF0000"/>
-          <w:sz w:val="24"/>
-          <w:szCs w:val="24"/>
-          <w:highlight w:val="white"/>
-        </w:rPr>
-        <w:t xml:space="preserve">, </w:t>
-      </w:r>
-      <w:r>
-        <w:rPr>
-          <w:rFonts w:ascii="Times New Roman" w:eastAsia="Times New Roman" w:hAnsi="Times New Roman" w:cs="Times New Roman"/>
-          <w:color w:val="FF0000"/>
-          <w:sz w:val="24"/>
-          <w:szCs w:val="24"/>
-          <w:highlight w:val="white"/>
-        </w:rPr>
-        <w:t xml:space="preserve">vốn tự có tham gia, nguồn tiền trả nợ có nguồn gốc hợp pháp, </w:t>
-      </w:r>
-      <w:r>
-        <w:rPr>
-          <w:rFonts w:ascii="Times New Roman" w:eastAsia="Times New Roman" w:hAnsi="Times New Roman" w:cs="Times New Roman"/>
-          <w:color w:val="FF0000"/>
-          <w:sz w:val="24"/>
-          <w:szCs w:val="24"/>
-          <w:highlight w:val="white"/>
-        </w:rPr>
-        <w:t xml:space="preserve">bảo đảm </w:t>
-      </w:r>
-      <w:r>
-        <w:rPr>
-          <w:rFonts w:ascii="Times New Roman" w:eastAsia="Times New Roman" w:hAnsi="Times New Roman" w:cs="Times New Roman"/>
-          <w:color w:val="FF0000"/>
-          <w:sz w:val="24"/>
-          <w:szCs w:val="24"/>
-          <w:highlight w:val="white"/>
-        </w:rPr>
-        <w:t xml:space="preserve">tuân thủ quy định của pháp luật về phòng chống rửa tiền, </w:t>
-      </w:r>
-      <w:r>
-        <w:rPr>
-          <w:rFonts w:ascii="Times New Roman" w:eastAsia="Times New Roman" w:hAnsi="Times New Roman" w:cs="Times New Roman"/>
-          <w:color w:val="FF0000"/>
-          <w:sz w:val="24"/>
-          <w:szCs w:val="24"/>
-          <w:highlight w:val="white"/>
-        </w:rPr>
-        <w:t xml:space="preserve">chống </w:t>
-      </w:r>
-      <w:r>
-        <w:rPr>
-          <w:rFonts w:ascii="Times New Roman" w:eastAsia="Times New Roman" w:hAnsi="Times New Roman" w:cs="Times New Roman"/>
-          <w:color w:val="FF0000"/>
-          <w:sz w:val="24"/>
-          <w:szCs w:val="24"/>
-          <w:highlight w:val="white"/>
-        </w:rPr>
-        <w:t>tài trợ khủng bố, tuân thủ cấm vận.</w:t>
-      </w:r>
-      <w:commentRangeEnd w:id="1"/>
-      <w:r>
-        <w:rPr>
-          <w:rStyle w:val="CommentReference"/>
-          <w:rFonts w:ascii="Times New Roman" w:eastAsia="Times New Roman" w:hAnsi="Times New Roman" w:cs="Times New Roman"/>
-          <w:color w:val="FF0000"/>
-          <w:sz w:val="24"/>
-          <w:szCs w:val="24"/>
-          <w:highlight w:val="white"/>
-        </w:rPr>
-        <w:commentReference w:id="1"/>
+        <w:t>l) Khách hàng cam kết tài sản thế chấp, vốn tự có tham gia, nguồn tiền trả nợ có nguồn gốc hợp pháp, bảo đảm tuân thủ quy định của pháp luật về phòng chống rửa tiền, chống tài trợ khủng bố, tuân thủ cấm vận.</w:t>
       </w:r>
     </w:p>
     <w:p>
@@ -5534,35 +3318,7 @@
           <w:szCs w:val="24"/>
           <w:highlight w:val="white"/>
         </w:rPr>
-        <w:t xml:space="preserve">m) Khách hàng cam kết đã đọc và hiểu rõ chính sách lãi suất cho vay của BIDV, chính sách/cam kết trả thay lãi vay của </w:t>
-      </w:r>
-      <w:r>
-        <w:rPr>
-          <w:rFonts w:ascii="Times New Roman" w:eastAsia="Times New Roman" w:hAnsi="Times New Roman" w:cs="Times New Roman"/>
-          <w:sz w:val="24"/>
-          <w:szCs w:val="24"/>
-          <w:highlight w:val="white"/>
-        </w:rPr>
-        <w:t>Công</w:t>
-      </w:r>
-      <w:r>
-        <w:rPr>
-          <w:rFonts w:ascii="Times New Roman" w:eastAsia="Times New Roman" w:hAnsi="Times New Roman" w:cs="Times New Roman"/>
-          <w:sz w:val="24"/>
-          <w:szCs w:val="24"/>
-          <w:highlight w:val="white"/>
-          <w:lang w:val="vi-VN"/>
-        </w:rPr>
-        <w:t xml:space="preserve"> ty TNHH ĐTPT SX Hạ Long</w:t>
-      </w:r>
-      <w:r>
-        <w:rPr>
-          <w:rFonts w:ascii="Times New Roman" w:eastAsia="Times New Roman" w:hAnsi="Times New Roman" w:cs="Times New Roman"/>
-          <w:sz w:val="24"/>
-          <w:szCs w:val="24"/>
-          <w:highlight w:val="white"/>
-        </w:rPr>
-        <w:t xml:space="preserve"> trước khi ký kết Hợp đồng tín dụng vay vốn tại BIDV.</w:t>
+        <w:t>m) Khách hàng cam kết đã đọc và hiểu rõ chính sách lãi suất cho vay của BIDV, chính sách/cam kết trả thay lãi vay của Công ty TNHH ĐTPT SX Hạ Long trước khi ký kết Hợp đồng tín dụng vay vốn tại BIDV.</w:t>
       </w:r>
     </w:p>
     <w:p>
@@ -5589,54 +3345,7 @@
           <w:szCs w:val="24"/>
         </w:rPr>
         <w:tab/>
-        <w:t>n) Khách hàng cam kết mở tài khoản thanh toán liên quan đến khoản vay và chuyển doanh số/nguồn trả nợ về tài khoản, đồng thời duy trì số dư và phong tỏa tối thiểu trên tài khoản này là:</w:t>
-      </w:r>
-      <w:r>
-        <w:rPr>
-          <w:rFonts w:ascii="Times New Roman" w:eastAsia="Times New Roman" w:hAnsi="Times New Roman" w:cs="Times New Roman"/>
-          <w:sz w:val="24"/>
-          <w:szCs w:val="24"/>
-          <w:highlight w:val="white"/>
-        </w:rPr>
-        <w:t xml:space="preserve"> </w:t>
-      </w:r>
-      <w:r>
-        <w:rPr>
-          <w:rFonts w:ascii="Times New Roman" w:eastAsia="Times New Roman" w:hAnsi="Times New Roman" w:cs="Times New Roman"/>
-          <w:sz w:val="24"/>
-          <w:szCs w:val="24"/>
-          <w:highlight w:val="white"/>
-          <w:lang w:val="vi-VN"/>
-        </w:rPr>
-        <w:t>&lt;&lt;</w:t>
-      </w:r>
-      <w:r>
-        <w:rPr>
-          <w:rFonts w:ascii="Times New Roman" w:eastAsia="Times New Roman" w:hAnsi="Times New Roman" w:cs="Times New Roman"/>
-          <w:sz w:val="24"/>
-          <w:szCs w:val="24"/>
-          <w:lang w:val="vi-VN"/>
-        </w:rPr>
-        <w:t>'57 - Số tiền duy trì TK TT</w:t>
-      </w:r>
-      <w:r>
-        <w:rPr>
-          <w:rFonts w:ascii="Times New Roman" w:eastAsia="Times New Roman" w:hAnsi="Times New Roman" w:cs="Times New Roman"/>
-          <w:sz w:val="24"/>
-          <w:szCs w:val="24"/>
-          <w:highlight w:val="white"/>
-          <w:lang w:val="vi-VN"/>
-        </w:rPr>
-        <w:t>&gt;&gt;</w:t>
-      </w:r>
-      <w:r>
-        <w:rPr>
-          <w:rFonts w:ascii="Times New Roman" w:eastAsia="Times New Roman" w:hAnsi="Times New Roman" w:cs="Times New Roman"/>
-          <w:sz w:val="24"/>
-          <w:szCs w:val="24"/>
-          <w:highlight w:val="white"/>
-        </w:rPr>
-        <w:t xml:space="preserve"> đồng hoặc 01 kỳ trả nợ gốc, lãi được quy định tại Hợp đồng này.</w:t>
+        <w:t>n) Khách hàng cam kết mở tài khoản thanh toán liên quan đến khoản vay và chuyển doanh số/nguồn trả nợ về tài khoản, đồng thời duy trì số dư và phong tỏa tối thiểu trên tài khoản này là: {57 - Số tiền duy trì TK TT} đồng hoặc 01 kỳ trả nợ gốc, lãi được quy định tại Hợp đồng này.</w:t>
       </w:r>
     </w:p>
     <w:p>
@@ -5663,17 +3372,6 @@
           <w:szCs w:val="24"/>
           <w:highlight w:val="white"/>
         </w:rPr>
-        <w:tab/>
-      </w:r>
-      <w:r>
-        <w:rPr>
-          <w:rFonts w:ascii="Times New Roman" w:eastAsia="Times New Roman" w:hAnsi="Times New Roman" w:cs="Times New Roman"/>
-          <w:b/>
-          <w:bCs/>
-          <w:sz w:val="24"/>
-          <w:szCs w:val="24"/>
-          <w:highlight w:val="white"/>
-        </w:rPr>
         <w:t>11. Luật áp dụng, giải quyết tranh chấp:</w:t>
       </w:r>
     </w:p>
@@ -5698,16 +3396,7 @@
           <w:sz w:val="24"/>
           <w:szCs w:val="24"/>
         </w:rPr>
-        <w:t>a)</w:t>
-      </w:r>
-      <w:r>
-        <w:rPr>
-          <w:rFonts w:ascii="Times New Roman" w:eastAsia="Times New Roman" w:hAnsi="Times New Roman" w:cs="Times New Roman"/>
-          <w:sz w:val="24"/>
-          <w:szCs w:val="24"/>
-        </w:rPr>
-        <w:tab/>
-        <w:t>Hợp đồng này được lập và điều chỉnh theo pháp luật Việt Nam.</w:t>
+        <w:t>a) Hợp đồng này được lập và điều chỉnh theo pháp luật Việt Nam.</w:t>
       </w:r>
     </w:p>
     <w:p>
@@ -5723,20 +3412,7 @@
           <w:sz w:val="24"/>
           <w:szCs w:val="24"/>
         </w:rPr>
-        <w:t>b) Mọi tranh chấp phát sinh trong quá trình vay vốn được giải quyết trên cơ sở thương lượng bình đẳng giữa hai bên. Trường hợp không thương lượng được, các bên có quyền khởi kiện để bảo vệ quyền lợi của mình. Hai bên thống nhất Tòa án có thẩm quyền giải quyết tranh chấp là Tòa án nhân dân khu vực 1-Hà Nội</w:t>
-      </w:r>
-      <w:r>
-        <w:rPr>
-          <w:rFonts w:ascii="Times New Roman" w:eastAsia="Times New Roman" w:hAnsi="Times New Roman" w:cs="Times New Roman"/>
-          <w:vertAlign w:val="superscript"/>
-        </w:rPr>
-        <w:t xml:space="preserve"> </w:t>
-      </w:r>
-      <w:r>
-        <w:rPr>
-          <w:rFonts w:ascii="Times New Roman" w:eastAsia="Times New Roman" w:hAnsi="Times New Roman" w:cs="Times New Roman"/>
-        </w:rPr>
-        <w:t>.</w:t>
+        <w:t>b) Mọi tranh chấp phát sinh trong quá trình vay vốn được giải quyết trên cơ sở thương lượng bình đẳng giữa hai bên. Trường hợp không thương lượng được, các bên có quyền khởi kiện để bảo vệ quyền lợi của mình. Hai bên thống nhất Tòa án có thẩm quyền giải quyết tranh chấp là Tòa án nhân dân khu vực 1-Hà Nội .</w:t>
       </w:r>
     </w:p>
     <w:p>
@@ -5758,17 +3434,7 @@
           <w:szCs w:val="24"/>
           <w:vertAlign w:val="superscript"/>
         </w:rPr>
-        <w:t xml:space="preserve"> </w:t>
-      </w:r>
-      <w:r>
-        <w:rPr>
-          <w:rFonts w:ascii="Times New Roman" w:eastAsia="Times New Roman" w:hAnsi="Times New Roman" w:cs="Times New Roman"/>
-          <w:b/>
-          <w:bCs/>
-          <w:sz w:val="24"/>
-          <w:szCs w:val="24"/>
-        </w:rPr>
-        <w:t>12. Hiệu lực của Hợp đồng:</w:t>
+        <w:t xml:space="preserve"> 12. Hiệu lực của Hợp đồng:</w:t>
       </w:r>
     </w:p>
     <w:p>
@@ -5788,24 +3454,15 @@
           <w:rFonts w:ascii="Times New Roman" w:eastAsia="Times New Roman" w:hAnsi="Times New Roman" w:cs="Times New Roman"/>
         </w:rPr>
       </w:pPr>
-      <w:bookmarkStart w:id="2" w:name="_rd0c5mcylosc" w:colFirst="0" w:colLast="0"/>
-      <w:bookmarkEnd w:id="2"/>
-      <w:r>
-        <w:rPr>
-          <w:rFonts w:ascii="Times New Roman" w:eastAsia="Times New Roman" w:hAnsi="Times New Roman" w:cs="Times New Roman"/>
-          <w:sz w:val="24"/>
-          <w:szCs w:val="24"/>
-        </w:rPr>
-        <w:t xml:space="preserve">Bên vay cam kết, ngoại trừ Hợp đồng này, mọi hồ sơ, chứng từ liên quan trong quá trình giao dịch với Ngân hàng phát sinh, liên quan đến Hợp đồng này, bao gồm nhưng không giới hạn Bảng kê rút vốn/Giấy đề nghị giải ngân kiêm Hợp đồng tín dụng cụ thể, Ủy nhiệm chi/Giấy lĩnh tiền mặt ….và các văn bản, tài liệu, khác do vợ hoặc chồng ký kết và thực hiện đều có giá trị ràng buộc nghĩa vụ liên đới của cả 02 vợ chồng với Ngân hàng. </w:t>
-      </w:r>
-      <w:r>
-        <w:rPr>
-          <w:rFonts w:ascii="Times New Roman" w:eastAsia="Times New Roman" w:hAnsi="Times New Roman" w:cs="Times New Roman"/>
-          <w:sz w:val="24"/>
-          <w:szCs w:val="24"/>
-          <w:highlight w:val="white"/>
-        </w:rPr>
-        <w:t>Trừ trường hợp có văn bản thỏa thuận riêng và được Ngân hàng chấp thuận.</w:t>
+      <w:bookmarkStart w:id="1" w:name="_rd0c5mcylosc" w:colFirst="0" w:colLast="0"/>
+      <w:bookmarkEnd w:id="1"/>
+      <w:r>
+        <w:rPr>
+          <w:rFonts w:ascii="Times New Roman" w:eastAsia="Times New Roman" w:hAnsi="Times New Roman" w:cs="Times New Roman"/>
+          <w:sz w:val="24"/>
+          <w:szCs w:val="24"/>
+        </w:rPr>
+        <w:t>Bên vay cam kết, ngoại trừ Hợp đồng này, mọi hồ sơ, chứng từ liên quan trong quá trình giao dịch với Ngân hàng phát sinh, liên quan đến Hợp đồng này, bao gồm nhưng không giới hạn Bảng kê rút vốn/Giấy đề nghị giải ngân kiêm Hợp đồng tín dụng cụ thể, Ủy nhiệm chi/Giấy lĩnh tiền mặt ….và các văn bản, tài liệu, khác do vợ hoặc chồng ký kết và thực hiện đều có giá trị ràng buộc nghĩa vụ liên đới của cả 02 vợ chồng với Ngân hàng. Trừ trường hợp có văn bản thỏa thuận riêng và được Ngân hàng chấp thuận.</w:t>
       </w:r>
     </w:p>
     <w:p>
@@ -5968,16 +3625,8 @@
           <w:sz w:val="24"/>
           <w:szCs w:val="24"/>
         </w:rPr>
-        <w:t xml:space="preserve">Hợp đồng này và bản Điều khoản và điều kiện vay được lập thành 03(ba) bản gốc, có giá trị pháp lý như nhau: Ngân hàng giữ 02(hai) bản, Khách hàng giữ 01(một) bản. Các bên xác nhận </w:t>
-      </w:r>
-      <w:r>
-        <w:rPr>
-          <w:rFonts w:ascii="Times New Roman" w:eastAsia="Times New Roman" w:hAnsi="Times New Roman" w:cs="Times New Roman"/>
-          <w:sz w:val="24"/>
-          <w:szCs w:val="24"/>
-        </w:rPr>
         <w:lastRenderedPageBreak/>
-        <w:t>rằng đã đọc, hiểu, đồng ý và thống nhất toàn bộ nội dung Hợp đồng và bản Điều khoản và điều kiện vay, cùng ký Hợp đồng làm căn cứ thực hiện.</w:t>
+        <w:t>Hợp đồng này và bản Điều khoản và điều kiện vay được lập thành 03(ba) bản gốc, có giá trị pháp lý như nhau: Ngân hàng giữ 02(hai) bản, Khách hàng giữ 01(một) bản. Các bên xác nhận rằng đã đọc, hiểu, đồng ý và thống nhất toàn bộ nội dung Hợp đồng và bản Điều khoản và điều kiện vay, cùng ký Hợp đồng làm căn cứ thực hiện.</w:t>
       </w:r>
     </w:p>
     <w:p>
@@ -6028,162 +3677,7 @@
           <w:sz w:val="24"/>
           <w:szCs w:val="24"/>
         </w:rPr>
-        <w:t>* Tôi/Chúng tôi xác nhận trước khi ký Hợp đồng này, Tôi/Chúng tôi đã nhận được đầy đủ thông tin về Số tiền vay (cụ thể là:</w:t>
-      </w:r>
-      <w:r>
-        <w:rPr>
-          <w:rFonts w:ascii="Times New Roman" w:eastAsia="Times New Roman" w:hAnsi="Times New Roman" w:cs="Times New Roman"/>
-          <w:i/>
-          <w:iCs/>
-          <w:sz w:val="24"/>
-          <w:szCs w:val="24"/>
-        </w:rPr>
-        <w:t xml:space="preserve"> </w:t>
-      </w:r>
-      <w:r>
-        <w:rPr>
-          <w:rFonts w:ascii="Times New Roman" w:eastAsia="Times New Roman" w:hAnsi="Times New Roman" w:cs="Times New Roman"/>
-          <w:b/>
-          <w:bCs/>
-          <w:i/>
-          <w:iCs/>
-          <w:color w:val="000000"/>
-          <w:sz w:val="24"/>
-          <w:szCs w:val="24"/>
-          <w:lang w:val="vi-VN"/>
-        </w:rPr>
-        <w:t>&lt;&lt;</w:t>
-      </w:r>
-      <w:r>
-        <w:rPr>
-          <w:rFonts w:ascii="Times New Roman" w:eastAsia="Times New Roman" w:hAnsi="Times New Roman" w:cs="Times New Roman"/>
-          <w:b/>
-          <w:bCs/>
-          <w:i/>
-          <w:iCs/>
-          <w:color w:val="000000"/>
-          <w:sz w:val="24"/>
-          <w:szCs w:val="24"/>
-          <w:lang w:val="vi-VN"/>
-        </w:rPr>
-        <w:t>'52 - Số tiền/ Hạn mức vay</w:t>
-      </w:r>
-      <w:r>
-        <w:rPr>
-          <w:rFonts w:ascii="Times New Roman" w:eastAsia="Times New Roman" w:hAnsi="Times New Roman" w:cs="Times New Roman"/>
-          <w:b/>
-          <w:bCs/>
-          <w:i/>
-          <w:iCs/>
-          <w:color w:val="000000"/>
-          <w:sz w:val="24"/>
-          <w:szCs w:val="24"/>
-          <w:lang w:val="vi-VN"/>
-        </w:rPr>
-        <w:t>&gt;&gt;</w:t>
-      </w:r>
-      <w:r>
-        <w:rPr>
-          <w:rFonts w:ascii="Times New Roman" w:eastAsia="Times New Roman" w:hAnsi="Times New Roman" w:cs="Times New Roman"/>
-          <w:b/>
-          <w:bCs/>
-          <w:i/>
-          <w:iCs/>
-          <w:color w:val="000000"/>
-          <w:sz w:val="24"/>
-          <w:szCs w:val="24"/>
-        </w:rPr>
-        <w:t xml:space="preserve"> VNĐ, </w:t>
-      </w:r>
-      <w:r>
-        <w:rPr>
-          <w:rFonts w:ascii="Times New Roman" w:eastAsia="Times New Roman" w:hAnsi="Times New Roman" w:cs="Times New Roman"/>
-          <w:i/>
-          <w:iCs/>
-          <w:color w:val="000000"/>
-          <w:sz w:val="24"/>
-          <w:szCs w:val="24"/>
-        </w:rPr>
-        <w:t>thời hạn vay</w:t>
-      </w:r>
-      <w:r>
-        <w:rPr>
-          <w:rFonts w:ascii="Times New Roman" w:eastAsia="Times New Roman" w:hAnsi="Times New Roman" w:cs="Times New Roman"/>
-          <w:b/>
-          <w:bCs/>
-          <w:i/>
-          <w:iCs/>
-          <w:color w:val="000000"/>
-          <w:sz w:val="24"/>
-          <w:szCs w:val="24"/>
-        </w:rPr>
-        <w:t xml:space="preserve"> (cụ thể là: </w:t>
-      </w:r>
-      <w:r>
-        <w:rPr>
-          <w:rFonts w:ascii="Times New Roman" w:eastAsia="Times New Roman" w:hAnsi="Times New Roman" w:cs="Times New Roman"/>
-          <w:b/>
-          <w:bCs/>
-          <w:i/>
-          <w:iCs/>
-          <w:color w:val="000000"/>
-          <w:sz w:val="24"/>
-          <w:szCs w:val="24"/>
-          <w:lang w:val="vi-VN"/>
-        </w:rPr>
-        <w:t>&lt;&lt;</w:t>
-      </w:r>
-      <w:r>
-        <w:rPr>
-          <w:rFonts w:ascii="Times New Roman" w:eastAsia="Times New Roman" w:hAnsi="Times New Roman" w:cs="Times New Roman"/>
-          <w:b/>
-          <w:bCs/>
-          <w:i/>
-          <w:iCs/>
-          <w:color w:val="000000"/>
-          <w:sz w:val="24"/>
-          <w:szCs w:val="24"/>
-          <w:lang w:val="vi-VN"/>
-        </w:rPr>
-        <w:t>'58 - Thời gian vay</w:t>
-      </w:r>
-      <w:r>
-        <w:rPr>
-          <w:rFonts w:ascii="Times New Roman" w:eastAsia="Times New Roman" w:hAnsi="Times New Roman" w:cs="Times New Roman"/>
-          <w:b/>
-          <w:bCs/>
-          <w:i/>
-          <w:iCs/>
-          <w:color w:val="000000"/>
-          <w:sz w:val="24"/>
-          <w:szCs w:val="24"/>
-          <w:lang w:val="vi-VN"/>
-        </w:rPr>
-        <w:t>&gt;&gt;</w:t>
-      </w:r>
-      <w:r>
-        <w:rPr>
-          <w:rFonts w:ascii="Times New Roman" w:eastAsia="Times New Roman" w:hAnsi="Times New Roman" w:cs="Times New Roman"/>
-          <w:b/>
-          <w:bCs/>
-          <w:i/>
-          <w:iCs/>
-          <w:color w:val="000000"/>
-          <w:sz w:val="24"/>
-          <w:szCs w:val="24"/>
-        </w:rPr>
-        <w:t>)</w:t>
-      </w:r>
-      <w:r>
-        <w:rPr>
-          <w:rFonts w:ascii="Times New Roman" w:eastAsia="Times New Roman" w:hAnsi="Times New Roman" w:cs="Times New Roman"/>
-          <w:i/>
-          <w:iCs/>
-          <w:color w:val="000000"/>
-          <w:sz w:val="24"/>
-          <w:szCs w:val="24"/>
-        </w:rPr>
-        <w:t>, lãi suất cho vay, lãi suất áp dụng đối với dư nợ gốc bị quá hạn, lãi suất áp dụng đối với lãi chậm trả, phương pháp tính lãi tiền vay, loại phí và mức phí áp dụng đối với khoản vay, các tiêu chí xác định khách hàng vay vốn theo lãi suất cho vay và các thông tin khác có liên quan đến toàn bộ nội dung Hợp đồng này.</w:t>
+        <w:t>* Tôi/Chúng tôi xác nhận trước khi ký Hợp đồng này, Tôi/Chúng tôi đã nhận được đầy đủ thông tin về Số tiền vay (cụ thể là: {52 - Số tiền/ Hạn mức vay} VNĐ, thời hạn vay (cụ thể là: {58 - Thời gian vay}), lãi suất cho vay, lãi suất áp dụng đối với dư nợ gốc bị quá hạn, lãi suất áp dụng đối với lãi chậm trả, phương pháp tính lãi tiền vay, loại phí và mức phí áp dụng đối với khoản vay, các tiêu chí xác định khách hàng vay vốn theo lãi suất cho vay và các thông tin khác có liên quan đến toàn bộ nội dung Hợp đồng này.</w:t>
       </w:r>
     </w:p>
     <w:p>
@@ -6439,12 +3933,12 @@
           <w:szCs w:val="24"/>
         </w:rPr>
         <w:sectPr>
-          <w:headerReference w:type="even" r:id="rId11"/>
-          <w:headerReference w:type="default" r:id="rId12"/>
-          <w:footerReference w:type="even" r:id="rId13"/>
-          <w:footerReference w:type="default" r:id="rId14"/>
-          <w:headerReference w:type="first" r:id="rId15"/>
-          <w:footerReference w:type="first" r:id="rId16"/>
+          <w:headerReference w:type="even" r:id="rId8"/>
+          <w:headerReference w:type="default" r:id="rId9"/>
+          <w:footerReference w:type="even" r:id="rId10"/>
+          <w:footerReference w:type="default" r:id="rId11"/>
+          <w:headerReference w:type="first" r:id="rId12"/>
+          <w:footerReference w:type="first" r:id="rId13"/>
           <w:pgSz w:w="11907" w:h="16840"/>
           <w:pgMar w:top="1134" w:right="1134" w:bottom="1134" w:left="1418" w:header="397" w:footer="397" w:gutter="0"/>
           <w:pgNumType w:start="1"/>
@@ -6496,15 +3990,7 @@
           <w:sz w:val="24"/>
           <w:szCs w:val="24"/>
         </w:rPr>
-        <w:t>1. Vay theo món</w:t>
-      </w:r>
-      <w:r>
-        <w:rPr>
-          <w:rFonts w:ascii="Times New Roman" w:eastAsia="Times New Roman" w:hAnsi="Times New Roman" w:cs="Times New Roman"/>
-          <w:sz w:val="24"/>
-          <w:szCs w:val="24"/>
-        </w:rPr>
-        <w:t>: là hình thức vay mà tổng số tiền rút vốn tối đa bằng số tiền cho vay đã thoả thuận giữa Ngân hàng và Khách hàng.</w:t>
+        <w:t>1. Vay theo món: là hình thức vay mà tổng số tiền rút vốn tối đa bằng số tiền cho vay đã thoả thuận giữa Ngân hàng và Khách hàng.</w:t>
       </w:r>
     </w:p>
     <w:p>
@@ -6530,15 +4016,7 @@
           <w:sz w:val="24"/>
           <w:szCs w:val="24"/>
         </w:rPr>
-        <w:t>2. Tài khoản tiền gửi:</w:t>
-      </w:r>
-      <w:r>
-        <w:rPr>
-          <w:rFonts w:ascii="Times New Roman" w:eastAsia="Times New Roman" w:hAnsi="Times New Roman" w:cs="Times New Roman"/>
-          <w:sz w:val="24"/>
-          <w:szCs w:val="24"/>
-        </w:rPr>
-        <w:t xml:space="preserve"> Là tài khoản tiền gửi thanh toán, tài khoản tiền gửi có kỳ hạn, tiền gửi tiết kiệm và các tài khoản tiền gửi khác.</w:t>
+        <w:t>2. Tài khoản tiền gửi: Là tài khoản tiền gửi thanh toán, tài khoản tiền gửi có kỳ hạn, tiền gửi tiết kiệm và các tài khoản tiền gửi khác.</w:t>
       </w:r>
     </w:p>
     <w:p>
@@ -6688,24 +4166,7 @@
           <w:sz w:val="24"/>
           <w:szCs w:val="24"/>
         </w:rPr>
-        <w:t>Ngân hàng được quyền áp dụng điều khoản trên khi lãi suất cơ sở (LSCS)</w:t>
-      </w:r>
-      <w:r>
-        <w:rPr>
-          <w:rFonts w:ascii="Times New Roman" w:eastAsia="Times New Roman" w:hAnsi="Times New Roman" w:cs="Times New Roman"/>
-          <w:sz w:val="24"/>
-          <w:szCs w:val="24"/>
-          <w:vertAlign w:val="superscript"/>
-        </w:rPr>
-        <w:footnoteReference w:id="1"/>
-      </w:r>
-      <w:r>
-        <w:rPr>
-          <w:rFonts w:ascii="Times New Roman" w:eastAsia="Times New Roman" w:hAnsi="Times New Roman" w:cs="Times New Roman"/>
-          <w:sz w:val="24"/>
-          <w:szCs w:val="24"/>
-        </w:rPr>
-        <w:t xml:space="preserve"> xác định lãi suất cho vay đang áp dụng cho khách hàng tại hợp đồng tín dụng hoặc thỏa thuận/thông báo lãi suất khoản vay gần nhất đang áp dụng với Khách hàng có chênh lệch từ 15% trở lên so với mức LSCS Ngân hàng công bố tại thời điểm điều chỉnh lãi suất cho vay.</w:t>
+        <w:t>Ngân hàng được quyền áp dụng điều khoản trên khi lãi suất cơ sở (LSCS) xác định lãi suất cho vay đang áp dụng cho khách hàng tại hợp đồng tín dụng hoặc thỏa thuận/thông báo lãi suất khoản vay gần nhất đang áp dụng với Khách hàng có chênh lệch từ 15% trở lên so với mức LSCS Ngân hàng công bố tại thời điểm điều chỉnh lãi suất cho vay.</w:t>
       </w:r>
     </w:p>
     <w:p>
@@ -6757,15 +4218,7 @@
           <w:sz w:val="24"/>
           <w:szCs w:val="24"/>
         </w:rPr>
-        <w:t>a) Trường hợp điều chỉnh lãi suất theo điểm b, c khoản 1 Điều này:</w:t>
-      </w:r>
-      <w:r>
-        <w:rPr>
-          <w:rFonts w:ascii="Times New Roman" w:eastAsia="Times New Roman" w:hAnsi="Times New Roman" w:cs="Times New Roman"/>
-          <w:sz w:val="24"/>
-          <w:szCs w:val="24"/>
-        </w:rPr>
-        <w:t xml:space="preserve"> Ngân hàng sẽ thông báo bằng văn bản/mail/fax/tin nhắn điện thoại/BSMS/Smartbanking cho Khách hàng. </w:t>
+        <w:t xml:space="preserve">a) Trường hợp điều chỉnh lãi suất theo điểm b, c khoản 1 Điều này: Ngân hàng sẽ thông báo bằng văn bản/mail/fax/tin nhắn điện thoại/BSMS/Smartbanking cho Khách hàng. </w:t>
       </w:r>
     </w:p>
     <w:p>
@@ -6790,15 +4243,15 @@
           <w:sz w:val="24"/>
           <w:szCs w:val="24"/>
         </w:rPr>
-        <w:t xml:space="preserve">Đối với phương thức mail/fax/tin nhắn điện thoại/BSMS/Smartbanking, Ngân hàng thông báo đến địa chỉ mail/fax/tin nhắn điện thoại/BSMS/Smartbanking theo thông tin kê khai tại Hợp đồng này hoặc theo thông tin ghi </w:t>
-      </w:r>
-      <w:r>
-        <w:rPr>
-          <w:rFonts w:ascii="Times New Roman" w:eastAsia="Times New Roman" w:hAnsi="Times New Roman" w:cs="Times New Roman"/>
-          <w:sz w:val="24"/>
-          <w:szCs w:val="24"/>
-        </w:rPr>
-        <w:t>nhận tại các dịch vụ mà Khách hàng đăng ký sử dụng với Ngân hàng. Khách hàng phải có trách nhiệm thông báo cho Ngân hàng ngay khi có thay đổi (bằng văn bản/mail/fax/tin nhắn điện thoại/BSMS/Smartbanking đã kê khai/đăng ký).</w:t>
+        <w:t xml:space="preserve">Đối với phương thức mail/fax/tin nhắn điện thoại/BSMS/Smartbanking, Ngân hàng thông báo đến địa chỉ mail/fax/tin nhắn điện thoại/BSMS/Smartbanking theo thông tin kê khai tại Hợp đồng này hoặc theo thông tin ghi nhận tại các dịch vụ mà Khách hàng đăng ký sử </w:t>
+      </w:r>
+      <w:r>
+        <w:rPr>
+          <w:rFonts w:ascii="Times New Roman" w:eastAsia="Times New Roman" w:hAnsi="Times New Roman" w:cs="Times New Roman"/>
+          <w:sz w:val="24"/>
+          <w:szCs w:val="24"/>
+        </w:rPr>
+        <w:t>dụng với Ngân hàng. Khách hàng phải có trách nhiệm thông báo cho Ngân hàng ngay khi có thay đổi (bằng văn bản/mail/fax/tin nhắn điện thoại/BSMS/Smartbanking đã kê khai/đăng ký).</w:t>
       </w:r>
     </w:p>
     <w:p>
@@ -6850,15 +4303,7 @@
           <w:sz w:val="24"/>
           <w:szCs w:val="24"/>
         </w:rPr>
-        <w:t>b) Trường hợp điều chỉnh lãi suất định kỳ theo công thức/phương thức đã được xác định tại Hợp đồng này, các Bảng kê rút vốn:</w:t>
-      </w:r>
-      <w:r>
-        <w:rPr>
-          <w:rFonts w:ascii="Times New Roman" w:eastAsia="Times New Roman" w:hAnsi="Times New Roman" w:cs="Times New Roman"/>
-          <w:sz w:val="24"/>
-          <w:szCs w:val="24"/>
-        </w:rPr>
-        <w:t xml:space="preserve"> Khách hàng đồng ý rằng Ngân hàng không phải thông báo cho Khách hàng. Khách hàng có trách nhiệm chủ động theo dõi, cập nhật thông tin về lãi suất cơ sở được đăng tải trên trang thông tin điện tử của Ngân hàng.</w:t>
+        <w:t>b) Trường hợp điều chỉnh lãi suất định kỳ theo công thức/phương thức đã được xác định tại Hợp đồng này, các Bảng kê rút vốn: Khách hàng đồng ý rằng Ngân hàng không phải thông báo cho Khách hàng. Khách hàng có trách nhiệm chủ động theo dõi, cập nhật thông tin về lãi suất cơ sở được đăng tải trên trang thông tin điện tử của Ngân hàng.</w:t>
       </w:r>
     </w:p>
     <w:p>
@@ -6981,17 +4426,7 @@
           <w:sz w:val="24"/>
           <w:szCs w:val="24"/>
         </w:rPr>
-        <w:t xml:space="preserve">Khách hàng đồng ý trả các khoản phí, lệ phí để thực hiện các thủ tục công chứng/chứng thực/xác nhận, đăng ký biện pháp bảo đảm, định giá/thẩm định giá tài sản bảo đảm và các loại phí, lệ phí khác (nếu có) phát sinh ở thời điểm hiện tại và trong tương lai liên quan đến việc cho vay theo Hợp đồng tín dụng, trừ trường hợp các bên có thỏa thuận khác. Trường hợp </w:t>
-      </w:r>
-      <w:r>
-        <w:rPr>
-          <w:rFonts w:ascii="Times New Roman" w:eastAsia="Times New Roman" w:hAnsi="Times New Roman" w:cs="Times New Roman"/>
-          <w:color w:val="000000"/>
-          <w:sz w:val="24"/>
-          <w:szCs w:val="24"/>
-        </w:rPr>
-        <w:lastRenderedPageBreak/>
-        <w:t>Ngân hàng trả thay cho Khách hàng các khoản phí, lệ phí này thì Khách hàng phải hoàn trả lại Ngân hàng số tiền Ngân hàng đã trả thay cho Khách hàng trong thời hạn phù hợp do Ngân hàng yêu cầu.</w:t>
+        <w:t>Khách hàng đồng ý trả các khoản phí, lệ phí để thực hiện các thủ tục công chứng/chứng thực/xác nhận, đăng ký biện pháp bảo đảm, định giá/thẩm định giá tài sản bảo đảm và các loại phí, lệ phí khác (nếu có) phát sinh ở thời điểm hiện tại và trong tương lai liên quan đến việc cho vay theo Hợp đồng tín dụng, trừ trường hợp các bên có thỏa thuận khác. Trường hợp Ngân hàng trả thay cho Khách hàng các khoản phí, lệ phí này thì Khách hàng phải hoàn trả lại Ngân hàng số tiền Ngân hàng đã trả thay cho Khách hàng trong thời hạn phù hợp do Ngân hàng yêu cầu.</w:t>
       </w:r>
     </w:p>
     <w:p>
@@ -7014,6 +4449,7 @@
           <w:sz w:val="24"/>
           <w:szCs w:val="24"/>
         </w:rPr>
+        <w:lastRenderedPageBreak/>
         <w:t>Điều 3. Giải ngân vốn vay</w:t>
       </w:r>
     </w:p>
@@ -7337,15 +4773,7 @@
           <w:sz w:val="24"/>
           <w:szCs w:val="24"/>
         </w:rPr>
-        <w:t xml:space="preserve">Nếu giải ngân bằng ngoại tệ thì Khách hàng phải đáp ứng tất cả các yêu cầu theo quy định pháp luật về quản lý ngoại hối. Tỷ giá quy </w:t>
-      </w:r>
-      <w:r>
-        <w:rPr>
-          <w:rFonts w:ascii="Times New Roman" w:eastAsia="Times New Roman" w:hAnsi="Times New Roman" w:cs="Times New Roman"/>
-          <w:sz w:val="24"/>
-          <w:szCs w:val="24"/>
-        </w:rPr>
-        <w:t>đổi từ loại tiền cấp tín dụng về loại tiền giải ngân do Ngân hàng quyết định trên cơ sở phù hợp với các quy định về quản lý tỷ giá của pháp luật.</w:t>
+        <w:t>Nếu giải ngân bằng ngoại tệ thì Khách hàng phải đáp ứng tất cả các yêu cầu theo quy định pháp luật về quản lý ngoại hối. Tỷ giá quy đổi từ loại tiền cấp tín dụng về loại tiền giải ngân do Ngân hàng quyết định trên cơ sở phù hợp với các quy định về quản lý tỷ giá của pháp luật.</w:t>
       </w:r>
     </w:p>
     <w:p>
@@ -7373,7 +4801,15 @@
           <w:sz w:val="24"/>
           <w:szCs w:val="24"/>
         </w:rPr>
-        <w:t>Nếu việc giải ngân bằng tiền mặt thì Khách hàng phải đáp ứng tất cả các quy định của pháp luật và của Ngân hàng Nhà nước Việt Nam khi được Ngân hàng giải ngân bằng tiền mặt.</w:t>
+        <w:t xml:space="preserve">Nếu việc giải ngân bằng tiền mặt thì </w:t>
+      </w:r>
+      <w:r>
+        <w:rPr>
+          <w:rFonts w:ascii="Times New Roman" w:eastAsia="Times New Roman" w:hAnsi="Times New Roman" w:cs="Times New Roman"/>
+          <w:sz w:val="24"/>
+          <w:szCs w:val="24"/>
+        </w:rPr>
+        <w:t>Khách hàng phải đáp ứng tất cả các quy định của pháp luật và của Ngân hàng Nhà nước Việt Nam khi được Ngân hàng giải ngân bằng tiền mặt.</w:t>
       </w:r>
     </w:p>
     <w:p>
@@ -7533,25 +4969,7 @@
           <w:sz w:val="24"/>
           <w:szCs w:val="24"/>
         </w:rPr>
-        <w:t xml:space="preserve"> Phương thức tính lãi tiền vay (</w:t>
-      </w:r>
-      <w:r>
-        <w:rPr>
-          <w:rFonts w:ascii="Times New Roman" w:eastAsia="Times New Roman" w:hAnsi="Times New Roman" w:cs="Times New Roman"/>
-          <w:i/>
-          <w:iCs/>
-          <w:sz w:val="24"/>
-          <w:szCs w:val="24"/>
-        </w:rPr>
-        <w:t>áp dụng cho cả việc tính lãi quá hạn</w:t>
-      </w:r>
-      <w:r>
-        <w:rPr>
-          <w:rFonts w:ascii="Times New Roman" w:eastAsia="Times New Roman" w:hAnsi="Times New Roman" w:cs="Times New Roman"/>
-          <w:sz w:val="24"/>
-          <w:szCs w:val="24"/>
-        </w:rPr>
-        <w:t>): Tiền lãi được tính trên số dư nợ vay nhân (x) với số ngày duy trì nợ vay thực tế nhân (x) với lãi suất năm chia (:) 365.</w:t>
+        <w:t xml:space="preserve"> Phương thức tính lãi tiền vay (áp dụng cho cả việc tính lãi quá hạn): Tiền lãi được tính trên số dư nợ vay nhân (x) với số ngày duy trì nợ vay thực tế nhân (x) với lãi suất năm chia (:) 365.</w:t>
       </w:r>
     </w:p>
     <w:p>
@@ -7629,16 +5047,7 @@
           <w:sz w:val="24"/>
           <w:szCs w:val="24"/>
         </w:rPr>
-        <w:t xml:space="preserve">b) Nếu Khách hàng không chủ động trả nợ hoặc tài khoản tiền gửi của Khách hàng tại Ngân hàng không đủ trích/tất toán để thu nợ, trường hợp Khách hàng có tài khoản tiền gửi tại tổ chức tín dụng khác thì Ngân hàng được quyền đề nghị phong tỏa và bằng Hợp đồng này Khách hàng ủy quyền cho Ngân hàng được lập </w:t>
-      </w:r>
-      <w:r>
-        <w:rPr>
-          <w:rFonts w:ascii="Times New Roman" w:eastAsia="Times New Roman" w:hAnsi="Times New Roman" w:cs="Times New Roman"/>
-          <w:sz w:val="24"/>
-          <w:szCs w:val="24"/>
-        </w:rPr>
-        <w:lastRenderedPageBreak/>
-        <w:t>ủy nhiệm thu để đề nghị phong tỏa/ trích/thực hiện thủ tục tất toán tài khoản của Khách hàng tại các tổ chức tín dụng đó để thu nợ. Sau khi thực hiện, Ngân hàng sẽ thông báo cho Khách hàng biết.</w:t>
+        <w:t>b) Nếu Khách hàng không chủ động trả nợ hoặc tài khoản tiền gửi của Khách hàng tại Ngân hàng không đủ trích/tất toán để thu nợ, trường hợp Khách hàng có tài khoản tiền gửi tại tổ chức tín dụng khác thì Ngân hàng được quyền đề nghị phong tỏa và bằng Hợp đồng này Khách hàng ủy quyền cho Ngân hàng được lập ủy nhiệm thu để đề nghị phong tỏa/ trích/thực hiện thủ tục tất toán tài khoản của Khách hàng tại các tổ chức tín dụng đó để thu nợ. Sau khi thực hiện, Ngân hàng sẽ thông báo cho Khách hàng biết.</w:t>
       </w:r>
     </w:p>
     <w:p>
@@ -7663,24 +5072,8 @@
           <w:sz w:val="24"/>
           <w:szCs w:val="24"/>
         </w:rPr>
-        <w:t>Khi có nguyên nhân khách quan không thanh toán được đầy đủ, đúng hạn nợ vay, Khách hàng có thể đề nghị bằng văn bản (theo mẫu của Ngân hàng) để Ngân hàng xem xét điều chỉnh kỳ hạn trả nợ, gia hạn nợ. Văn bản đề nghị của Khách hàng phải gửi cho Ngân hàng tối thiểu (05) ngày</w:t>
-      </w:r>
-      <w:r>
-        <w:rPr>
-          <w:rFonts w:ascii="Times New Roman" w:eastAsia="Times New Roman" w:hAnsi="Times New Roman" w:cs="Times New Roman"/>
-          <w:sz w:val="24"/>
-          <w:szCs w:val="24"/>
-          <w:vertAlign w:val="superscript"/>
-        </w:rPr>
-        <w:t xml:space="preserve"> </w:t>
-      </w:r>
-      <w:r>
-        <w:rPr>
-          <w:rFonts w:ascii="Times New Roman" w:eastAsia="Times New Roman" w:hAnsi="Times New Roman" w:cs="Times New Roman"/>
-          <w:sz w:val="24"/>
-          <w:szCs w:val="24"/>
-        </w:rPr>
-        <w:t>trước ngày đến hạn trả nợ.</w:t>
+        <w:lastRenderedPageBreak/>
+        <w:t>Khi có nguyên nhân khách quan không thanh toán được đầy đủ, đúng hạn nợ vay, Khách hàng có thể đề nghị bằng văn bản (theo mẫu của Ngân hàng) để Ngân hàng xem xét điều chỉnh kỳ hạn trả nợ, gia hạn nợ. Văn bản đề nghị của Khách hàng phải gửi cho Ngân hàng tối thiểu (05) ngày trước ngày đến hạn trả nợ.</w:t>
       </w:r>
     </w:p>
     <w:p>
@@ -7776,18 +5169,7 @@
           <w:sz w:val="24"/>
           <w:szCs w:val="24"/>
         </w:rPr>
-        <w:t>Trường hợp khoản nợ vay bị chuyển nợ quá hạn theo quy định tại Khoản 4 và Khoản 5 Điều này, Khách hàng phải trả lãi trên dư nợ gốc bị quá hạn tương ứng với thời gian chậm trả với mức lãi suất nợ quá hạn bằng 150%</w:t>
-      </w:r>
-      <w:r>
-        <w:t xml:space="preserve"> </w:t>
-      </w:r>
-      <w:r>
-        <w:rPr>
-          <w:rFonts w:ascii="Times New Roman" w:eastAsia="Times New Roman" w:hAnsi="Times New Roman" w:cs="Times New Roman"/>
-          <w:sz w:val="24"/>
-          <w:szCs w:val="24"/>
-        </w:rPr>
-        <w:t xml:space="preserve"> lãi suất cho vay trong hạn tại thời điểm chuyển nợ quá hạn. Trường hợp lãi suất trong hạn được điều chỉnh thì lãi suất nợ quá hạn sẽ tính theo mức lãi suất trong hạn đã được điều chỉnh. </w:t>
+        <w:t xml:space="preserve">Trường hợp khoản nợ vay bị chuyển nợ quá hạn theo quy định tại Khoản 4 và Khoản 5 Điều này, Khách hàng phải trả lãi trên dư nợ gốc bị quá hạn tương ứng với thời gian chậm trả với mức lãi suất nợ quá hạn bằng 150%  lãi suất cho vay trong hạn tại thời điểm chuyển nợ quá hạn. Trường hợp lãi suất trong hạn được điều chỉnh thì lãi suất nợ quá hạn sẽ tính theo mức lãi suất trong hạn đã được điều chỉnh. </w:t>
       </w:r>
     </w:p>
     <w:p>
@@ -7917,15 +5299,7 @@
           <w:sz w:val="24"/>
           <w:szCs w:val="24"/>
         </w:rPr>
-        <w:t>Số tiền lãi phạt quá hạn phải trả bằng tổng số tiền lãi phạt hàng ngày sau khi đã làm tròn theo nguyên tắc trên)</w:t>
-      </w:r>
-      <w:r>
-        <w:rPr>
-          <w:rFonts w:ascii="Times New Roman" w:eastAsia="Times New Roman" w:hAnsi="Times New Roman" w:cs="Times New Roman"/>
-          <w:sz w:val="24"/>
-          <w:szCs w:val="24"/>
-        </w:rPr>
-        <w:t xml:space="preserve">.     </w:t>
+        <w:t xml:space="preserve">Số tiền lãi phạt quá hạn phải trả bằng tổng số tiền lãi phạt hàng ngày sau khi đã làm tròn theo nguyên tắc trên).     </w:t>
       </w:r>
     </w:p>
     <w:p>
@@ -7950,7 +5324,15 @@
           <w:sz w:val="24"/>
           <w:szCs w:val="24"/>
         </w:rPr>
-        <w:t>Đối với tiền lãi không trả đúng hạn, Khách hàng phải trả lãi chậm trả theo mức lãi suất: 10%/năm tính trên số dư lãi chậm trả tương ứng với thời gian chậm trả.</w:t>
+        <w:t xml:space="preserve">Đối với tiền lãi không trả đúng hạn, </w:t>
+      </w:r>
+      <w:r>
+        <w:rPr>
+          <w:rFonts w:ascii="Times New Roman" w:eastAsia="Times New Roman" w:hAnsi="Times New Roman" w:cs="Times New Roman"/>
+          <w:sz w:val="24"/>
+          <w:szCs w:val="24"/>
+        </w:rPr>
+        <w:t>Khách hàng phải trả lãi chậm trả theo mức lãi suất: 10%/năm tính trên số dư lãi chậm trả tương ứng với thời gian chậm trả.</w:t>
       </w:r>
     </w:p>
     <w:p>
@@ -8075,18 +5457,7 @@
           <w:sz w:val="24"/>
           <w:szCs w:val="24"/>
         </w:rPr>
-        <w:t>Trường hợp được Ngân hàng chấp thuận, Khách hàng phải chịu phí trả nợ trước hạn</w:t>
-      </w:r>
-      <w:r>
-        <w:t xml:space="preserve">. </w:t>
-      </w:r>
-      <w:r>
-        <w:rPr>
-          <w:rFonts w:ascii="Times New Roman" w:eastAsia="Times New Roman" w:hAnsi="Times New Roman" w:cs="Times New Roman"/>
-          <w:sz w:val="24"/>
-          <w:szCs w:val="24"/>
-        </w:rPr>
-        <w:t>Phí trả nợ trước hạn theo quy định tại Hợp đồng này, Bảng kê rút vốn hoặc Biểu phí của Ngân hàng trong từng thời kỳ.</w:t>
+        <w:t>Trường hợp được Ngân hàng chấp thuận, Khách hàng phải chịu phí trả nợ trước hạn. Phí trả nợ trước hạn theo quy định tại Hợp đồng này, Bảng kê rút vốn hoặc Biểu phí của Ngân hàng trong từng thời kỳ.</w:t>
       </w:r>
     </w:p>
     <w:p>
@@ -8155,51 +5526,7 @@
           <w:sz w:val="24"/>
           <w:szCs w:val="24"/>
         </w:rPr>
-        <w:t xml:space="preserve">1. Thứ tự thu hồi nợ gốc, lãi tiền vay, phí và nghĩa vụ tài chính khác (nếu có) khi khoản nợ của Khách hàng trong hạn như sau: [(i) nợ </w:t>
-      </w:r>
-      <w:r>
-        <w:rPr>
-          <w:rFonts w:ascii="Times New Roman" w:eastAsia="Times New Roman" w:hAnsi="Times New Roman" w:cs="Times New Roman"/>
-          <w:sz w:val="24"/>
-          <w:szCs w:val="24"/>
-        </w:rPr>
-        <w:lastRenderedPageBreak/>
-        <w:t>lãi trong hạn; (ii) nợ gốc đến hạn</w:t>
-      </w:r>
-      <w:r>
-        <w:rPr>
-          <w:rFonts w:ascii="Times New Roman" w:eastAsia="Times New Roman" w:hAnsi="Times New Roman" w:cs="Times New Roman"/>
-          <w:sz w:val="24"/>
-          <w:szCs w:val="24"/>
-          <w:vertAlign w:val="superscript"/>
-        </w:rPr>
-        <w:t>(</w:t>
-      </w:r>
-      <w:r>
-        <w:rPr>
-          <w:rFonts w:ascii="Times New Roman" w:eastAsia="Times New Roman" w:hAnsi="Times New Roman" w:cs="Times New Roman"/>
-          <w:sz w:val="24"/>
-          <w:szCs w:val="24"/>
-          <w:vertAlign w:val="superscript"/>
-        </w:rPr>
-        <w:footnoteReference w:id="2"/>
-      </w:r>
-      <w:r>
-        <w:rPr>
-          <w:rFonts w:ascii="Times New Roman" w:eastAsia="Times New Roman" w:hAnsi="Times New Roman" w:cs="Times New Roman"/>
-          <w:sz w:val="24"/>
-          <w:szCs w:val="24"/>
-          <w:vertAlign w:val="superscript"/>
-        </w:rPr>
-        <w:t>)</w:t>
-      </w:r>
-      <w:r>
-        <w:rPr>
-          <w:rFonts w:ascii="Times New Roman" w:eastAsia="Times New Roman" w:hAnsi="Times New Roman" w:cs="Times New Roman"/>
-          <w:sz w:val="24"/>
-          <w:szCs w:val="24"/>
-        </w:rPr>
-        <w:t>; (iii) các loại phí; (iv) các nghĩa vụ tài chính khác].</w:t>
+        <w:t>1. Thứ tự thu hồi nợ gốc, lãi tiền vay, phí và nghĩa vụ tài chính khác (nếu có) khi khoản nợ của Khách hàng trong hạn như sau: [(i) nợ lãi trong hạn; (ii) nợ gốc đến hạn(); (iii) các loại phí; (iv) các nghĩa vụ tài chính khác].</w:t>
       </w:r>
     </w:p>
     <w:p>
@@ -8241,7 +5568,16 @@
           <w:sz w:val="24"/>
           <w:szCs w:val="24"/>
         </w:rPr>
-        <w:t xml:space="preserve">Tại thời điểm ký Hợp đồng này, thứ tự áp dụng như sau: </w:t>
+        <w:t xml:space="preserve">Tại thời điểm ký Hợp đồng này, thứ tự áp </w:t>
+      </w:r>
+      <w:r>
+        <w:rPr>
+          <w:rFonts w:ascii="Times New Roman" w:eastAsia="Times New Roman" w:hAnsi="Times New Roman" w:cs="Times New Roman"/>
+          <w:sz w:val="24"/>
+          <w:szCs w:val="24"/>
+        </w:rPr>
+        <w:lastRenderedPageBreak/>
+        <w:t xml:space="preserve">dụng như sau: </w:t>
       </w:r>
     </w:p>
     <w:p>
@@ -8283,72 +5619,7 @@
           <w:sz w:val="24"/>
           <w:szCs w:val="24"/>
         </w:rPr>
-        <w:t>b) Đối với khoản nợ vay có một hoặc một số kỳ hạn trả nợ bị quá hạn:</w:t>
-      </w:r>
-      <w:r>
-        <w:rPr>
-          <w:rFonts w:ascii="Times New Roman" w:eastAsia="Times New Roman" w:hAnsi="Times New Roman" w:cs="Times New Roman"/>
-          <w:i/>
-          <w:iCs/>
-          <w:sz w:val="24"/>
-          <w:szCs w:val="24"/>
-        </w:rPr>
-        <w:t xml:space="preserve"> </w:t>
-      </w:r>
-      <w:r>
-        <w:rPr>
-          <w:rFonts w:ascii="Times New Roman" w:eastAsia="Times New Roman" w:hAnsi="Times New Roman" w:cs="Times New Roman"/>
-          <w:sz w:val="24"/>
-          <w:szCs w:val="24"/>
-        </w:rPr>
-        <w:t>(i) nợ gốc đã quá hạn</w:t>
-      </w:r>
-      <w:r>
-        <w:rPr>
-          <w:rFonts w:ascii="Times New Roman" w:eastAsia="Times New Roman" w:hAnsi="Times New Roman" w:cs="Times New Roman"/>
-          <w:sz w:val="24"/>
-          <w:szCs w:val="24"/>
-          <w:vertAlign w:val="superscript"/>
-        </w:rPr>
-        <w:t>(</w:t>
-      </w:r>
-      <w:r>
-        <w:rPr>
-          <w:rFonts w:ascii="Times New Roman" w:eastAsia="Times New Roman" w:hAnsi="Times New Roman" w:cs="Times New Roman"/>
-          <w:b/>
-          <w:bCs/>
-          <w:sz w:val="24"/>
-          <w:szCs w:val="24"/>
-          <w:vertAlign w:val="superscript"/>
-        </w:rPr>
-        <w:footnoteReference w:id="3"/>
-      </w:r>
-      <w:r>
-        <w:rPr>
-          <w:rFonts w:ascii="Times New Roman" w:eastAsia="Times New Roman" w:hAnsi="Times New Roman" w:cs="Times New Roman"/>
-          <w:sz w:val="24"/>
-          <w:szCs w:val="24"/>
-          <w:vertAlign w:val="superscript"/>
-        </w:rPr>
-        <w:t>)</w:t>
-      </w:r>
-      <w:r>
-        <w:rPr>
-          <w:rFonts w:ascii="Times New Roman" w:eastAsia="Times New Roman" w:hAnsi="Times New Roman" w:cs="Times New Roman"/>
-          <w:b/>
-          <w:bCs/>
-          <w:sz w:val="24"/>
-          <w:szCs w:val="24"/>
-        </w:rPr>
-        <w:t>;</w:t>
-      </w:r>
-      <w:r>
-        <w:rPr>
-          <w:rFonts w:ascii="Times New Roman" w:eastAsia="Times New Roman" w:hAnsi="Times New Roman" w:cs="Times New Roman"/>
-          <w:sz w:val="24"/>
-          <w:szCs w:val="24"/>
-        </w:rPr>
-        <w:t xml:space="preserve"> (ii) nợ lãi trên nợ gốc quá hạn chưa trả; (iii) nợ gốc đến hạn; (iv) nợ lãi trên nợ gốc mà đến hạn chưa trả; (v) các loại phí; (vi) các nghĩa vụ tài chính khác.</w:t>
+        <w:t>b) Đối với khoản nợ vay có một hoặc một số kỳ hạn trả nợ bị quá hạn: (i) nợ gốc đã quá hạn(); (ii) nợ lãi trên nợ gốc quá hạn chưa trả; (iii) nợ gốc đến hạn; (iv) nợ lãi trên nợ gốc mà đến hạn chưa trả; (v) các loại phí; (vi) các nghĩa vụ tài chính khác.</w:t>
       </w:r>
     </w:p>
     <w:p>
@@ -8638,7 +5909,16 @@
           <w:sz w:val="24"/>
           <w:szCs w:val="24"/>
         </w:rPr>
-        <w:t>4. Chấp thuận cho Ngân hàng được lưu trữ và sử dụng các thông tin về Khách hàng và khoản vay tại Hợp đồng tín dụng và các văn bản, tài liệu khác có liên quan để sử dụng vào các mục đích mà Ngân hàng cho là cần thiết, không trái với quy định của pháp luật, của Ngân hàng từng thời kỳ, bao gồm nhưng không giới hạn việc cung cấp thông tin cho các tổ chức cung cấp sản phẩm liên quan đến hoạt động tín dụng, các công ty con/công ty liên kết của Ngân hàng và cam kết không có khiếu nại, khiếu kiện về việc sử dụng thông tin này của Ngân hàng, về các chi phí phát sinh trong thời gian Khách hàng cung cấp dữ liệu.</w:t>
+        <w:t xml:space="preserve">4. Chấp thuận cho Ngân hàng được lưu trữ và sử dụng các thông tin về Khách hàng và khoản vay tại Hợp đồng tín dụng và các văn </w:t>
+      </w:r>
+      <w:r>
+        <w:rPr>
+          <w:rFonts w:ascii="Times New Roman" w:eastAsia="Times New Roman" w:hAnsi="Times New Roman" w:cs="Times New Roman"/>
+          <w:color w:val="000000"/>
+          <w:sz w:val="24"/>
+          <w:szCs w:val="24"/>
+        </w:rPr>
+        <w:t>bản, tài liệu khác có liên quan để sử dụng vào các mục đích mà Ngân hàng cho là cần thiết, không trái với quy định của pháp luật, của Ngân hàng từng thời kỳ, bao gồm nhưng không giới hạn việc cung cấp thông tin cho các tổ chức cung cấp sản phẩm liên quan đến hoạt động tín dụng, các công ty con/công ty liên kết của Ngân hàng và cam kết không có khiếu nại, khiếu kiện về việc sử dụng thông tin này của Ngân hàng, về các chi phí phát sinh trong thời gian Khách hàng cung cấp dữ liệu.</w:t>
       </w:r>
     </w:p>
     <w:p>
@@ -8830,7 +6110,6 @@
           <w:sz w:val="24"/>
           <w:szCs w:val="24"/>
         </w:rPr>
-        <w:lastRenderedPageBreak/>
         <w:t>Trong trường hợp không trả được nợ, Khách hàng/Bên bảo đảm phải thực hiện các nghĩa vụ theo thoả thuận trong Hợp đồng bảo đảm liên quan đến Hợp đồng tín dụng này. Khách hàng có nghĩa vụ sử dụng mọi tài sản và thu nhập hợp pháp khác để trả nợ cho Ngân hàng, không phụ thuộc vào việc Ngân hàng đã, đang hay chưa xử lý biện pháp bảo đảm theo các Hợp đồng bảo đảm.</w:t>
       </w:r>
     </w:p>
@@ -8888,6 +6167,7 @@
           <w:sz w:val="24"/>
           <w:szCs w:val="24"/>
         </w:rPr>
+        <w:lastRenderedPageBreak/>
         <w:t>Chấp thuận và đồng ý cho Ngân hàng được quyền chủ động liên hệ thông qua các phương thức gọi điện, nhắn tin... hoặc các phương thức khác với các mục đích mà ngân hàng cho là không trái với quy định pháp luật, bao gồm (nhưng không giới hạn) các nội dung về: khảo sát sự hài lòng, chăm sóc khách hàng, giới thiệu, tư vấn về các chương trình/sản phẩm dịch vụ mới của ngân hàng nhằm nâng cao chất lượng sản phẩm dịch vụ cung cấp tới khách hàng.</w:t>
       </w:r>
     </w:p>
@@ -9086,24 +6366,7 @@
           <w:sz w:val="24"/>
           <w:szCs w:val="24"/>
         </w:rPr>
-        <w:t xml:space="preserve">Khi thực hiện chấm dứt cấp tín dụng, thu </w:t>
-      </w:r>
-      <w:r>
-        <w:rPr>
-          <w:rFonts w:ascii="Times New Roman" w:eastAsia="Times New Roman" w:hAnsi="Times New Roman" w:cs="Times New Roman"/>
-          <w:sz w:val="24"/>
-          <w:szCs w:val="24"/>
-        </w:rPr>
-        <w:t>hồi nợ trước hạn theo Khoản 4 Điều này, Ngân hàng sẽ thông báo cụ thể cho khách hàng. Nội dung thông báo sẽ bao gồm thời điểm chấm dứt cấp tín dụng, thu hồi nợ vay trước hạn; số dư nợ gốc bị thu hồi trước hạn; thời hạn phải trả số dư nợ gốc bị thu hồi trước hạn; thời điểm chuyển nợ quá hạn và lãi suất áp dụng đối với số dư nợ gốc bị thu hồi trước hạn</w:t>
-      </w:r>
-      <w:r>
-        <w:rPr>
-          <w:rFonts w:ascii="Times New Roman" w:eastAsia="Times New Roman" w:hAnsi="Times New Roman" w:cs="Times New Roman"/>
-          <w:color w:val="000000"/>
-          <w:sz w:val="24"/>
-          <w:szCs w:val="24"/>
-        </w:rPr>
-        <w:t>.</w:t>
+        <w:t>Khi thực hiện chấm dứt cấp tín dụng, thu hồi nợ trước hạn theo Khoản 4 Điều này, Ngân hàng sẽ thông báo cụ thể cho khách hàng. Nội dung thông báo sẽ bao gồm thời điểm chấm dứt cấp tín dụng, thu hồi nợ vay trước hạn; số dư nợ gốc bị thu hồi trước hạn; thời hạn phải trả số dư nợ gốc bị thu hồi trước hạn; thời điểm chuyển nợ quá hạn và lãi suất áp dụng đối với số dư nợ gốc bị thu hồi trước hạn.</w:t>
       </w:r>
     </w:p>
     <w:p>
@@ -9161,7 +6424,15 @@
           <w:sz w:val="24"/>
           <w:szCs w:val="24"/>
         </w:rPr>
-        <w:t>Được lưu trữ và sử dụng các thông tin về Khách hàng và khoản vay tại Hợp đồng tín dụng và các văn bản, tài liệu khác có liên quan để sử dụng vào các mục đích mà Ngân hàng cho là cần thiết, không trái với quy định của pháp luật, của Ngân hàng từng thời kỳ, bao gồm nhưng không giới hạn việc cung cấp thông tin cho các tổ chức cung cấp sản phẩm liên quan đến hoạt động tín dụng, các công ty con/công ty liên kết của Ngân hàng.</w:t>
+        <w:t xml:space="preserve">Được lưu trữ và sử dụng các thông tin </w:t>
+      </w:r>
+      <w:r>
+        <w:rPr>
+          <w:rFonts w:ascii="Times New Roman" w:eastAsia="Times New Roman" w:hAnsi="Times New Roman" w:cs="Times New Roman"/>
+          <w:sz w:val="24"/>
+          <w:szCs w:val="24"/>
+        </w:rPr>
+        <w:t>về Khách hàng và khoản vay tại Hợp đồng tín dụng và các văn bản, tài liệu khác có liên quan để sử dụng vào các mục đích mà Ngân hàng cho là cần thiết, không trái với quy định của pháp luật, của Ngân hàng từng thời kỳ, bao gồm nhưng không giới hạn việc cung cấp thông tin cho các tổ chức cung cấp sản phẩm liên quan đến hoạt động tín dụng, các công ty con/công ty liên kết của Ngân hàng.</w:t>
       </w:r>
     </w:p>
     <w:p>
@@ -9186,15 +6457,7 @@
           <w:sz w:val="24"/>
           <w:szCs w:val="24"/>
         </w:rPr>
-        <w:t>Tùy thuộc từng hoạt động cụ thể, thời gian Ngân hàng được xử lý dữ liệu cá nhân là từ thời điểm được cung cấp, thu thập cho đến thời điểm hoàn thành mục đích quản lý, xử lý của Ngân hàng hoặc cho đến khi dữ liệu cá nhân đã được xóa theo quy định.</w:t>
-      </w:r>
-      <w:r>
-        <w:rPr>
-          <w:rFonts w:ascii="Times New Roman" w:eastAsia="Times New Roman" w:hAnsi="Times New Roman" w:cs="Times New Roman"/>
-          <w:sz w:val="24"/>
-          <w:szCs w:val="24"/>
-        </w:rPr>
-        <w:t xml:space="preserve"> </w:t>
+        <w:t xml:space="preserve">Tùy thuộc từng hoạt động cụ thể, thời gian Ngân hàng được xử lý dữ liệu cá nhân là từ thời điểm được cung cấp, thu thập cho đến thời điểm hoàn thành mục đích quản lý, xử lý của Ngân hàng hoặc cho đến khi dữ liệu cá nhân đã được xóa theo quy định. </w:t>
       </w:r>
     </w:p>
     <w:p>
@@ -9281,16 +6544,7 @@
           <w:sz w:val="24"/>
           <w:szCs w:val="24"/>
         </w:rPr>
-        <w:t xml:space="preserve">Ngân hàng có quyền bù trừ các nghĩa vụ của Khách hàng đối với Ngân hàng theo quy định tại Hợp đồng này và/hoặc các văn kiện tín dụng, văn kiện bảo đảm được xác lập với Ngân hàng thông qua phương thức: (i) quyết định việc áp dụng độc lập hoặc kết hợp các biện pháp phong tỏa/tự động trích/thực hiện thủ tục tất toán tài khoản tiền gửi của Khách hàng mở tại các Chi nhánh trong hệ thống Ngân hàng; và/hoặc (ii) chủ động đối trừ bất kỳ nghĩa vụ </w:t>
-      </w:r>
-      <w:r>
-        <w:rPr>
-          <w:rFonts w:ascii="Times New Roman" w:eastAsia="Times New Roman" w:hAnsi="Times New Roman" w:cs="Times New Roman"/>
-          <w:sz w:val="24"/>
-          <w:szCs w:val="24"/>
-        </w:rPr>
-        <w:lastRenderedPageBreak/>
-        <w:t>nào khác của Khách hàng tại Ngân hàng. Ngân hàng không phải thông báo cho Khách hàng, bên thứ ba trước khi thực hiện bù trừ các nghĩa vụ được Ngân hàng xác định là nghĩa vụ nợ phải trả của Khách hàng.</w:t>
+        <w:t>Ngân hàng có quyền bù trừ các nghĩa vụ của Khách hàng đối với Ngân hàng theo quy định tại Hợp đồng này và/hoặc các văn kiện tín dụng, văn kiện bảo đảm được xác lập với Ngân hàng thông qua phương thức: (i) quyết định việc áp dụng độc lập hoặc kết hợp các biện pháp phong tỏa/tự động trích/thực hiện thủ tục tất toán tài khoản tiền gửi của Khách hàng mở tại các Chi nhánh trong hệ thống Ngân hàng; và/hoặc (ii) chủ động đối trừ bất kỳ nghĩa vụ nào khác của Khách hàng tại Ngân hàng. Ngân hàng không phải thông báo cho Khách hàng, bên thứ ba trước khi thực hiện bù trừ các nghĩa vụ được Ngân hàng xác định là nghĩa vụ nợ phải trả của Khách hàng.</w:t>
       </w:r>
     </w:p>
     <w:p>
@@ -9391,7 +6645,16 @@
           <w:sz w:val="24"/>
           <w:szCs w:val="24"/>
         </w:rPr>
-        <w:t>Khách hàng vi phạm bất kỳ nghĩa vụ thanh toán nợ gốc, lãi, phí, bất kỳ khoản cấp tín dụng nào và các nghĩa vụ khác phát sinh từ Hợp đồng tín dụng cũng như các văn bản, thỏa thuận ký kết với Ngân hàng, vi phạm Quy chế cho vay, Quy chế bảo lãnh của Ngân hàng Nhà Nước, các quy định của pháp luật;</w:t>
+        <w:t xml:space="preserve">Khách hàng vi phạm bất kỳ nghĩa vụ thanh toán nợ gốc, lãi, phí, bất kỳ khoản cấp tín dụng nào và các nghĩa vụ khác phát sinh từ Hợp </w:t>
+      </w:r>
+      <w:r>
+        <w:rPr>
+          <w:rFonts w:ascii="Times New Roman" w:eastAsia="Times New Roman" w:hAnsi="Times New Roman" w:cs="Times New Roman"/>
+          <w:sz w:val="24"/>
+          <w:szCs w:val="24"/>
+        </w:rPr>
+        <w:lastRenderedPageBreak/>
+        <w:t>đồng tín dụng cũng như các văn bản, thỏa thuận ký kết với Ngân hàng, vi phạm Quy chế cho vay, Quy chế bảo lãnh của Ngân hàng Nhà Nước, các quy định của pháp luật;</w:t>
       </w:r>
     </w:p>
     <w:p>
@@ -9775,7 +7038,15 @@
           <w:sz w:val="24"/>
           <w:szCs w:val="24"/>
         </w:rPr>
-        <w:t>Khách hàng và/hoặc Bên bảo đảm xảy ra sự kiện: Bị mất năng lực hành vi dân sự/bị hạn chế năng lực hành vi dân sự/có khó khăn trong nhận thức, làm chủ hành vi (nếu là cá nhân) hoặc bị khởi tố/điều tra/truy tố/xét xử về hình sự/chịu trách nhiệm hình sự/bị áp dụng hình phạt về hình sự;</w:t>
+        <w:t xml:space="preserve">Khách hàng và/hoặc Bên bảo đảm xảy ra sự kiện: Bị mất năng lực hành vi dân sự/bị hạn chế năng lực hành vi dân sự/có khó khăn </w:t>
+      </w:r>
+      <w:r>
+        <w:rPr>
+          <w:rFonts w:ascii="Times New Roman" w:eastAsia="Times New Roman" w:hAnsi="Times New Roman" w:cs="Times New Roman"/>
+          <w:sz w:val="24"/>
+          <w:szCs w:val="24"/>
+        </w:rPr>
+        <w:t>trong nhận thức, làm chủ hành vi (nếu là cá nhân) hoặc bị khởi tố/điều tra/truy tố/xét xử về hình sự/chịu trách nhiệm hình sự/bị áp dụng hình phạt về hình sự;</w:t>
       </w:r>
     </w:p>
     <w:p>
@@ -9995,16 +7266,7 @@
           <w:sz w:val="24"/>
           <w:szCs w:val="24"/>
         </w:rPr>
-        <w:t xml:space="preserve">- </w:t>
-      </w:r>
-      <w:r>
-        <w:rPr>
-          <w:rFonts w:ascii="Times New Roman" w:eastAsia="Times New Roman" w:hAnsi="Times New Roman" w:cs="Times New Roman"/>
-          <w:sz w:val="24"/>
-          <w:szCs w:val="24"/>
-        </w:rPr>
-        <w:tab/>
-        <w:t>Doanh nghiệp mà Khách hàng: (a) sở hữu từ 50% vốn điều lệ/tổng số cổ phần phổ thông/vốn cổ phần có quyền biểu quyết trở lên; và/hoặc (b) có quyền trực tiếp hoặc gián tiếp quyết định bổ nhiệm đa số hoặc tất cả thành viên Hội đồng quản trị/Hội đồng thành viên, Giám đốc hoặc Tổng Giám đốc, người quản lý khác, thành viên Ban kiểm soát của doanh nghiệp đó; và/hoặc (c) có quyền quyết định việc sửa đổi, bổ sung Điều lệ của doanh nghiệp đó;</w:t>
+        <w:t>-  Doanh nghiệp mà Khách hàng: (a) sở hữu từ 50% vốn điều lệ/tổng số cổ phần phổ thông/vốn cổ phần có quyền biểu quyết trở lên; và/hoặc (b) có quyền trực tiếp hoặc gián tiếp quyết định bổ nhiệm đa số hoặc tất cả thành viên Hội đồng quản trị/Hội đồng thành viên, Giám đốc hoặc Tổng Giám đốc, người quản lý khác, thành viên Ban kiểm soát của doanh nghiệp đó; và/hoặc (c) có quyền quyết định việc sửa đổi, bổ sung Điều lệ của doanh nghiệp đó;</w:t>
       </w:r>
     </w:p>
     <w:p>
@@ -10028,16 +7290,7 @@
           <w:sz w:val="24"/>
           <w:szCs w:val="24"/>
         </w:rPr>
-        <w:t>-</w:t>
-      </w:r>
-      <w:r>
-        <w:rPr>
-          <w:rFonts w:ascii="Times New Roman" w:eastAsia="Times New Roman" w:hAnsi="Times New Roman" w:cs="Times New Roman"/>
-          <w:sz w:val="24"/>
-          <w:szCs w:val="24"/>
-        </w:rPr>
-        <w:tab/>
-        <w:t>Cá nhân là vợ/chồng của Khách hàng.</w:t>
+        <w:t>- Cá nhân là vợ/chồng của Khách hàng.</w:t>
       </w:r>
     </w:p>
     <w:p>
@@ -10089,7 +7342,16 @@
           <w:szCs w:val="24"/>
         </w:rPr>
         <w:tab/>
-        <w:t>- Vi phạm nghĩa vụ đối với bất kỳ khoản cấp tín dụng nào (dù đến hạn thanh toán hoặc phải thanh toán trước hạn do sự kiện vi phạm nghĩa vụ của khách hàng) tại bất kỳ tổ chức tín dụng, chi nhánh ngân hàng nước ngoài nào;</w:t>
+        <w:t xml:space="preserve">- Vi phạm nghĩa vụ đối với bất kỳ khoản </w:t>
+      </w:r>
+      <w:r>
+        <w:rPr>
+          <w:rFonts w:ascii="Times New Roman" w:eastAsia="Times New Roman" w:hAnsi="Times New Roman" w:cs="Times New Roman"/>
+          <w:sz w:val="24"/>
+          <w:szCs w:val="24"/>
+        </w:rPr>
+        <w:lastRenderedPageBreak/>
+        <w:t>cấp tín dụng nào (dù đến hạn thanh toán hoặc phải thanh toán trước hạn do sự kiện vi phạm nghĩa vụ của khách hàng) tại bất kỳ tổ chức tín dụng, chi nhánh ngân hàng nước ngoài nào;</w:t>
       </w:r>
     </w:p>
     <w:p>
@@ -10175,10 +7437,7 @@
           <w:sz w:val="24"/>
           <w:szCs w:val="24"/>
         </w:rPr>
-        <w:t>Khi phát sinh bất kỳ một sự kiện vi phạm nào, Ngân hàng được quyền yêu cầu Khách hàng thực hiện các biện pháp cần thiết để khắc phục trong một thời gian hợp lý do Ngân hàng quyết định. Trường hợp Khách hàng không khắc phục hoặc khắc phục không đầy đủ, Ngân hàng có quyền dừng giải ngân vốn vay/cấp tín dụng mới và thực hiện các biện pháp cần thiết để thu hồi nợ bao gồm nhưng không giới hạn: tạm khóa và/hoặc ghi nợ bất kỳ tài khoản nào của Khách hàng để thu nợ trước hạn hoặc đến hạn; khởi kiện, phát mại tài sản của Khách hàng đang ký quỹ, cầm cố, thế chấp tại Ngân hàng, đình chỉ cho vay và thu hồi nợ trước hạn.</w:t>
-      </w:r>
-      <w:r>
-        <w:t xml:space="preserve"> </w:t>
+        <w:t xml:space="preserve">Khi phát sinh bất kỳ một sự kiện vi phạm nào, Ngân hàng được quyền yêu cầu Khách hàng thực hiện các biện pháp cần thiết để khắc phục trong một thời gian hợp lý do Ngân hàng quyết định. Trường hợp Khách hàng không khắc phục hoặc khắc phục không đầy đủ, Ngân hàng có quyền dừng giải ngân vốn vay/cấp tín dụng mới và thực hiện các biện pháp cần thiết để thu hồi nợ bao gồm nhưng không giới hạn: tạm khóa và/hoặc ghi nợ bất kỳ tài khoản nào của Khách hàng để thu nợ trước hạn hoặc đến hạn; khởi kiện, phát mại tài sản của Khách hàng đang ký quỹ, cầm cố, thế chấp tại Ngân hàng, đình chỉ cho vay và thu hồi nợ trước hạn. </w:t>
       </w:r>
     </w:p>
     <w:p>
@@ -10222,7 +7481,15 @@
           <w:sz w:val="24"/>
           <w:szCs w:val="24"/>
         </w:rPr>
-        <w:t>Trường hợp Khách hàng không thực hiện đúng các nội dung thỏa thuận theo Hợp đồng tín dụng, Bảng kê rút vốn cũng như các sửa đổi, bổ sung, thay thế khác, Khách hàng phải chịu phạt vi phạm với mức phạt tương ứng 8% phần giá trị nghĩa vụ vi phạm. Điều khoản phạt vi phạm không áp dụng đối với trường hợp Khách hàng vi phạm nghĩa vụ trả nợ gốc/lãi vốn vay.</w:t>
+        <w:t xml:space="preserve">Trường hợp Khách hàng không thực hiện đúng các nội dung thỏa thuận theo Hợp đồng tín dụng, Bảng kê rút vốn cũng như các sửa đổi, bổ sung, thay thế khác, Khách hàng phải chịu phạt </w:t>
+      </w:r>
+      <w:r>
+        <w:rPr>
+          <w:rFonts w:ascii="Times New Roman" w:eastAsia="Times New Roman" w:hAnsi="Times New Roman" w:cs="Times New Roman"/>
+          <w:sz w:val="24"/>
+          <w:szCs w:val="24"/>
+        </w:rPr>
+        <w:t>vi phạm với mức phạt tương ứng 8% phần giá trị nghĩa vụ vi phạm. Điều khoản phạt vi phạm không áp dụng đối với trường hợp Khách hàng vi phạm nghĩa vụ trả nợ gốc/lãi vốn vay.</w:t>
       </w:r>
     </w:p>
     <w:p>
@@ -10314,8 +7581,8 @@
           <w:szCs w:val="24"/>
         </w:rPr>
         <w:sectPr>
-          <w:headerReference w:type="default" r:id="rId17"/>
-          <w:footerReference w:type="default" r:id="rId18"/>
+          <w:headerReference w:type="default" r:id="rId14"/>
+          <w:footerReference w:type="default" r:id="rId15"/>
           <w:pgSz w:w="11907" w:h="16840"/>
           <w:pgMar w:top="1134" w:right="1134" w:bottom="1134" w:left="1418" w:header="397" w:footer="397" w:gutter="0"/>
           <w:pgNumType w:start="1"/>
@@ -10355,7 +7622,7 @@
       </w:r>
     </w:p>
     <w:sectPr>
-      <w:headerReference w:type="default" r:id="rId19"/>
+      <w:headerReference w:type="default" r:id="rId16"/>
       <w:type w:val="continuous"/>
       <w:pgSz w:w="11907" w:h="16840"/>
       <w:pgMar w:top="1134" w:right="1134" w:bottom="1134" w:left="1418" w:header="397" w:footer="397" w:gutter="0"/>
@@ -10363,80 +7630,6 @@
     </w:sectPr>
   </w:body>
 </w:document>
-</file>
-
-<file path=word/comments.xml><?xml version="1.0" encoding="utf-8"?>
-<w:comments xmlns:wpc="http://schemas.microsoft.com/office/word/2010/wordprocessingCanvas" xmlns:cx="http://schemas.microsoft.com/office/drawing/2014/chartex" xmlns:cx1="http://schemas.microsoft.com/office/drawing/2015/9/8/chartex" xmlns:cx2="http://schemas.microsoft.com/office/drawing/2015/10/21/chartex" xmlns:cx3="http://schemas.microsoft.com/office/drawing/2016/5/9/chartex" xmlns:cx4="http://schemas.microsoft.com/office/drawing/2016/5/10/chartex" xmlns:cx5="http://schemas.microsoft.com/office/drawing/2016/5/11/chartex" xmlns:cx6="http://schemas.microsoft.com/office/drawing/2016/5/12/chartex" xmlns:cx7="http://schemas.microsoft.com/office/drawing/2016/5/13/chartex" xmlns:cx8="http://schemas.microsoft.com/office/drawing/2016/5/14/chartex" xmlns:mc="http://schemas.openxmlformats.org/markup-compatibility/2006" xmlns:aink="http://schemas.microsoft.com/office/drawing/2016/ink" xmlns:am3d="http://schemas.microsoft.com/office/drawing/2017/model3d" xmlns:o="urn:schemas-microsoft-com:office:office" xmlns:oel="http://schemas.microsoft.com/office/2019/extlst" xmlns:r="http://schemas.openxmlformats.org/officeDocument/2006/relationships" xmlns:m="http://schemas.openxmlformats.org/officeDocument/2006/math" xmlns:v="urn:schemas-microsoft-com:vml" xmlns:wp14="http://schemas.microsoft.com/office/word/2010/wordprocessingDrawing" xmlns:wp="http://schemas.openxmlformats.org/drawingml/2006/wordprocessingDrawing" xmlns:w10="urn:schemas-microsoft-com:office:word" xmlns:w="http://schemas.openxmlformats.org/wordprocessingml/2006/main" xmlns:w14="http://schemas.microsoft.com/office/word/2010/wordml" xmlns:w15="http://schemas.microsoft.com/office/word/2012/wordml" xmlns:w16cex="http://schemas.microsoft.com/office/word/2018/wordml/cex" xmlns:w16cid="http://schemas.microsoft.com/office/word/2016/wordml/cid" xmlns:w16="http://schemas.microsoft.com/office/word/2018/wordml" xmlns:w16du="http://schemas.microsoft.com/office/word/2023/wordml/word16du" xmlns:w16sdtdh="http://schemas.microsoft.com/office/word/2020/wordml/sdtdatahash" xmlns:w16sdtfl="http://schemas.microsoft.com/office/word/2024/wordml/sdtformatlock" xmlns:w16se="http://schemas.microsoft.com/office/word/2015/wordml/symex" xmlns:wpg="http://schemas.microsoft.com/office/word/2010/wordprocessingGroup" xmlns:wpi="http://schemas.microsoft.com/office/word/2010/wordprocessingInk" xmlns:wne="http://schemas.microsoft.com/office/word/2006/wordml" xmlns:wps="http://schemas.microsoft.com/office/word/2010/wordprocessingShape" mc:Ignorable="w14 w15 w16se w16cid w16 w16cex w16sdtdh w16sdtfl w16du wp14">
-  <w:comment w:id="1" w:author="Duong Ba Quyen" w:date="2026-07-30T11:09:00Z" w:initials="DBQ">
-    <w:p>
-      <w:pPr>
-        <w:numPr>
-          <w:ilvl w:val="0"/>
-          <w:numId w:val="22"/>
-        </w:numPr>
-        <w:spacing w:after="0" w:line="264" w:lineRule="auto"/>
-        <w:ind w:left="289" w:hanging="284"/>
-        <w:jc w:val="both"/>
-        <w:rPr>
-          <w:highlight w:val="yellow"/>
-        </w:rPr>
-      </w:pPr>
-      <w:r>
-        <w:rPr>
-          <w:rStyle w:val="CommentReference"/>
-        </w:rPr>
-        <w:annotationRef/>
-      </w:r>
-      <w:r>
-        <w:rPr>
-          <w:highlight w:val="yellow"/>
-        </w:rPr>
-        <w:t>Khách hàng</w:t>
-      </w:r>
-      <w:r>
-        <w:rPr>
-          <w:highlight w:val="yellow"/>
-        </w:rPr>
-        <w:t xml:space="preserve"> cam kết tài sản thế chấp/cầm cố, vốn tự có tham gia, nguồn tiền trả nợ có nguồn gốc hợp pháp, tuân thủ quy định của pháp luật về phòng chống rửa tiền, tài trợ khủng bố, tuân thủ cấm vận. Hồ sơ, tài liệu gửi Ngân hàng</w:t>
-      </w:r>
-      <w:r>
-        <w:rPr>
-          <w:highlight w:val="yellow"/>
-        </w:rPr>
-        <w:t xml:space="preserve"> là trung thực, </w:t>
-      </w:r>
-      <w:r>
-        <w:rPr>
-          <w:highlight w:val="yellow"/>
-        </w:rPr>
-        <w:t xml:space="preserve">hợp pháp, hợp lệ và </w:t>
-      </w:r>
-      <w:r>
-        <w:rPr>
-          <w:highlight w:val="yellow"/>
-        </w:rPr>
-        <w:t>và chịu trách nhiệm trước pháp luật.</w:t>
-      </w:r>
-    </w:p>
-    <w:p>
-      <w:pPr>
-        <w:pStyle w:val="CommentText"/>
-      </w:pPr>
-    </w:p>
-  </w:comment>
-</w:comments>
-</file>
-
-<file path=word/commentsExtended.xml><?xml version="1.0" encoding="utf-8"?>
-<w15:commentsEx xmlns:wpc="http://schemas.microsoft.com/office/word/2010/wordprocessingCanvas" xmlns:cx="http://schemas.microsoft.com/office/drawing/2014/chartex" xmlns:cx1="http://schemas.microsoft.com/office/drawing/2015/9/8/chartex" xmlns:cx2="http://schemas.microsoft.com/office/drawing/2015/10/21/chartex" xmlns:cx3="http://schemas.microsoft.com/office/drawing/2016/5/9/chartex" xmlns:cx4="http://schemas.microsoft.com/office/drawing/2016/5/10/chartex" xmlns:cx5="http://schemas.microsoft.com/office/drawing/2016/5/11/chartex" xmlns:cx6="http://schemas.microsoft.com/office/drawing/2016/5/12/chartex" xmlns:cx7="http://schemas.microsoft.com/office/drawing/2016/5/13/chartex" xmlns:cx8="http://schemas.microsoft.com/office/drawing/2016/5/14/chartex" xmlns:mc="http://schemas.openxmlformats.org/markup-compatibility/2006" xmlns:aink="http://schemas.microsoft.com/office/drawing/2016/ink" xmlns:am3d="http://schemas.microsoft.com/office/drawing/2017/model3d" xmlns:o="urn:schemas-microsoft-com:office:office" xmlns:oel="http://schemas.microsoft.com/office/2019/extlst" xmlns:r="http://schemas.openxmlformats.org/officeDocument/2006/relationships" xmlns:m="http://schemas.openxmlformats.org/officeDocument/2006/math" xmlns:v="urn:schemas-microsoft-com:vml" xmlns:wp14="http://schemas.microsoft.com/office/word/2010/wordprocessingDrawing" xmlns:wp="http://schemas.openxmlformats.org/drawingml/2006/wordprocessingDrawing" xmlns:w10="urn:schemas-microsoft-com:office:word" xmlns:w="http://schemas.openxmlformats.org/wordprocessingml/2006/main" xmlns:w14="http://schemas.microsoft.com/office/word/2010/wordml" xmlns:w15="http://schemas.microsoft.com/office/word/2012/wordml" xmlns:w16cex="http://schemas.microsoft.com/office/word/2018/wordml/cex" xmlns:w16cid="http://schemas.microsoft.com/office/word/2016/wordml/cid" xmlns:w16="http://schemas.microsoft.com/office/word/2018/wordml" xmlns:w16du="http://schemas.microsoft.com/office/word/2023/wordml/word16du" xmlns:w16sdtdh="http://schemas.microsoft.com/office/word/2020/wordml/sdtdatahash" xmlns:w16sdtfl="http://schemas.microsoft.com/office/word/2024/wordml/sdtformatlock" xmlns:w16se="http://schemas.microsoft.com/office/word/2015/wordml/symex" xmlns:wpg="http://schemas.microsoft.com/office/word/2010/wordprocessingGroup" xmlns:wpi="http://schemas.microsoft.com/office/word/2010/wordprocessingInk" xmlns:wne="http://schemas.microsoft.com/office/word/2006/wordml" xmlns:wps="http://schemas.microsoft.com/office/word/2010/wordprocessingShape" mc:Ignorable="w14 w15 w16se w16cid w16 w16cex w16sdtdh w16sdtfl w16du wp14">
-  <w15:commentEx w15:paraId="22DFE35E" w15:done="0"/>
-</w15:commentsEx>
-</file>
-
-<file path=word/commentsIds.xml><?xml version="1.0" encoding="utf-8"?>
-<w16cid:commentsIds xmlns:wpc="http://schemas.microsoft.com/office/word/2010/wordprocessingCanvas" xmlns:cx="http://schemas.microsoft.com/office/drawing/2014/chartex" xmlns:cx1="http://schemas.microsoft.com/office/drawing/2015/9/8/chartex" xmlns:cx2="http://schemas.microsoft.com/office/drawing/2015/10/21/chartex" xmlns:cx3="http://schemas.microsoft.com/office/drawing/2016/5/9/chartex" xmlns:cx4="http://schemas.microsoft.com/office/drawing/2016/5/10/chartex" xmlns:cx5="http://schemas.microsoft.com/office/drawing/2016/5/11/chartex" xmlns:cx6="http://schemas.microsoft.com/office/drawing/2016/5/12/chartex" xmlns:cx7="http://schemas.microsoft.com/office/drawing/2016/5/13/chartex" xmlns:cx8="http://schemas.microsoft.com/office/drawing/2016/5/14/chartex" xmlns:mc="http://schemas.openxmlformats.org/markup-compatibility/2006" xmlns:aink="http://schemas.microsoft.com/office/drawing/2016/ink" xmlns:am3d="http://schemas.microsoft.com/office/drawing/2017/model3d" xmlns:o="urn:schemas-microsoft-com:office:office" xmlns:oel="http://schemas.microsoft.com/office/2019/extlst" xmlns:r="http://schemas.openxmlformats.org/officeDocument/2006/relationships" xmlns:m="http://schemas.openxmlformats.org/officeDocument/2006/math" xmlns:v="urn:schemas-microsoft-com:vml" xmlns:wp14="http://schemas.microsoft.com/office/word/2010/wordprocessingDrawing" xmlns:wp="http://schemas.openxmlformats.org/drawingml/2006/wordprocessingDrawing" xmlns:w10="urn:schemas-microsoft-com:office:word" xmlns:w="http://schemas.openxmlformats.org/wordprocessingml/2006/main" xmlns:w14="http://schemas.microsoft.com/office/word/2010/wordml" xmlns:w15="http://schemas.microsoft.com/office/word/2012/wordml" xmlns:w16cex="http://schemas.microsoft.com/office/word/2018/wordml/cex" xmlns:w16cid="http://schemas.microsoft.com/office/word/2016/wordml/cid" xmlns:w16="http://schemas.microsoft.com/office/word/2018/wordml" xmlns:w16du="http://schemas.microsoft.com/office/word/2023/wordml/word16du" xmlns:w16sdtdh="http://schemas.microsoft.com/office/word/2020/wordml/sdtdatahash" xmlns:w16sdtfl="http://schemas.microsoft.com/office/word/2024/wordml/sdtformatlock" xmlns:w16se="http://schemas.microsoft.com/office/word/2015/wordml/symex" xmlns:wpg="http://schemas.microsoft.com/office/word/2010/wordprocessingGroup" xmlns:wpi="http://schemas.microsoft.com/office/word/2010/wordprocessingInk" xmlns:wne="http://schemas.microsoft.com/office/word/2006/wordml" xmlns:wps="http://schemas.microsoft.com/office/word/2010/wordprocessingShape" mc:Ignorable="w14 w15 w16se w16cid w16 w16cex w16sdtdh w16sdtfl w16du wp14">
-  <w16cid:commentId w16cid:paraId="22DFE35E" w16cid:durableId="22DFE35E"/>
-</w16cid:commentsIds>
 </file>
 
 <file path=word/endnotes.xml><?xml version="1.0" encoding="utf-8"?>
@@ -10695,126 +7888,6 @@
       </w:pPr>
       <w:r>
         <w:continuationSeparator/>
-      </w:r>
-    </w:p>
-  </w:footnote>
-  <w:footnote w:id="1">
-    <w:p>
-      <w:pPr>
-        <w:pBdr>
-          <w:top w:val="nil"/>
-          <w:left w:val="nil"/>
-          <w:bottom w:val="nil"/>
-          <w:right w:val="nil"/>
-          <w:between w:val="nil"/>
-        </w:pBdr>
-        <w:spacing w:after="0"/>
-        <w:jc w:val="both"/>
-        <w:rPr>
-          <w:rFonts w:ascii="Times New Roman" w:eastAsia="Times New Roman" w:hAnsi="Times New Roman" w:cs="Times New Roman"/>
-          <w:color w:val="000000"/>
-          <w:sz w:val="20"/>
-          <w:szCs w:val="20"/>
-        </w:rPr>
-      </w:pPr>
-      <w:r>
-        <w:rPr>
-          <w:vertAlign w:val="superscript"/>
-        </w:rPr>
-        <w:footnoteRef/>
-      </w:r>
-      <w:r>
-        <w:rPr>
-          <w:rFonts w:ascii="Times New Roman" w:eastAsia="Times New Roman" w:hAnsi="Times New Roman" w:cs="Times New Roman"/>
-          <w:color w:val="000000"/>
-          <w:sz w:val="20"/>
-          <w:szCs w:val="20"/>
-        </w:rPr>
-        <w:t xml:space="preserve"> LSCS do Chi nhánh quyết định theo quy định về điều hành lãi suất của BIDV trong từng thời kỳ.</w:t>
-      </w:r>
-    </w:p>
-  </w:footnote>
-  <w:footnote w:id="2">
-    <w:p>
-      <w:pPr>
-        <w:pBdr>
-          <w:top w:val="nil"/>
-          <w:left w:val="nil"/>
-          <w:bottom w:val="nil"/>
-          <w:right w:val="nil"/>
-          <w:between w:val="nil"/>
-        </w:pBdr>
-        <w:spacing w:after="0" w:line="240" w:lineRule="auto"/>
-        <w:jc w:val="both"/>
-        <w:rPr>
-          <w:rFonts w:ascii="Times New Roman" w:eastAsia="Times New Roman" w:hAnsi="Times New Roman" w:cs="Times New Roman"/>
-          <w:color w:val="000000"/>
-          <w:sz w:val="20"/>
-          <w:szCs w:val="20"/>
-          <w:vertAlign w:val="superscript"/>
-        </w:rPr>
-      </w:pPr>
-      <w:r>
-        <w:rPr>
-          <w:vertAlign w:val="superscript"/>
-        </w:rPr>
-        <w:footnoteRef/>
-      </w:r>
-      <w:r>
-        <w:rPr>
-          <w:rFonts w:ascii="Times New Roman" w:eastAsia="Times New Roman" w:hAnsi="Times New Roman" w:cs="Times New Roman"/>
-          <w:color w:val="000000"/>
-          <w:sz w:val="20"/>
-          <w:szCs w:val="20"/>
-        </w:rPr>
-        <w:t xml:space="preserve"> Nợ gốc đến hạn là nợ gốc đến hạn trả nợ theo lịch trả nợ đã được thỏa thuận hoặc khoản nợ không trả được trước hạn khi chấm dứt Hợp đồng tín dụng.</w:t>
-      </w:r>
-    </w:p>
-  </w:footnote>
-  <w:footnote w:id="3">
-    <w:p>
-      <w:pPr>
-        <w:pBdr>
-          <w:top w:val="nil"/>
-          <w:left w:val="nil"/>
-          <w:bottom w:val="nil"/>
-          <w:right w:val="nil"/>
-          <w:between w:val="nil"/>
-        </w:pBdr>
-        <w:spacing w:after="0" w:line="240" w:lineRule="auto"/>
-        <w:jc w:val="both"/>
-        <w:rPr>
-          <w:rFonts w:ascii="Times New Roman" w:eastAsia="Times New Roman" w:hAnsi="Times New Roman" w:cs="Times New Roman"/>
-          <w:color w:val="000000"/>
-          <w:sz w:val="20"/>
-          <w:szCs w:val="20"/>
-        </w:rPr>
-      </w:pPr>
-      <w:r>
-        <w:rPr>
-          <w:vertAlign w:val="superscript"/>
-        </w:rPr>
-        <w:footnoteRef/>
-      </w:r>
-      <w:r>
-        <w:rPr>
-          <w:rFonts w:ascii="Times New Roman" w:eastAsia="Times New Roman" w:hAnsi="Times New Roman" w:cs="Times New Roman"/>
-          <w:b/>
-          <w:bCs/>
-          <w:color w:val="000000"/>
-          <w:sz w:val="20"/>
-          <w:szCs w:val="20"/>
-        </w:rPr>
-        <w:t xml:space="preserve"> </w:t>
-      </w:r>
-      <w:r>
-        <w:rPr>
-          <w:rFonts w:ascii="Times New Roman" w:eastAsia="Times New Roman" w:hAnsi="Times New Roman" w:cs="Times New Roman"/>
-          <w:color w:val="000000"/>
-          <w:sz w:val="20"/>
-          <w:szCs w:val="20"/>
-        </w:rPr>
-        <w:t>Nợ gốc quá hạn là nợ gốc của kỳ hạn không trả nợ đúng hạn và không được cơ cấu lại thời hạn trả nợ.</w:t>
       </w:r>
     </w:p>
   </w:footnote>
@@ -13596,14 +10669,6 @@
     <w:abstractNumId w:val="20"/>
   </w:num>
 </w:numbering>
-</file>
-
-<file path=word/people.xml><?xml version="1.0" encoding="utf-8"?>
-<w15:people xmlns:wpc="http://schemas.microsoft.com/office/word/2010/wordprocessingCanvas" xmlns:cx="http://schemas.microsoft.com/office/drawing/2014/chartex" xmlns:cx1="http://schemas.microsoft.com/office/drawing/2015/9/8/chartex" xmlns:cx2="http://schemas.microsoft.com/office/drawing/2015/10/21/chartex" xmlns:cx3="http://schemas.microsoft.com/office/drawing/2016/5/9/chartex" xmlns:cx4="http://schemas.microsoft.com/office/drawing/2016/5/10/chartex" xmlns:cx5="http://schemas.microsoft.com/office/drawing/2016/5/11/chartex" xmlns:cx6="http://schemas.microsoft.com/office/drawing/2016/5/12/chartex" xmlns:cx7="http://schemas.microsoft.com/office/drawing/2016/5/13/chartex" xmlns:cx8="http://schemas.microsoft.com/office/drawing/2016/5/14/chartex" xmlns:mc="http://schemas.openxmlformats.org/markup-compatibility/2006" xmlns:aink="http://schemas.microsoft.com/office/drawing/2016/ink" xmlns:am3d="http://schemas.microsoft.com/office/drawing/2017/model3d" xmlns:o="urn:schemas-microsoft-com:office:office" xmlns:oel="http://schemas.microsoft.com/office/2019/extlst" xmlns:r="http://schemas.openxmlformats.org/officeDocument/2006/relationships" xmlns:m="http://schemas.openxmlformats.org/officeDocument/2006/math" xmlns:v="urn:schemas-microsoft-com:vml" xmlns:wp14="http://schemas.microsoft.com/office/word/2010/wordprocessingDrawing" xmlns:wp="http://schemas.openxmlformats.org/drawingml/2006/wordprocessingDrawing" xmlns:w10="urn:schemas-microsoft-com:office:word" xmlns:w="http://schemas.openxmlformats.org/wordprocessingml/2006/main" xmlns:w14="http://schemas.microsoft.com/office/word/2010/wordml" xmlns:w15="http://schemas.microsoft.com/office/word/2012/wordml" xmlns:w16cex="http://schemas.microsoft.com/office/word/2018/wordml/cex" xmlns:w16cid="http://schemas.microsoft.com/office/word/2016/wordml/cid" xmlns:w16="http://schemas.microsoft.com/office/word/2018/wordml" xmlns:w16du="http://schemas.microsoft.com/office/word/2023/wordml/word16du" xmlns:w16sdtdh="http://schemas.microsoft.com/office/word/2020/wordml/sdtdatahash" xmlns:w16sdtfl="http://schemas.microsoft.com/office/word/2024/wordml/sdtformatlock" xmlns:w16se="http://schemas.microsoft.com/office/word/2015/wordml/symex" xmlns:wpg="http://schemas.microsoft.com/office/word/2010/wordprocessingGroup" xmlns:wpi="http://schemas.microsoft.com/office/word/2010/wordprocessingInk" xmlns:wne="http://schemas.microsoft.com/office/word/2006/wordml" xmlns:wps="http://schemas.microsoft.com/office/word/2010/wordprocessingShape" mc:Ignorable="w14 w15 w16se w16cid w16 w16cex w16sdtdh w16sdtfl w16du wp14">
-  <w15:person w15:author="Duong Ba Quyen">
-    <w15:presenceInfo w15:providerId="None" w15:userId="Duong Ba Quyen"/>
-  </w15:person>
-</w15:people>
 </file>
 
 <file path=word/styles.xml><?xml version="1.0" encoding="utf-8"?>
@@ -14327,6 +11392,16 @@
       <w:szCs w:val="18"/>
     </w:rPr>
   </w:style>
+  <w:style w:type="paragraph" w:styleId="Revision">
+    <w:name w:val="Revision"/>
+    <w:hidden/>
+    <w:uiPriority w:val="99"/>
+    <w:semiHidden/>
+    <w:rsid w:val="001119EA"/>
+    <w:pPr>
+      <w:spacing w:after="0" w:line="240" w:lineRule="auto"/>
+    </w:pPr>
+  </w:style>
 </w:styles>
 </file>
 

--- a/templates/BM2_HTD_QTTD_preprocessed.docx
+++ b/templates/BM2_HTD_QTTD_preprocessed.docx
@@ -207,7 +207,7 @@
                 <w:szCs w:val="24"/>
                 <w:lang w:val="vi-VN"/>
               </w:rPr>
-              <w:t>{60 - Số hợp đồng tín dụng}</w:t>
+              <w:t>&lt;&lt;'60 - Số hợp đồng tín dụng&gt;&gt;</w:t>
             </w:r>
           </w:p>
         </w:tc>
@@ -468,7 +468,7 @@
           <w:sz w:val="24"/>
           <w:szCs w:val="24"/>
         </w:rPr>
-        <w:t>B. Bên vay: {1 - Danh xưng người 1} {2 - Họ và tên người 1}  và {21 - Danh xưng người 2} {22 - Họ và tên người 2} (sau đây gọi là “Khách hàng”)</w:t>
+        <w:t>B. Bên vay: &lt;&lt;'1 - Danh xưng người 1&gt;&gt; &lt;&lt;'2 - Họ và tên người 1&gt;&gt;  và &lt;&lt;'21 - Danh xưng người 2&gt;&gt; &lt;&lt;'22 - Họ và tên người 2&gt;&gt; (sau đây gọi là “Khách hàng”)</w:t>
       </w:r>
     </w:p>
     <w:p>
@@ -495,7 +495,7 @@
           <w:szCs w:val="24"/>
           <w:lang w:val="vi-VN"/>
         </w:rPr>
-        <w:t>{1 - Danh xưng người 1} {2 - Họ và tên người 1}</w:t>
+        <w:t>&lt;&lt;'1 - Danh xưng người 1&gt;&gt; &lt;&lt;'2 - Họ và tên người 1&gt;&gt;</w:t>
       </w:r>
     </w:p>
     <w:p>
@@ -517,7 +517,7 @@
           <w:sz w:val="24"/>
           <w:szCs w:val="24"/>
         </w:rPr>
-        <w:t>- CCCD số: {7 - Số CCCD/CC người 1} ngày cấp: {9- Ngày cấp CCCD/CC người 1} nơi cấp: {8- Nơi cấp CCCD/CC người 1}</w:t>
+        <w:t>- CCCD số: &lt;&lt;'7 - Số CCCD/CC người 1&gt;&gt; ngày cấp: &lt;&lt;'9- Ngày cấp CCCD/CC người 1&gt;&gt; nơi cấp: &lt;&lt;'8- Nơi cấp CCCD/CC người 1&gt;&gt;</w:t>
       </w:r>
     </w:p>
     <w:p>
@@ -548,7 +548,7 @@
           <w:szCs w:val="24"/>
         </w:rPr>
         <w:tab/>
-        <w:t>Ngày tháng năm sinh: {5 - Ngày tháng năm sinh người 1}.</w:t>
+        <w:t>Ngày tháng năm sinh: &lt;&lt;'5 - Ngày tháng năm sinh người 1&gt;&gt;.</w:t>
       </w:r>
     </w:p>
     <w:p>
@@ -569,7 +569,7 @@
           <w:sz w:val="24"/>
           <w:szCs w:val="24"/>
         </w:rPr>
-        <w:t>- Địa chỉ nơi cư trú: {11 - Địa chỉ liên hệ người 1}. </w:t>
+        <w:t>- Địa chỉ nơi cư trú: &lt;&lt;'11 - Địa chỉ liên hệ người 1&gt;&gt;. </w:t>
       </w:r>
     </w:p>
     <w:p>
@@ -591,7 +591,7 @@
           <w:sz w:val="24"/>
           <w:szCs w:val="24"/>
         </w:rPr>
-        <w:t xml:space="preserve">- Điện thoại: {12 - ĐT liên hệ người 1}. </w:t>
+        <w:t xml:space="preserve">- Điện thoại: &lt;&lt;'12 - ĐT liên hệ người 1&gt;&gt;. </w:t>
       </w:r>
     </w:p>
     <w:p>
@@ -615,7 +615,7 @@
           <w:sz w:val="24"/>
           <w:szCs w:val="24"/>
         </w:rPr>
-        <w:t>- Tài khoản tiền gửi đồng Việt Nam số {56 - TK thanh toán của KH vay} tại Ngân hàng BIDV Tràng Tiền Hà Nội.</w:t>
+        <w:t>- Tài khoản tiền gửi đồng Việt Nam số &lt;&lt;'56 - TK thanh toán của KH vay&gt;&gt; tại Ngân hàng BIDV Tràng Tiền Hà Nội.</w:t>
       </w:r>
     </w:p>
     <w:p>
@@ -647,7 +647,7 @@
           <w:szCs w:val="24"/>
           <w:lang w:val="vi-VN"/>
         </w:rPr>
-        <w:t>Cùng {21 - Danh xưng người 2} {22 - Họ và tên người 2}</w:t>
+        <w:t>Cùng &lt;&lt;'21 - Danh xưng người 2&gt;&gt; &lt;&lt;'22 - Họ và tên người 2&gt;&gt;</w:t>
       </w:r>
     </w:p>
     <w:p>
@@ -669,7 +669,7 @@
           <w:sz w:val="24"/>
           <w:szCs w:val="24"/>
         </w:rPr>
-        <w:t>- CCCD số: {27 - Số CCCD/CC người 2} ngày cấp: {29- Ngày cấp CCCD/CC người 2} nơi cấp: {28- Nơi cấp CCCD/CC người 2}</w:t>
+        <w:t>- CCCD số: &lt;&lt;'27 - Số CCCD/CC người 2&gt;&gt; ngày cấp: &lt;&lt;'29- Ngày cấp CCCD/CC người 2&gt;&gt; nơi cấp: &lt;&lt;'28- Nơi cấp CCCD/CC người 2&gt;&gt;</w:t>
       </w:r>
     </w:p>
     <w:p>
@@ -700,7 +700,7 @@
           <w:szCs w:val="24"/>
         </w:rPr>
         <w:tab/>
-        <w:t>Ngày tháng năm sinh: {25 - Ngày sinh người 2}.</w:t>
+        <w:t>Ngày tháng năm sinh: &lt;&lt;'25 - Ngày sinh người 2&gt;&gt;.</w:t>
       </w:r>
     </w:p>
     <w:p>
@@ -721,7 +721,7 @@
           <w:sz w:val="24"/>
           <w:szCs w:val="24"/>
         </w:rPr>
-        <w:t>- Địa chỉ nơi cư trú: {31 - Địa chỉ liên hệ người 2}. </w:t>
+        <w:t>- Địa chỉ nơi cư trú: &lt;&lt;'31 - Địa chỉ liên hệ người 2&gt;&gt;. </w:t>
       </w:r>
     </w:p>
     <w:p>
@@ -743,7 +743,7 @@
           <w:sz w:val="24"/>
           <w:szCs w:val="24"/>
         </w:rPr>
-        <w:t xml:space="preserve">- Điện thoại: {32 - ĐT liên hệ người 2}. </w:t>
+        <w:t xml:space="preserve">- Điện thoại: &lt;&lt;'32 - ĐT liên hệ người 2&gt;&gt;. </w:t>
       </w:r>
     </w:p>
     <w:p>
@@ -822,7 +822,7 @@
           <w:szCs w:val="24"/>
         </w:rPr>
         <w:lastRenderedPageBreak/>
-        <w:t>Hạn mức vay}VND (Bằng chữ: {53 - Bằng Chữ Số tiền/ Hạn mức vay}).</w:t>
+        <w:t>Hạn mức vay}VND (Bằng chữ: &lt;&lt;'53 - Bằng Chữ Số tiền/ Hạn mức vay&gt;&gt;).</w:t>
       </w:r>
     </w:p>
     <w:p>
@@ -845,7 +845,7 @@
           <w:sz w:val="24"/>
           <w:szCs w:val="24"/>
         </w:rPr>
-        <w:t>2. Mục đích vay: Thanh toán tiền mua căn hộ số {43 - số Căn hộ số}, tầng {44- Tầng căn hộ} thuộc dự án Tổ hợp công trình dịch vụ thương mại và căn hộ lưu trú do Công ty TNHH ĐTPT SX Hạ Long làm chủ đầu tư.</w:t>
+        <w:t>2. Mục đích vay: Thanh toán tiền mua căn hộ số &lt;&lt;'43 - số Căn hộ số&gt;&gt;, tầng &lt;&lt;'44- Tầng căn hộ&gt;&gt; thuộc dự án Tổ hợp công trình dịch vụ thương mại và căn hộ lưu trú do Công ty TNHH ĐTPT SX Hạ Long làm chủ đầu tư.</w:t>
       </w:r>
     </w:p>
     <w:p>
@@ -868,7 +868,7 @@
           <w:sz w:val="24"/>
           <w:szCs w:val="24"/>
         </w:rPr>
-        <w:t xml:space="preserve">3. Thời hạn vay: {58 - Thời gian vay}. Trường hợp ngày cuối cùng của thời hạn vay là ngày lễ hoặc ngày nghỉ hàng tuần thì chuyển sang ngày làm việc tiếp theo. Trường hợp thời hạn vay vốn không đủ một (01) ngày, các Bên thỏa thuận thống nhất thời hạn vay được làm tròn thành một (01) ngày </w:t>
+        <w:t xml:space="preserve">3. Thời hạn vay: &lt;&lt;'58 - Thời gian vay&gt;&gt;. Trường hợp ngày cuối cùng của thời hạn vay là ngày lễ hoặc ngày nghỉ hàng tuần thì chuyển sang ngày làm việc tiếp theo. Trường hợp thời hạn vay vốn không đủ một (01) ngày, các Bên thỏa thuận thống nhất thời hạn vay được làm tròn thành một (01) ngày </w:t>
       </w:r>
     </w:p>
     <w:p>
@@ -1172,7 +1172,7 @@
           <w:sz w:val="24"/>
           <w:szCs w:val="24"/>
         </w:rPr>
-        <w:t xml:space="preserve">Vốn vay được rút nhiều lần, các lần rút vốn tiếp theo được các bên thỏa thuận tại các Bảng kê rút vốn có giá trị kèm theo Hợp đồng này. Số tiền rút vốn lần đầu là: {54 - CDT HTLS + NH GN lần 1} VNĐ (Bằng chữ: {55 - Bằng chữ NH GN lần 1}). Ngày giải ngân và ngày đáo hạn chính thức của từng khoản vay được xác định tại Bảng kê rút vốn. </w:t>
+        <w:t xml:space="preserve">Vốn vay được rút nhiều lần, các lần rút vốn tiếp theo được các bên thỏa thuận tại các Bảng kê rút vốn có giá trị kèm theo Hợp đồng này. Số tiền rút vốn lần đầu là: &lt;&lt;'54 - CDT HTLS + NH GN lần 1&gt;&gt; VNĐ (Bằng chữ: &lt;&lt;'55 - Bằng chữ NH GN lần 1&gt;&gt;). Ngày giải ngân và ngày đáo hạn chính thức của từng khoản vay được xác định tại Bảng kê rút vốn. </w:t>
       </w:r>
     </w:p>
     <w:p>
@@ -1499,7 +1499,7 @@
                 <w:szCs w:val="24"/>
                 <w:lang w:val="vi-VN"/>
               </w:rPr>
-              <w:t>{2 - Họ và tên người 1} thanh toán tiền mua căn hộ số {43 - số Căn hộ số}, tầng {44- Tầng căn hộ}  – Dự án Prima Bay</w:t>
+              <w:t>&lt;&lt;'2 - Họ và tên người 1&gt;&gt; thanh toán tiền mua căn hộ số &lt;&lt;'43 - số Căn hộ số&gt;&gt;, tầng &lt;&lt;'44- Tầng căn hộ&gt;&gt;  – Dự án Prima Bay</w:t>
             </w:r>
           </w:p>
         </w:tc>
@@ -1550,7 +1550,7 @@
                 <w:szCs w:val="24"/>
                 <w:lang w:val="vi-VN"/>
               </w:rPr>
-              <w:t>{54 - CDT HTLS + NH GN lần 1}</w:t>
+              <w:t>&lt;&lt;'54 - CDT HTLS + NH GN lần 1&gt;&gt;</w:t>
             </w:r>
           </w:p>
         </w:tc>
@@ -2466,7 +2466,7 @@
                 <w:szCs w:val="24"/>
                 <w:lang w:val="vi-VN"/>
               </w:rPr>
-              <w:t>{’64- Lịch trả nợ từ kì 31 đến kỳ n-1}</w:t>
+              <w:t>&lt;&lt;'’64- Lịch trả nợ từ kì 31 đến kỳ n-1&gt;&gt;</w:t>
             </w:r>
           </w:p>
         </w:tc>
@@ -2589,7 +2589,7 @@
                 <w:szCs w:val="24"/>
                 <w:lang w:val="vi-VN"/>
               </w:rPr>
-              <w:t>{’65 - kỳ thứ n}</w:t>
+              <w:t>&lt;&lt;'’65 - kỳ thứ n&gt;&gt;</w:t>
             </w:r>
           </w:p>
         </w:tc>
@@ -2676,7 +2676,7 @@
                 <w:szCs w:val="24"/>
                 <w:lang w:val="vi-VN"/>
               </w:rPr>
-              <w:t>{’52 - Số tiền/ Hạn mức vay}</w:t>
+              <w:t>&lt;&lt;'’52 - Số tiền/ Hạn mức vay&gt;&gt;</w:t>
             </w:r>
           </w:p>
         </w:tc>
@@ -2858,7 +2858,7 @@
           <w:sz w:val="24"/>
           <w:szCs w:val="24"/>
         </w:rPr>
-        <w:t xml:space="preserve">      b2) Sau thời gian hỗ trợ lãi suất: Trích nợ tài khoản số {56 - TK thanh toán của KH vay} của {1 - Danh xưng người 1} {2 - Họ và tên người 1} mở tại BIDV Tràng Tiền – Hà Nội và các tài khoản khác thuộc sở hữu của Bên vay mở tại Ngân hàng</w:t>
+        <w:t xml:space="preserve">      b2) Sau thời gian hỗ trợ lãi suất: Trích nợ tài khoản số &lt;&lt;'56 - TK thanh toán của KH vay&gt;&gt; của &lt;&lt;'1 - Danh xưng người 1&gt;&gt; &lt;&lt;'2 - Họ và tên người 1&gt;&gt; mở tại BIDV Tràng Tiền – Hà Nội và các tài khoản khác thuộc sở hữu của Bên vay mở tại Ngân hàng</w:t>
       </w:r>
     </w:p>
     <w:p>
@@ -2927,7 +2927,7 @@
           <w:szCs w:val="24"/>
         </w:rPr>
         <w:tab/>
-        <w:t>(i) Hợp đồng thế chấp Quyền tài sản số {59 - Số hợp đồng thế chấp} ký ngày …/…/20…. giữa {1 - Danh xưng người 1} {2 - Họ và tên người 1} và {21 - Danh xưng người 2} {22 - Họ và tên người 2} với Ngân hàng TMCP Đầu tư và Phát triển Việt Nam – Chi nhánh Tràng Tiền – Hà Nội (hoặc Chi nhánh Tràng Tiền – Hà Nội)</w:t>
+        <w:t>(i) Hợp đồng thế chấp Quyền tài sản số &lt;&lt;'59 - Số hợp đồng thế chấp&gt;&gt; ký ngày …/…/20…. giữa &lt;&lt;'1 - Danh xưng người 1&gt;&gt; &lt;&lt;'2 - Họ và tên người 1&gt;&gt; và &lt;&lt;'21 - Danh xưng người 2&gt;&gt; &lt;&lt;'22 - Họ và tên người 2&gt;&gt; với Ngân hàng TMCP Đầu tư và Phát triển Việt Nam – Chi nhánh Tràng Tiền – Hà Nội (hoặc Chi nhánh Tràng Tiền – Hà Nội)</w:t>
       </w:r>
       <w:r>
         <w:rPr>
@@ -3345,7 +3345,7 @@
           <w:szCs w:val="24"/>
         </w:rPr>
         <w:tab/>
-        <w:t>n) Khách hàng cam kết mở tài khoản thanh toán liên quan đến khoản vay và chuyển doanh số/nguồn trả nợ về tài khoản, đồng thời duy trì số dư và phong tỏa tối thiểu trên tài khoản này là: {57 - Số tiền duy trì TK TT} đồng hoặc 01 kỳ trả nợ gốc, lãi được quy định tại Hợp đồng này.</w:t>
+        <w:t>n) Khách hàng cam kết mở tài khoản thanh toán liên quan đến khoản vay và chuyển doanh số/nguồn trả nợ về tài khoản, đồng thời duy trì số dư và phong tỏa tối thiểu trên tài khoản này là: &lt;&lt;'57 - Số tiền duy trì TK TT&gt;&gt; đồng hoặc 01 kỳ trả nợ gốc, lãi được quy định tại Hợp đồng này.</w:t>
       </w:r>
     </w:p>
     <w:p>
@@ -3677,7 +3677,7 @@
           <w:sz w:val="24"/>
           <w:szCs w:val="24"/>
         </w:rPr>
-        <w:t>* Tôi/Chúng tôi xác nhận trước khi ký Hợp đồng này, Tôi/Chúng tôi đã nhận được đầy đủ thông tin về Số tiền vay (cụ thể là: {52 - Số tiền/ Hạn mức vay} VNĐ, thời hạn vay (cụ thể là: {58 - Thời gian vay}), lãi suất cho vay, lãi suất áp dụng đối với dư nợ gốc bị quá hạn, lãi suất áp dụng đối với lãi chậm trả, phương pháp tính lãi tiền vay, loại phí và mức phí áp dụng đối với khoản vay, các tiêu chí xác định khách hàng vay vốn theo lãi suất cho vay và các thông tin khác có liên quan đến toàn bộ nội dung Hợp đồng này.</w:t>
+        <w:t>* Tôi/Chúng tôi xác nhận trước khi ký Hợp đồng này, Tôi/Chúng tôi đã nhận được đầy đủ thông tin về Số tiền vay (cụ thể là: &lt;&lt;'52 - Số tiền/ Hạn mức vay&gt;&gt; VNĐ, thời hạn vay (cụ thể là: &lt;&lt;'58 - Thời gian vay&gt;&gt;), lãi suất cho vay, lãi suất áp dụng đối với dư nợ gốc bị quá hạn, lãi suất áp dụng đối với lãi chậm trả, phương pháp tính lãi tiền vay, loại phí và mức phí áp dụng đối với khoản vay, các tiêu chí xác định khách hàng vay vốn theo lãi suất cho vay và các thông tin khác có liên quan đến toàn bộ nội dung Hợp đồng này.</w:t>
       </w:r>
     </w:p>
     <w:p>
